--- a/docs/design/202583910015-LiuJunjie-Comprehensive-Lab-Report.docx
+++ b/docs/design/202583910015-LiuJunjie-Comprehensive-Lab-Report.docx
@@ -4,6 +4,7 @@
   <w:body>
     <w:p>
       <w:pPr>
+        <w:keepNext/>
         <w:jc w:val="center"/>
       </w:pPr>
       <w:r>
@@ -468,6 +469,7 @@
     <w:p/>
     <w:p>
       <w:pPr>
+        <w:keepNext/>
         <w:jc w:val="center"/>
       </w:pPr>
       <w:r>
@@ -947,7 +949,7 @@
       <w:r>
         <w:fldChar w:fldCharType="separate"/>
       </w:r>
-      <w:hyperlink w:anchor="_Toc243471540" w:history="1">
+      <w:hyperlink w:anchor="_Toc243506345" w:history="1">
         <w:r>
           <w:rPr>
             <w:rStyle w:val="a3"/>
@@ -985,7 +987,7 @@
             <w:noProof/>
             <w:webHidden/>
           </w:rPr>
-          <w:instrText>PAGEREF _Toc243471540 \h</w:instrText>
+          <w:instrText>PAGEREF _Toc243506345 \h</w:instrText>
         </w:r>
         <w:r>
           <w:rPr>
@@ -1041,7 +1043,7 @@
           <w14:ligatures w14:val="standardContextual"/>
         </w:rPr>
       </w:pPr>
-      <w:hyperlink w:anchor="_Toc243471541" w:history="1">
+      <w:hyperlink w:anchor="_Toc243506346" w:history="1">
         <w:r>
           <w:rPr>
             <w:rStyle w:val="a3"/>
@@ -1079,7 +1081,7 @@
             <w:noProof/>
             <w:webHidden/>
           </w:rPr>
-          <w:instrText>PAGEREF _Toc243471541 \h</w:instrText>
+          <w:instrText>PAGEREF _Toc243506346 \h</w:instrText>
         </w:r>
         <w:r>
           <w:rPr>
@@ -1109,7 +1111,7 @@
             <w:noProof/>
             <w:webHidden/>
           </w:rPr>
-          <w:t>4</w:t>
+          <w:t>3</w:t>
         </w:r>
         <w:r>
           <w:rPr>
@@ -1135,7 +1137,7 @@
           <w14:ligatures w14:val="standardContextual"/>
         </w:rPr>
       </w:pPr>
-      <w:hyperlink w:anchor="_Toc243471542" w:history="1">
+      <w:hyperlink w:anchor="_Toc243506347" w:history="1">
         <w:r>
           <w:rPr>
             <w:rStyle w:val="a3"/>
@@ -1173,7 +1175,7 @@
             <w:noProof/>
             <w:webHidden/>
           </w:rPr>
-          <w:instrText>PAGEREF _Toc243471542 \h</w:instrText>
+          <w:instrText>PAGEREF _Toc243506347 \h</w:instrText>
         </w:r>
         <w:r>
           <w:rPr>
@@ -1203,7 +1205,7 @@
             <w:noProof/>
             <w:webHidden/>
           </w:rPr>
-          <w:t>7</w:t>
+          <w:t>6</w:t>
         </w:r>
         <w:r>
           <w:rPr>
@@ -1229,7 +1231,7 @@
           <w14:ligatures w14:val="standardContextual"/>
         </w:rPr>
       </w:pPr>
-      <w:hyperlink w:anchor="_Toc243471543" w:history="1">
+      <w:hyperlink w:anchor="_Toc243506348" w:history="1">
         <w:r>
           <w:rPr>
             <w:rStyle w:val="a3"/>
@@ -1267,7 +1269,7 @@
             <w:noProof/>
             <w:webHidden/>
           </w:rPr>
-          <w:instrText>PAGEREF _Toc243471543 \h</w:instrText>
+          <w:instrText>PAGEREF _Toc243506348 \h</w:instrText>
         </w:r>
         <w:r>
           <w:rPr>
@@ -1297,7 +1299,7 @@
             <w:noProof/>
             <w:webHidden/>
           </w:rPr>
-          <w:t>11</w:t>
+          <w:t>10</w:t>
         </w:r>
         <w:r>
           <w:rPr>
@@ -1323,7 +1325,7 @@
           <w14:ligatures w14:val="standardContextual"/>
         </w:rPr>
       </w:pPr>
-      <w:hyperlink w:anchor="_Toc243471544" w:history="1">
+      <w:hyperlink w:anchor="_Toc243506349" w:history="1">
         <w:r>
           <w:rPr>
             <w:rStyle w:val="a3"/>
@@ -1361,7 +1363,7 @@
             <w:noProof/>
             <w:webHidden/>
           </w:rPr>
-          <w:instrText>PAGEREF _Toc243471544 \h</w:instrText>
+          <w:instrText>PAGEREF _Toc243506349 \h</w:instrText>
         </w:r>
         <w:r>
           <w:rPr>
@@ -1391,7 +1393,7 @@
             <w:noProof/>
             <w:webHidden/>
           </w:rPr>
-          <w:t>14</w:t>
+          <w:t>13</w:t>
         </w:r>
         <w:r>
           <w:rPr>
@@ -1417,7 +1419,7 @@
           <w14:ligatures w14:val="standardContextual"/>
         </w:rPr>
       </w:pPr>
-      <w:hyperlink w:anchor="_Toc243471545" w:history="1">
+      <w:hyperlink w:anchor="_Toc243506350" w:history="1">
         <w:r>
           <w:rPr>
             <w:rStyle w:val="a3"/>
@@ -1455,7 +1457,7 @@
             <w:noProof/>
             <w:webHidden/>
           </w:rPr>
-          <w:instrText>PAGEREF _Toc243471545 \h</w:instrText>
+          <w:instrText>PAGEREF _Toc243506350 \h</w:instrText>
         </w:r>
         <w:r>
           <w:rPr>
@@ -1511,7 +1513,7 @@
           <w14:ligatures w14:val="standardContextual"/>
         </w:rPr>
       </w:pPr>
-      <w:hyperlink w:anchor="_Toc243471546" w:history="1">
+      <w:hyperlink w:anchor="_Toc243506351" w:history="1">
         <w:r>
           <w:rPr>
             <w:rStyle w:val="a3"/>
@@ -1549,7 +1551,7 @@
             <w:noProof/>
             <w:webHidden/>
           </w:rPr>
-          <w:instrText>PAGEREF _Toc243471546 \h</w:instrText>
+          <w:instrText>PAGEREF _Toc243506351 \h</w:instrText>
         </w:r>
         <w:r>
           <w:rPr>
@@ -1579,7 +1581,7 @@
             <w:noProof/>
             <w:webHidden/>
           </w:rPr>
-          <w:t>35</w:t>
+          <w:t>34</w:t>
         </w:r>
         <w:r>
           <w:rPr>
@@ -1605,7 +1607,7 @@
           <w14:ligatures w14:val="standardContextual"/>
         </w:rPr>
       </w:pPr>
-      <w:hyperlink w:anchor="_Toc243471547" w:history="1">
+      <w:hyperlink w:anchor="_Toc243506352" w:history="1">
         <w:r>
           <w:rPr>
             <w:rStyle w:val="a3"/>
@@ -1643,7 +1645,7 @@
             <w:noProof/>
             <w:webHidden/>
           </w:rPr>
-          <w:instrText>PAGEREF _Toc243471547 \h</w:instrText>
+          <w:instrText>PAGEREF _Toc243506352 \h</w:instrText>
         </w:r>
         <w:r>
           <w:rPr>
@@ -1673,7 +1675,7 @@
             <w:noProof/>
             <w:webHidden/>
           </w:rPr>
-          <w:t>40</w:t>
+          <w:t>39</w:t>
         </w:r>
         <w:r>
           <w:rPr>
@@ -1699,7 +1701,7 @@
           <w14:ligatures w14:val="standardContextual"/>
         </w:rPr>
       </w:pPr>
-      <w:hyperlink w:anchor="_Toc243471548" w:history="1">
+      <w:hyperlink w:anchor="_Toc243506353" w:history="1">
         <w:r>
           <w:rPr>
             <w:rStyle w:val="a3"/>
@@ -1737,7 +1739,7 @@
             <w:noProof/>
             <w:webHidden/>
           </w:rPr>
-          <w:instrText>PAGEREF _Toc243471548 \h</w:instrText>
+          <w:instrText>PAGEREF _Toc243506353 \h</w:instrText>
         </w:r>
         <w:r>
           <w:rPr>
@@ -1767,7 +1769,7 @@
             <w:noProof/>
             <w:webHidden/>
           </w:rPr>
-          <w:t>43</w:t>
+          <w:t>42</w:t>
         </w:r>
         <w:r>
           <w:rPr>
@@ -1793,7 +1795,7 @@
           <w14:ligatures w14:val="standardContextual"/>
         </w:rPr>
       </w:pPr>
-      <w:hyperlink w:anchor="_Toc243471549" w:history="1">
+      <w:hyperlink w:anchor="_Toc243506354" w:history="1">
         <w:r>
           <w:rPr>
             <w:rStyle w:val="a3"/>
@@ -1831,7 +1833,7 @@
             <w:noProof/>
             <w:webHidden/>
           </w:rPr>
-          <w:instrText>PAGEREF _Toc243471549 \h</w:instrText>
+          <w:instrText>PAGEREF _Toc243506354 \h</w:instrText>
         </w:r>
         <w:r>
           <w:rPr>
@@ -1887,7 +1889,7 @@
           <w14:ligatures w14:val="standardContextual"/>
         </w:rPr>
       </w:pPr>
-      <w:hyperlink w:anchor="_Toc243471550" w:history="1">
+      <w:hyperlink w:anchor="_Toc243506355" w:history="1">
         <w:r>
           <w:rPr>
             <w:rStyle w:val="a3"/>
@@ -1925,7 +1927,7 @@
             <w:noProof/>
             <w:webHidden/>
           </w:rPr>
-          <w:instrText>PAGEREF _Toc243471550 \h</w:instrText>
+          <w:instrText>PAGEREF _Toc243506355 \h</w:instrText>
         </w:r>
         <w:r>
           <w:rPr>
@@ -1955,7 +1957,7 @@
             <w:noProof/>
             <w:webHidden/>
           </w:rPr>
-          <w:t>62</w:t>
+          <w:t>61</w:t>
         </w:r>
         <w:r>
           <w:rPr>
@@ -1981,7 +1983,7 @@
           <w14:ligatures w14:val="standardContextual"/>
         </w:rPr>
       </w:pPr>
-      <w:hyperlink w:anchor="_Toc243471551" w:history="1">
+      <w:hyperlink w:anchor="_Toc243506356" w:history="1">
         <w:r>
           <w:rPr>
             <w:rStyle w:val="a3"/>
@@ -2019,7 +2021,7 @@
             <w:noProof/>
             <w:webHidden/>
           </w:rPr>
-          <w:instrText>PAGEREF _Toc243471551 \h</w:instrText>
+          <w:instrText>PAGEREF _Toc243506356 \h</w:instrText>
         </w:r>
         <w:r>
           <w:rPr>
@@ -2049,7 +2051,7 @@
             <w:noProof/>
             <w:webHidden/>
           </w:rPr>
-          <w:t>65</w:t>
+          <w:t>64</w:t>
         </w:r>
         <w:r>
           <w:rPr>
@@ -2075,7 +2077,7 @@
           <w14:ligatures w14:val="standardContextual"/>
         </w:rPr>
       </w:pPr>
-      <w:hyperlink w:anchor="_Toc243471552" w:history="1">
+      <w:hyperlink w:anchor="_Toc243506357" w:history="1">
         <w:r>
           <w:rPr>
             <w:rStyle w:val="a3"/>
@@ -2113,7 +2115,7 @@
             <w:noProof/>
             <w:webHidden/>
           </w:rPr>
-          <w:instrText>PAGEREF _Toc243471552 \h</w:instrText>
+          <w:instrText>PAGEREF _Toc243506357 \h</w:instrText>
         </w:r>
         <w:r>
           <w:rPr>
@@ -2169,7 +2171,7 @@
           <w14:ligatures w14:val="standardContextual"/>
         </w:rPr>
       </w:pPr>
-      <w:hyperlink w:anchor="_Toc243471553" w:history="1">
+      <w:hyperlink w:anchor="_Toc243506358" w:history="1">
         <w:r>
           <w:rPr>
             <w:rStyle w:val="a3"/>
@@ -2207,7 +2209,7 @@
             <w:noProof/>
             <w:webHidden/>
           </w:rPr>
-          <w:instrText>PAGEREF _Toc243471553 \h</w:instrText>
+          <w:instrText>PAGEREF _Toc243506358 \h</w:instrText>
         </w:r>
         <w:r>
           <w:rPr>
@@ -2262,14 +2264,14 @@
           <w:left w:val="single" w:sz="6" w:space="0" w:color="CCCCCC"/>
         </w:pBdr>
         <w:shd w:val="clear" w:color="auto" w:fill="F5F7FA"/>
-        <w:spacing w:before="384" w:beforeAutospacing="1" w:after="216" w:afterAutospacing="1" w:line="384" w:lineRule="auto"/>
+        <w:spacing w:after="160" w:line="288" w:lineRule="auto"/>
         <w:rPr>
           <w:color w:val="000000"/>
           <w:sz w:val="32"/>
           <w:szCs w:val="32"/>
         </w:rPr>
       </w:pPr>
-      <w:bookmarkStart w:id="0" w:name="_Toc243471540"/>
+      <w:bookmarkStart w:id="0" w:name="_Toc243506345"/>
       <w:r>
         <w:rPr>
           <w:rFonts w:ascii="Times New Roman" w:eastAsia="微软雅黑" w:hAnsi="Times New Roman" w:cs="Times New Roman"/>
@@ -2287,7 +2289,7 @@
           <w:left w:val="single" w:sz="6" w:space="0" w:color="CCCCCC"/>
         </w:pBdr>
         <w:shd w:val="clear" w:color="auto" w:fill="F5F7FA"/>
-        <w:spacing w:after="144" w:line="384" w:lineRule="auto"/>
+        <w:spacing w:after="96" w:line="288" w:lineRule="auto"/>
         <w:rPr>
           <w:color w:val="000000"/>
         </w:rPr>
@@ -2298,15 +2300,7 @@
           <w:color w:val="000000"/>
           <w:sz w:val="24"/>
         </w:rPr>
-        <w:t>This report is the individual design document of one member of a three-person course project, the Schedule Management System (SDMS). Its author, Junjie Liu, served as the UI owner and the owner of usability verification. The report is built around the design of the graphical interface: requirements analysis, the overall architecture and the position of the UI layer within it, the main-window layout and the detailed design of three core UI components, the UI state model, exception handling and prompt strateg</w:t>
-      </w:r>
-      <w:r>
-        <w:rPr>
-          <w:rFonts w:ascii="Times New Roman" w:eastAsia="微软雅黑" w:hAnsi="Times New Roman" w:cs="Times New Roman"/>
-          <w:color w:val="000000"/>
-          <w:sz w:val="24"/>
-        </w:rPr>
-        <w:t>y, the test and manual acceptance plans, and the author’s own task breakdown, progress and risk log.</w:t>
+        <w:t>This report is the individual design document of one member of a three-person course project, the Schedule Management System (SDMS). Its author, Junjie Liu, served as the UI owner and the owner of usability verification. The report is built around the design of the graphical interface: requirements analysis, the overall architecture and the position of the UI layer within it, the main-window layout and the detailed design of three core UI components, the UI state model, exception handling and prompt strategy, the test and manual acceptance plans, and the author’s own task breakdown, progress and risk log.</w:t>
       </w:r>
     </w:p>
     <w:p>
@@ -2315,7 +2309,7 @@
           <w:left w:val="single" w:sz="6" w:space="0" w:color="CCCCCC"/>
         </w:pBdr>
         <w:shd w:val="clear" w:color="auto" w:fill="F5F7FA"/>
-        <w:spacing w:after="144" w:line="384" w:lineRule="auto"/>
+        <w:spacing w:after="96" w:line="288" w:lineRule="auto"/>
         <w:rPr>
           <w:color w:val="000000"/>
         </w:rPr>
@@ -2335,7 +2329,7 @@
           <w:left w:val="single" w:sz="6" w:space="0" w:color="CCCCCC"/>
         </w:pBdr>
         <w:shd w:val="clear" w:color="auto" w:fill="F5F7FA"/>
-        <w:spacing w:after="144" w:line="384" w:lineRule="auto"/>
+        <w:spacing w:after="96" w:line="288" w:lineRule="auto"/>
         <w:rPr>
           <w:color w:val="000000"/>
         </w:rPr>
@@ -2346,7 +2340,7 @@
           <w:color w:val="000000"/>
           <w:sz w:val="24"/>
         </w:rPr>
-        <w:t>All 19 figures in this report (flow charts, diagrams, statistical charts, measured output records and real runtime screenshots) were produced by the author, and their source files and generation methods are traceable.</w:t>
+        <w:t>All 17 figures in this report (flow charts, diagrams, statistical charts, measured output records and real runtime screenshots) were produced by the author, and their source files and generation methods are traceable.</w:t>
       </w:r>
     </w:p>
     <w:p>
@@ -2355,7 +2349,7 @@
           <w:left w:val="single" w:sz="6" w:space="0" w:color="CCCCCC"/>
         </w:pBdr>
         <w:shd w:val="clear" w:color="auto" w:fill="F5F7FA"/>
-        <w:spacing w:after="144" w:line="384" w:lineRule="auto"/>
+        <w:spacing w:after="96" w:line="288" w:lineRule="auto"/>
         <w:rPr>
           <w:color w:val="000000"/>
         </w:rPr>
@@ -2376,10 +2370,10 @@
           <w:numId w:val="6"/>
         </w:numPr>
         <w:pBdr>
-          <w:left w:val="single" w:sz="6" w:space="24" w:color="CCCCCC"/>
+          <w:left w:val="single" w:sz="6" w:space="0" w:color="CCCCCC"/>
         </w:pBdr>
         <w:shd w:val="clear" w:color="auto" w:fill="F5F7FA"/>
-        <w:spacing w:after="144" w:line="384" w:lineRule="auto"/>
+        <w:spacing w:after="96" w:line="288" w:lineRule="auto"/>
         <w:rPr>
           <w:color w:val="000000"/>
         </w:rPr>
@@ -2390,7 +2384,7 @@
           <w:color w:val="000000"/>
           <w:sz w:val="24"/>
         </w:rPr>
-        <w:t>The core logic of the UI layer is in place: the controller, the presenters and their port protocols do not depend on Qt, and are covered by 75 unit tests;</w:t>
+        <w:t>The core logic of the UI layer is in place: the controller, the presenters and their port protocols do not depend on Qt, and are covered by the 312 unit tests in tests/unit/;</w:t>
       </w:r>
     </w:p>
     <w:p>
@@ -2400,10 +2394,10 @@
           <w:numId w:val="6"/>
         </w:numPr>
         <w:pBdr>
-          <w:left w:val="single" w:sz="6" w:space="24" w:color="CCCCCC"/>
+          <w:left w:val="single" w:sz="6" w:space="0" w:color="CCCCCC"/>
         </w:pBdr>
         <w:shd w:val="clear" w:color="auto" w:fill="F5F7FA"/>
-        <w:spacing w:after="144" w:line="384" w:lineRule="auto"/>
+        <w:spacing w:after="96" w:line="288" w:lineRule="auto"/>
         <w:rPr>
           <w:color w:val="000000"/>
         </w:rPr>
@@ -2424,10 +2418,10 @@
           <w:numId w:val="6"/>
         </w:numPr>
         <w:pBdr>
-          <w:left w:val="single" w:sz="6" w:space="24" w:color="CCCCCC"/>
+          <w:left w:val="single" w:sz="6" w:space="0" w:color="CCCCCC"/>
         </w:pBdr>
         <w:shd w:val="clear" w:color="auto" w:fill="F5F7FA"/>
-        <w:spacing w:after="144" w:line="384" w:lineRule="auto"/>
+        <w:spacing w:after="96" w:line="288" w:lineRule="auto"/>
         <w:rPr>
           <w:color w:val="000000"/>
         </w:rPr>
@@ -2447,7 +2441,7 @@
           <w:left w:val="single" w:sz="6" w:space="0" w:color="CCCCCC"/>
         </w:pBdr>
         <w:shd w:val="clear" w:color="auto" w:fill="F5F7FA"/>
-        <w:spacing w:after="144" w:line="384" w:lineRule="auto"/>
+        <w:spacing w:after="96" w:line="288" w:lineRule="auto"/>
         <w:rPr>
           <w:color w:val="000000"/>
         </w:rPr>
@@ -2458,16 +2452,7 @@
           <w:color w:val="000000"/>
           <w:sz w:val="24"/>
         </w:rPr>
-        <w:lastRenderedPageBreak/>
-        <w:t xml:space="preserve">At the same time, the state of implementation has to be stated precisely. Persistence has since landed: schedules live in a SQLite database (by default under %LOCALAPPDATA%\sdms\schedules.db) behind infrastructure/sqlite_repository.py, wired at start-up by the composition root in composition.py, so data survives closing and reopening the program. Acceptance item V-14 is therefore exercised end to end by the integration tests instead of on an in-memory stand-in. On Windows the full gate is green: 431 pytest </w:t>
-      </w:r>
-      <w:r>
-        <w:rPr>
-          <w:rFonts w:ascii="Times New Roman" w:eastAsia="微软雅黑" w:hAnsi="Times New Roman" w:cs="Times New Roman"/>
-          <w:color w:val="000000"/>
-          <w:sz w:val="24"/>
-        </w:rPr>
-        <w:t>cases, ruff over 74 files, mypy over 50 files, and 44 assertions in the UI acceptance script.</w:t>
+        <w:t>At the same time, the state of implementation has to be stated precisely. Persistence has since landed: schedules live in a SQLite database (by default under %LOCALAPPDATA%\sdms\schedules.db) behind infrastructure/sqlite_repository.py, wired at start-up by the composition root in composition.py, so data survives closing and reopening the program. Acceptance item V-14 is therefore exercised end to end by the integration tests instead of on an in-memory stand-in. On Windows the full gate is green: 431 pytest cases, ruff over 74 files, mypy over 50 files, and 44 assertions in the UI acceptance script.</w:t>
       </w:r>
     </w:p>
     <w:p>
@@ -2482,7 +2467,7 @@
         </w:rPr>
       </w:pPr>
       <w:bookmarkStart w:id="1" w:name="section-1"/>
-      <w:bookmarkStart w:id="2" w:name="_Toc243471541"/>
+      <w:bookmarkStart w:id="2" w:name="_Toc243506346"/>
       <w:r>
         <w:rPr>
           <w:rFonts w:ascii="Times New Roman" w:eastAsia="微软雅黑" w:hAnsi="Times New Roman" w:cs="Times New Roman"/>
@@ -2734,13 +2719,8 @@
         <w:gridCol w:w="4621"/>
       </w:tblGrid>
       <w:tr>
-        <w:tblPrEx>
-          <w:tblCellMar>
-            <w:top w:w="0" w:type="dxa"/>
-            <w:bottom w:w="0" w:type="dxa"/>
-          </w:tblCellMar>
-        </w:tblPrEx>
         <w:trPr>
+          <w:cantSplit/>
           <w:tblHeader/>
         </w:trPr>
         <w:tc>
@@ -2821,12 +2801,9 @@
         </w:tc>
       </w:tr>
       <w:tr>
-        <w:tblPrEx>
-          <w:tblCellMar>
-            <w:top w:w="0" w:type="dxa"/>
-            <w:bottom w:w="0" w:type="dxa"/>
-          </w:tblCellMar>
-        </w:tblPrEx>
+        <w:trPr>
+          <w:cantSplit/>
+        </w:trPr>
         <w:tc>
           <w:tcPr>
             <w:tcW w:w="3685" w:type="dxa"/>
@@ -2897,12 +2874,9 @@
         </w:tc>
       </w:tr>
       <w:tr>
-        <w:tblPrEx>
-          <w:tblCellMar>
-            <w:top w:w="0" w:type="dxa"/>
-            <w:bottom w:w="0" w:type="dxa"/>
-          </w:tblCellMar>
-        </w:tblPrEx>
+        <w:trPr>
+          <w:cantSplit/>
+        </w:trPr>
         <w:tc>
           <w:tcPr>
             <w:tcW w:w="3685" w:type="dxa"/>
@@ -2973,12 +2947,9 @@
         </w:tc>
       </w:tr>
       <w:tr>
-        <w:tblPrEx>
-          <w:tblCellMar>
-            <w:top w:w="0" w:type="dxa"/>
-            <w:bottom w:w="0" w:type="dxa"/>
-          </w:tblCellMar>
-        </w:tblPrEx>
+        <w:trPr>
+          <w:cantSplit/>
+        </w:trPr>
         <w:tc>
           <w:tcPr>
             <w:tcW w:w="3685" w:type="dxa"/>
@@ -3049,12 +3020,9 @@
         </w:tc>
       </w:tr>
       <w:tr>
-        <w:tblPrEx>
-          <w:tblCellMar>
-            <w:top w:w="0" w:type="dxa"/>
-            <w:bottom w:w="0" w:type="dxa"/>
-          </w:tblCellMar>
-        </w:tblPrEx>
+        <w:trPr>
+          <w:cantSplit/>
+        </w:trPr>
         <w:tc>
           <w:tcPr>
             <w:tcW w:w="3685" w:type="dxa"/>
@@ -3125,12 +3093,9 @@
         </w:tc>
       </w:tr>
       <w:tr>
-        <w:tblPrEx>
-          <w:tblCellMar>
-            <w:top w:w="0" w:type="dxa"/>
-            <w:bottom w:w="0" w:type="dxa"/>
-          </w:tblCellMar>
-        </w:tblPrEx>
+        <w:trPr>
+          <w:cantSplit/>
+        </w:trPr>
         <w:tc>
           <w:tcPr>
             <w:tcW w:w="3685" w:type="dxa"/>
@@ -3201,12 +3166,9 @@
         </w:tc>
       </w:tr>
       <w:tr>
-        <w:tblPrEx>
-          <w:tblCellMar>
-            <w:top w:w="0" w:type="dxa"/>
-            <w:bottom w:w="0" w:type="dxa"/>
-          </w:tblCellMar>
-        </w:tblPrEx>
+        <w:trPr>
+          <w:cantSplit/>
+        </w:trPr>
         <w:tc>
           <w:tcPr>
             <w:tcW w:w="3685" w:type="dxa"/>
@@ -3277,12 +3239,9 @@
         </w:tc>
       </w:tr>
       <w:tr>
-        <w:tblPrEx>
-          <w:tblCellMar>
-            <w:top w:w="0" w:type="dxa"/>
-            <w:bottom w:w="0" w:type="dxa"/>
-          </w:tblCellMar>
-        </w:tblPrEx>
+        <w:trPr>
+          <w:cantSplit/>
+        </w:trPr>
         <w:tc>
           <w:tcPr>
             <w:tcW w:w="3685" w:type="dxa"/>
@@ -3353,12 +3312,9 @@
         </w:tc>
       </w:tr>
       <w:tr>
-        <w:tblPrEx>
-          <w:tblCellMar>
-            <w:top w:w="0" w:type="dxa"/>
-            <w:bottom w:w="0" w:type="dxa"/>
-          </w:tblCellMar>
-        </w:tblPrEx>
+        <w:trPr>
+          <w:cantSplit/>
+        </w:trPr>
         <w:tc>
           <w:tcPr>
             <w:tcW w:w="3685" w:type="dxa"/>
@@ -3429,12 +3385,9 @@
         </w:tc>
       </w:tr>
       <w:tr>
-        <w:tblPrEx>
-          <w:tblCellMar>
-            <w:top w:w="0" w:type="dxa"/>
-            <w:bottom w:w="0" w:type="dxa"/>
-          </w:tblCellMar>
-        </w:tblPrEx>
+        <w:trPr>
+          <w:cantSplit/>
+        </w:trPr>
         <w:tc>
           <w:tcPr>
             <w:tcW w:w="3685" w:type="dxa"/>
@@ -3641,13 +3594,8 @@
         <w:gridCol w:w="5675"/>
       </w:tblGrid>
       <w:tr>
-        <w:tblPrEx>
-          <w:tblCellMar>
-            <w:top w:w="0" w:type="dxa"/>
-            <w:bottom w:w="0" w:type="dxa"/>
-          </w:tblCellMar>
-        </w:tblPrEx>
         <w:trPr>
+          <w:cantSplit/>
           <w:tblHeader/>
         </w:trPr>
         <w:tc>
@@ -3728,12 +3676,9 @@
         </w:tc>
       </w:tr>
       <w:tr>
-        <w:tblPrEx>
-          <w:tblCellMar>
-            <w:top w:w="0" w:type="dxa"/>
-            <w:bottom w:w="0" w:type="dxa"/>
-          </w:tblCellMar>
-        </w:tblPrEx>
+        <w:trPr>
+          <w:cantSplit/>
+        </w:trPr>
         <w:tc>
           <w:tcPr>
             <w:tcW w:w="2631" w:type="dxa"/>
@@ -3805,12 +3750,9 @@
         </w:tc>
       </w:tr>
       <w:tr>
-        <w:tblPrEx>
-          <w:tblCellMar>
-            <w:top w:w="0" w:type="dxa"/>
-            <w:bottom w:w="0" w:type="dxa"/>
-          </w:tblCellMar>
-        </w:tblPrEx>
+        <w:trPr>
+          <w:cantSplit/>
+        </w:trPr>
         <w:tc>
           <w:tcPr>
             <w:tcW w:w="2631" w:type="dxa"/>
@@ -3881,12 +3823,9 @@
         </w:tc>
       </w:tr>
       <w:tr>
-        <w:tblPrEx>
-          <w:tblCellMar>
-            <w:top w:w="0" w:type="dxa"/>
-            <w:bottom w:w="0" w:type="dxa"/>
-          </w:tblCellMar>
-        </w:tblPrEx>
+        <w:trPr>
+          <w:cantSplit/>
+        </w:trPr>
         <w:tc>
           <w:tcPr>
             <w:tcW w:w="2631" w:type="dxa"/>
@@ -3957,12 +3896,9 @@
         </w:tc>
       </w:tr>
       <w:tr>
-        <w:tblPrEx>
-          <w:tblCellMar>
-            <w:top w:w="0" w:type="dxa"/>
-            <w:bottom w:w="0" w:type="dxa"/>
-          </w:tblCellMar>
-        </w:tblPrEx>
+        <w:trPr>
+          <w:cantSplit/>
+        </w:trPr>
         <w:tc>
           <w:tcPr>
             <w:tcW w:w="2631" w:type="dxa"/>
@@ -4033,12 +3969,9 @@
         </w:tc>
       </w:tr>
       <w:tr>
-        <w:tblPrEx>
-          <w:tblCellMar>
-            <w:top w:w="0" w:type="dxa"/>
-            <w:bottom w:w="0" w:type="dxa"/>
-          </w:tblCellMar>
-        </w:tblPrEx>
+        <w:trPr>
+          <w:cantSplit/>
+        </w:trPr>
         <w:tc>
           <w:tcPr>
             <w:tcW w:w="2631" w:type="dxa"/>
@@ -4109,12 +4042,9 @@
         </w:tc>
       </w:tr>
       <w:tr>
-        <w:tblPrEx>
-          <w:tblCellMar>
-            <w:top w:w="0" w:type="dxa"/>
-            <w:bottom w:w="0" w:type="dxa"/>
-          </w:tblCellMar>
-        </w:tblPrEx>
+        <w:trPr>
+          <w:cantSplit/>
+        </w:trPr>
         <w:tc>
           <w:tcPr>
             <w:tcW w:w="2631" w:type="dxa"/>
@@ -4179,18 +4109,15 @@
                 <w:color w:val="000000"/>
                 <w:sz w:val="20"/>
               </w:rPr>
-              <w:t>uv run pytest -q → 117 passed</w:t>
+              <w:t>uv run pytest -q → 431 passed</w:t>
             </w:r>
           </w:p>
         </w:tc>
       </w:tr>
       <w:tr>
-        <w:tblPrEx>
-          <w:tblCellMar>
-            <w:top w:w="0" w:type="dxa"/>
-            <w:bottom w:w="0" w:type="dxa"/>
-          </w:tblCellMar>
-        </w:tblPrEx>
+        <w:trPr>
+          <w:cantSplit/>
+        </w:trPr>
         <w:tc>
           <w:tcPr>
             <w:tcW w:w="2631" w:type="dxa"/>
@@ -4255,18 +4182,15 @@
                 <w:color w:val="000000"/>
                 <w:sz w:val="20"/>
               </w:rPr>
-              <w:t>ruff check passes in full; ruff format --check reports 37 files already formatted</w:t>
+              <w:t>ruff check passes in full; ruff format --check reports 74 files already formatted</w:t>
             </w:r>
           </w:p>
         </w:tc>
       </w:tr>
       <w:tr>
-        <w:tblPrEx>
-          <w:tblCellMar>
-            <w:top w:w="0" w:type="dxa"/>
-            <w:bottom w:w="0" w:type="dxa"/>
-          </w:tblCellMar>
-        </w:tblPrEx>
+        <w:trPr>
+          <w:cantSplit/>
+        </w:trPr>
         <w:tc>
           <w:tcPr>
             <w:tcW w:w="2631" w:type="dxa"/>
@@ -4331,18 +4255,15 @@
                 <w:color w:val="000000"/>
                 <w:sz w:val="20"/>
               </w:rPr>
-              <w:t>mypy src tests → Success: no issues found in 18 source files</w:t>
+              <w:t>mypy src tests scripts/shoot_ui.py → Success: no issues found in 50 source files</w:t>
             </w:r>
           </w:p>
         </w:tc>
       </w:tr>
       <w:tr>
-        <w:tblPrEx>
-          <w:tblCellMar>
-            <w:top w:w="0" w:type="dxa"/>
-            <w:bottom w:w="0" w:type="dxa"/>
-          </w:tblCellMar>
-        </w:tblPrEx>
+        <w:trPr>
+          <w:cantSplit/>
+        </w:trPr>
         <w:tc>
           <w:tcPr>
             <w:tcW w:w="2631" w:type="dxa"/>
@@ -4407,7 +4328,7 @@
                 <w:color w:val="000000"/>
                 <w:sz w:val="20"/>
               </w:rPr>
-              <w:t>uv run python -m schedule_management.ui.app opens the window correctly; all eight assertions in scripts/shoot_ui.py pass</w:t>
+              <w:t>uv run python -m schedule_management.ui.app opens the window correctly; all 44 assertions in scripts/shoot_ui.py pass</w:t>
             </w:r>
           </w:p>
         </w:tc>
@@ -4426,15 +4347,7 @@
           <w:color w:val="000000"/>
           <w:sz w:val="24"/>
         </w:rPr>
-        <w:t>One remark on platform scope is needed, because this point changed once while the report was being written: the target platform has been narrowed to Windows. This was a scheduling decision confirmed by the team during review, and no GUI adaptation is done on the Linux side. The cost is that the question of Qt font-metric differences on Linux is left unanswered: whether the same layout would drift on another platform has not been verified by anyone, and nobody has committed to it. Layout is therefore delegat</w:t>
-      </w:r>
-      <w:r>
-        <w:rPr>
-          <w:rFonts w:ascii="Times New Roman" w:eastAsia="微软雅黑" w:hAnsi="Times New Roman" w:cs="Times New Roman"/>
-          <w:color w:val="000000"/>
-          <w:sz w:val="24"/>
-        </w:rPr>
-        <w:t>ed to the layout managers as far as possible, so that less debt remains if that end is ever taken up (see Section 8.5). The command-line parts (tests, type checking, lint) are platform-independent and can be run by any member on any system.</w:t>
+        <w:t>One remark on platform scope is needed, because this point changed once while the report was being written: the target platform has been narrowed to Windows. This was a scheduling decision confirmed by the team during review, and no GUI adaptation is done on the Linux side. The cost is that the question of Qt font-metric differences on Linux is left unanswered: whether the same layout would drift on another platform has not been verified by anyone, and nobody has committed to it. Layout is therefore delegated to the layout managers as far as possible, so that less debt remains if that end is ever taken up (see Section 8.5). The command-line parts (tests, type checking, lint) are platform-independent and can be run by any member on any system.</w:t>
       </w:r>
     </w:p>
     <w:p>
@@ -4448,7 +4361,7 @@
         </w:rPr>
       </w:pPr>
       <w:bookmarkStart w:id="3" w:name="section-2"/>
-      <w:bookmarkStart w:id="4" w:name="_Toc243471542"/>
+      <w:bookmarkStart w:id="4" w:name="_Toc243506347"/>
       <w:r>
         <w:rPr>
           <w:rFonts w:ascii="Times New Roman" w:eastAsia="微软雅黑" w:hAnsi="Times New Roman" w:cs="Times New Roman"/>
@@ -4663,15 +4576,7 @@
           <w:color w:val="000000"/>
           <w:sz w:val="24"/>
         </w:rPr>
-        <w:t>Several hints are given as well: the GUI may use libraries such as PyQt or Tkinter; visual quality and user experience should be considered; exceptional situations should be handled; the datetime library may be used for dates and times; a calendar selector may be added to the interface; and data may be organised with lists or dictionaries. The delivery requirements also include one Word design report per member, with at least 20 pages of body text, containing flow charts, diagrams, statistical charts and te</w:t>
-      </w:r>
-      <w:r>
-        <w:rPr>
-          <w:rFonts w:ascii="Times New Roman" w:eastAsia="微软雅黑" w:hAnsi="Times New Roman" w:cs="Times New Roman"/>
-          <w:color w:val="000000"/>
-          <w:sz w:val="24"/>
-        </w:rPr>
-        <w:t>st screenshots; and they require that “if third-party packages are used, put them in the lib subdirectory under src”. After the technology choice changed to PySide6, that requirement became a compliance item that had to be handled explicitly; see Section 4.4.</w:t>
+        <w:t>Several hints are given as well: the GUI may use libraries such as PyQt or Tkinter; visual quality and user experience should be considered; exceptional situations should be handled; the datetime library may be used for dates and times; a calendar selector may be added to the interface; and data may be organised with lists or dictionaries. The delivery requirements also include one Word design report per member, with at least 20 pages of body text, containing flow charts, diagrams, statistical charts and test screenshots; and they require that “if third-party packages are used, put them in the lib subdirectory under src”. After the technology choice changed to PySide6, that requirement became a compliance item that had to be handled explicitly; see Section 4.4.</w:t>
       </w:r>
     </w:p>
     <w:p>
@@ -4737,13 +4642,8 @@
         <w:gridCol w:w="2748"/>
       </w:tblGrid>
       <w:tr>
-        <w:tblPrEx>
-          <w:tblCellMar>
-            <w:top w:w="0" w:type="dxa"/>
-            <w:bottom w:w="0" w:type="dxa"/>
-          </w:tblCellMar>
-        </w:tblPrEx>
         <w:trPr>
+          <w:cantSplit/>
           <w:tblHeader/>
         </w:trPr>
         <w:tc>
@@ -4900,12 +4800,9 @@
         </w:tc>
       </w:tr>
       <w:tr>
-        <w:tblPrEx>
-          <w:tblCellMar>
-            <w:top w:w="0" w:type="dxa"/>
-            <w:bottom w:w="0" w:type="dxa"/>
-          </w:tblCellMar>
-        </w:tblPrEx>
+        <w:trPr>
+          <w:cantSplit/>
+        </w:trPr>
         <w:tc>
           <w:tcPr>
             <w:tcW w:w="958" w:type="dxa"/>
@@ -5044,12 +4941,9 @@
         </w:tc>
       </w:tr>
       <w:tr>
-        <w:tblPrEx>
-          <w:tblCellMar>
-            <w:top w:w="0" w:type="dxa"/>
-            <w:bottom w:w="0" w:type="dxa"/>
-          </w:tblCellMar>
-        </w:tblPrEx>
+        <w:trPr>
+          <w:cantSplit/>
+        </w:trPr>
         <w:tc>
           <w:tcPr>
             <w:tcW w:w="958" w:type="dxa"/>
@@ -5188,12 +5082,9 @@
         </w:tc>
       </w:tr>
       <w:tr>
-        <w:tblPrEx>
-          <w:tblCellMar>
-            <w:top w:w="0" w:type="dxa"/>
-            <w:bottom w:w="0" w:type="dxa"/>
-          </w:tblCellMar>
-        </w:tblPrEx>
+        <w:trPr>
+          <w:cantSplit/>
+        </w:trPr>
         <w:tc>
           <w:tcPr>
             <w:tcW w:w="958" w:type="dxa"/>
@@ -5332,12 +5223,9 @@
         </w:tc>
       </w:tr>
       <w:tr>
-        <w:tblPrEx>
-          <w:tblCellMar>
-            <w:top w:w="0" w:type="dxa"/>
-            <w:bottom w:w="0" w:type="dxa"/>
-          </w:tblCellMar>
-        </w:tblPrEx>
+        <w:trPr>
+          <w:cantSplit/>
+        </w:trPr>
         <w:tc>
           <w:tcPr>
             <w:tcW w:w="958" w:type="dxa"/>
@@ -5476,12 +5364,9 @@
         </w:tc>
       </w:tr>
       <w:tr>
-        <w:tblPrEx>
-          <w:tblCellMar>
-            <w:top w:w="0" w:type="dxa"/>
-            <w:bottom w:w="0" w:type="dxa"/>
-          </w:tblCellMar>
-        </w:tblPrEx>
+        <w:trPr>
+          <w:cantSplit/>
+        </w:trPr>
         <w:tc>
           <w:tcPr>
             <w:tcW w:w="958" w:type="dxa"/>
@@ -5620,12 +5505,9 @@
         </w:tc>
       </w:tr>
       <w:tr>
-        <w:tblPrEx>
-          <w:tblCellMar>
-            <w:top w:w="0" w:type="dxa"/>
-            <w:bottom w:w="0" w:type="dxa"/>
-          </w:tblCellMar>
-        </w:tblPrEx>
+        <w:trPr>
+          <w:cantSplit/>
+        </w:trPr>
         <w:tc>
           <w:tcPr>
             <w:tcW w:w="958" w:type="dxa"/>
@@ -6007,13 +5889,8 @@
         <w:gridCol w:w="2778"/>
       </w:tblGrid>
       <w:tr>
-        <w:tblPrEx>
-          <w:tblCellMar>
-            <w:top w:w="0" w:type="dxa"/>
-            <w:bottom w:w="0" w:type="dxa"/>
-          </w:tblCellMar>
-        </w:tblPrEx>
         <w:trPr>
+          <w:cantSplit/>
           <w:tblHeader/>
         </w:trPr>
         <w:tc>
@@ -6132,12 +6009,9 @@
         </w:tc>
       </w:tr>
       <w:tr>
-        <w:tblPrEx>
-          <w:tblCellMar>
-            <w:top w:w="0" w:type="dxa"/>
-            <w:bottom w:w="0" w:type="dxa"/>
-          </w:tblCellMar>
-        </w:tblPrEx>
+        <w:trPr>
+          <w:cantSplit/>
+        </w:trPr>
         <w:tc>
           <w:tcPr>
             <w:tcW w:w="2089" w:type="dxa"/>
@@ -6242,12 +6116,9 @@
         </w:tc>
       </w:tr>
       <w:tr>
-        <w:tblPrEx>
-          <w:tblCellMar>
-            <w:top w:w="0" w:type="dxa"/>
-            <w:bottom w:w="0" w:type="dxa"/>
-          </w:tblCellMar>
-        </w:tblPrEx>
+        <w:trPr>
+          <w:cantSplit/>
+        </w:trPr>
         <w:tc>
           <w:tcPr>
             <w:tcW w:w="2089" w:type="dxa"/>
@@ -6352,12 +6223,9 @@
         </w:tc>
       </w:tr>
       <w:tr>
-        <w:tblPrEx>
-          <w:tblCellMar>
-            <w:top w:w="0" w:type="dxa"/>
-            <w:bottom w:w="0" w:type="dxa"/>
-          </w:tblCellMar>
-        </w:tblPrEx>
+        <w:trPr>
+          <w:cantSplit/>
+        </w:trPr>
         <w:tc>
           <w:tcPr>
             <w:tcW w:w="2089" w:type="dxa"/>
@@ -6462,12 +6330,9 @@
         </w:tc>
       </w:tr>
       <w:tr>
-        <w:tblPrEx>
-          <w:tblCellMar>
-            <w:top w:w="0" w:type="dxa"/>
-            <w:bottom w:w="0" w:type="dxa"/>
-          </w:tblCellMar>
-        </w:tblPrEx>
+        <w:trPr>
+          <w:cantSplit/>
+        </w:trPr>
         <w:tc>
           <w:tcPr>
             <w:tcW w:w="2089" w:type="dxa"/>
@@ -6498,6 +6363,7 @@
                 <w:color w:val="000000"/>
                 <w:sz w:val="20"/>
               </w:rPr>
+              <w:lastRenderedPageBreak/>
               <w:t>F-04</w:t>
             </w:r>
           </w:p>
@@ -6532,16 +6398,7 @@
                 <w:color w:val="000000"/>
                 <w:sz w:val="20"/>
               </w:rPr>
-              <w:t xml:space="preserve">The prefill branch of the shared form, retention of the identifier, and handling </w:t>
-            </w:r>
-            <w:r>
-              <w:rPr>
-                <w:rFonts w:ascii="Times New Roman" w:eastAsia="微软雅黑" w:hAnsi="Times New Roman" w:cs="Times New Roman"/>
-                <w:color w:val="000000"/>
-                <w:sz w:val="20"/>
-              </w:rPr>
-              <w:lastRenderedPageBreak/>
-              <w:t>of date changes</w:t>
+              <w:t>The prefill branch of the shared form, retention of the identifier, and handling of date changes</w:t>
             </w:r>
           </w:p>
         </w:tc>
@@ -6575,19 +6432,15 @@
                 <w:color w:val="000000"/>
                 <w:sz w:val="20"/>
               </w:rPr>
-              <w:lastRenderedPageBreak/>
               <w:t>Manual acceptance V-08, V-09</w:t>
             </w:r>
           </w:p>
         </w:tc>
       </w:tr>
       <w:tr>
-        <w:tblPrEx>
-          <w:tblCellMar>
-            <w:top w:w="0" w:type="dxa"/>
-            <w:bottom w:w="0" w:type="dxa"/>
-          </w:tblCellMar>
-        </w:tblPrEx>
+        <w:trPr>
+          <w:cantSplit/>
+        </w:trPr>
         <w:tc>
           <w:tcPr>
             <w:tcW w:w="2089" w:type="dxa"/>
@@ -6692,12 +6545,9 @@
         </w:tc>
       </w:tr>
       <w:tr>
-        <w:tblPrEx>
-          <w:tblCellMar>
-            <w:top w:w="0" w:type="dxa"/>
-            <w:bottom w:w="0" w:type="dxa"/>
-          </w:tblCellMar>
-        </w:tblPrEx>
+        <w:trPr>
+          <w:cantSplit/>
+        </w:trPr>
         <w:tc>
           <w:tcPr>
             <w:tcW w:w="2089" w:type="dxa"/>
@@ -6864,7 +6714,7 @@
         </w:rPr>
       </w:pPr>
       <w:bookmarkStart w:id="5" w:name="section-3"/>
-      <w:bookmarkStart w:id="6" w:name="_Toc243471543"/>
+      <w:bookmarkStart w:id="6" w:name="_Toc243506348"/>
       <w:r>
         <w:rPr>
           <w:rFonts w:ascii="Times New Roman" w:eastAsia="微软雅黑" w:hAnsi="Times New Roman" w:cs="Times New Roman"/>
@@ -6924,7 +6774,16 @@
           <w:color w:val="000000"/>
           <w:sz w:val="24"/>
         </w:rPr>
-        <w:t>The team divides responsibilities by layer: each member owns one layer and is also responsible for reviewing the adjacent ones.</w:t>
+        <w:t xml:space="preserve">The team divides responsibilities by layer: each member owns one layer and is also </w:t>
+      </w:r>
+      <w:r>
+        <w:rPr>
+          <w:rFonts w:ascii="Times New Roman" w:eastAsia="微软雅黑" w:hAnsi="Times New Roman" w:cs="Times New Roman"/>
+          <w:color w:val="000000"/>
+          <w:sz w:val="24"/>
+        </w:rPr>
+        <w:lastRenderedPageBreak/>
+        <w:t>responsible for reviewing the adjacent ones.</w:t>
       </w:r>
     </w:p>
     <w:tbl>
@@ -6945,13 +6804,8 @@
         <w:gridCol w:w="3886"/>
       </w:tblGrid>
       <w:tr>
-        <w:tblPrEx>
-          <w:tblCellMar>
-            <w:top w:w="0" w:type="dxa"/>
-            <w:bottom w:w="0" w:type="dxa"/>
-          </w:tblCellMar>
-        </w:tblPrEx>
         <w:trPr>
+          <w:cantSplit/>
           <w:tblHeader/>
         </w:trPr>
         <w:tc>
@@ -6988,7 +6842,6 @@
                 <w:color w:val="000000"/>
                 <w:sz w:val="20"/>
               </w:rPr>
-              <w:lastRenderedPageBreak/>
               <w:t>Member</w:t>
             </w:r>
           </w:p>
@@ -7071,12 +6924,9 @@
         </w:tc>
       </w:tr>
       <w:tr>
-        <w:tblPrEx>
-          <w:tblCellMar>
-            <w:top w:w="0" w:type="dxa"/>
-            <w:bottom w:w="0" w:type="dxa"/>
-          </w:tblCellMar>
-        </w:tblPrEx>
+        <w:trPr>
+          <w:cantSplit/>
+        </w:trPr>
         <w:tc>
           <w:tcPr>
             <w:tcW w:w="1732" w:type="dxa"/>
@@ -7181,12 +7031,9 @@
         </w:tc>
       </w:tr>
       <w:tr>
-        <w:tblPrEx>
-          <w:tblCellMar>
-            <w:top w:w="0" w:type="dxa"/>
-            <w:bottom w:w="0" w:type="dxa"/>
-          </w:tblCellMar>
-        </w:tblPrEx>
+        <w:trPr>
+          <w:cantSplit/>
+        </w:trPr>
         <w:tc>
           <w:tcPr>
             <w:tcW w:w="1732" w:type="dxa"/>
@@ -7291,12 +7138,9 @@
         </w:tc>
       </w:tr>
       <w:tr>
-        <w:tblPrEx>
-          <w:tblCellMar>
-            <w:top w:w="0" w:type="dxa"/>
-            <w:bottom w:w="0" w:type="dxa"/>
-          </w:tblCellMar>
-        </w:tblPrEx>
+        <w:trPr>
+          <w:cantSplit/>
+        </w:trPr>
         <w:tc>
           <w:tcPr>
             <w:tcW w:w="1732" w:type="dxa"/>
@@ -7414,15 +7258,7 @@
           <w:color w:val="000000"/>
           <w:sz w:val="24"/>
         </w:rPr>
-        <w:t>The reason for dividing by layer rather than by feature is this: dividing by feature (one person doing add, another doing delete) would make everyone touch interface, business and SQL code at the same time, which invites conflicts and makes tests hard to reuse. Dividing by layer keeps each layer’s boundary and its testing means naturally separate: the interface can advance on test doubles independently of the database, which is exactly why this project could finish the interface design before the contract w</w:t>
-      </w:r>
-      <w:r>
-        <w:rPr>
-          <w:rFonts w:ascii="Times New Roman" w:eastAsia="微软雅黑" w:hAnsi="Times New Roman" w:cs="Times New Roman"/>
-          <w:color w:val="000000"/>
-          <w:sz w:val="24"/>
-        </w:rPr>
-        <w:t>as frozen.</w:t>
+        <w:t>The reason for dividing by layer rather than by feature is this: dividing by feature (one person doing add, another doing delete) would make everyone touch interface, business and SQL code at the same time, which invites conflicts and makes tests hard to reuse. Dividing by layer keeps each layer’s boundary and its testing means naturally separate: the interface can advance on test doubles independently of the database, which is exactly why this project could finish the interface design before the contract was frozen.</w:t>
       </w:r>
     </w:p>
     <w:p>
@@ -7479,13 +7315,8 @@
         <w:gridCol w:w="2784"/>
       </w:tblGrid>
       <w:tr>
-        <w:tblPrEx>
-          <w:tblCellMar>
-            <w:top w:w="0" w:type="dxa"/>
-            <w:bottom w:w="0" w:type="dxa"/>
-          </w:tblCellMar>
-        </w:tblPrEx>
         <w:trPr>
+          <w:cantSplit/>
           <w:tblHeader/>
         </w:trPr>
         <w:tc>
@@ -7642,12 +7473,9 @@
         </w:tc>
       </w:tr>
       <w:tr>
-        <w:tblPrEx>
-          <w:tblCellMar>
-            <w:top w:w="0" w:type="dxa"/>
-            <w:bottom w:w="0" w:type="dxa"/>
-          </w:tblCellMar>
-        </w:tblPrEx>
+        <w:trPr>
+          <w:cantSplit/>
+        </w:trPr>
         <w:tc>
           <w:tcPr>
             <w:tcW w:w="773" w:type="dxa"/>
@@ -7786,12 +7614,9 @@
         </w:tc>
       </w:tr>
       <w:tr>
-        <w:tblPrEx>
-          <w:tblCellMar>
-            <w:top w:w="0" w:type="dxa"/>
-            <w:bottom w:w="0" w:type="dxa"/>
-          </w:tblCellMar>
-        </w:tblPrEx>
+        <w:trPr>
+          <w:cantSplit/>
+        </w:trPr>
         <w:tc>
           <w:tcPr>
             <w:tcW w:w="773" w:type="dxa"/>
@@ -7930,12 +7755,9 @@
         </w:tc>
       </w:tr>
       <w:tr>
-        <w:tblPrEx>
-          <w:tblCellMar>
-            <w:top w:w="0" w:type="dxa"/>
-            <w:bottom w:w="0" w:type="dxa"/>
-          </w:tblCellMar>
-        </w:tblPrEx>
+        <w:trPr>
+          <w:cantSplit/>
+        </w:trPr>
         <w:tc>
           <w:tcPr>
             <w:tcW w:w="773" w:type="dxa"/>
@@ -8074,12 +7896,9 @@
         </w:tc>
       </w:tr>
       <w:tr>
-        <w:tblPrEx>
-          <w:tblCellMar>
-            <w:top w:w="0" w:type="dxa"/>
-            <w:bottom w:w="0" w:type="dxa"/>
-          </w:tblCellMar>
-        </w:tblPrEx>
+        <w:trPr>
+          <w:cantSplit/>
+        </w:trPr>
         <w:tc>
           <w:tcPr>
             <w:tcW w:w="773" w:type="dxa"/>
@@ -8110,6 +7929,7 @@
                 <w:color w:val="000000"/>
                 <w:sz w:val="20"/>
               </w:rPr>
+              <w:lastRenderedPageBreak/>
               <w:t>P11</w:t>
             </w:r>
           </w:p>
@@ -8218,12 +8038,9 @@
         </w:tc>
       </w:tr>
       <w:tr>
-        <w:tblPrEx>
-          <w:tblCellMar>
-            <w:top w:w="0" w:type="dxa"/>
-            <w:bottom w:w="0" w:type="dxa"/>
-          </w:tblCellMar>
-        </w:tblPrEx>
+        <w:trPr>
+          <w:cantSplit/>
+        </w:trPr>
         <w:tc>
           <w:tcPr>
             <w:tcW w:w="773" w:type="dxa"/>
@@ -8254,7 +8071,6 @@
                 <w:color w:val="000000"/>
                 <w:sz w:val="20"/>
               </w:rPr>
-              <w:lastRenderedPageBreak/>
               <w:t>P12</w:t>
             </w:r>
           </w:p>
@@ -8584,7 +8400,16 @@
           <w:color w:val="000000"/>
           <w:sz w:val="24"/>
         </w:rPr>
-        <w:t>pull request descriptions follow one template with five parts: what was done, why it was done, how to verify, screenshots or materials, and caveats;</w:t>
+        <w:t xml:space="preserve">pull request descriptions follow one template with five parts: what was done, why </w:t>
+      </w:r>
+      <w:r>
+        <w:rPr>
+          <w:rFonts w:ascii="Times New Roman" w:eastAsia="微软雅黑" w:hAnsi="Times New Roman" w:cs="Times New Roman"/>
+          <w:color w:val="000000"/>
+          <w:sz w:val="24"/>
+        </w:rPr>
+        <w:lastRenderedPageBreak/>
+        <w:t>it was done, how to verify, screenshots or materials, and caveats;</w:t>
       </w:r>
     </w:p>
     <w:p>
@@ -8607,16 +8432,7 @@
           <w:color w:val="000000"/>
           <w:sz w:val="24"/>
         </w:rPr>
-        <w:t xml:space="preserve">after opening a pull request, a suitable reviewer is invited explicitly rather than </w:t>
-      </w:r>
-      <w:r>
-        <w:rPr>
-          <w:rFonts w:ascii="Times New Roman" w:eastAsia="微软雅黑" w:hAnsi="Times New Roman" w:cs="Times New Roman"/>
-          <w:color w:val="000000"/>
-          <w:sz w:val="24"/>
-        </w:rPr>
-        <w:lastRenderedPageBreak/>
-        <w:t>merely pinged;</w:t>
+        <w:t>after opening a pull request, a suitable reviewer is invited explicitly rather than merely pinged;</w:t>
       </w:r>
     </w:p>
     <w:p>
@@ -8653,7 +8469,7 @@
         </w:rPr>
       </w:pPr>
       <w:bookmarkStart w:id="7" w:name="section-4"/>
-      <w:bookmarkStart w:id="8" w:name="_Toc243471544"/>
+      <w:bookmarkStart w:id="8" w:name="_Toc243506349"/>
       <w:r>
         <w:rPr>
           <w:rFonts w:ascii="Times New Roman" w:eastAsia="微软雅黑" w:hAnsi="Times New Roman" w:cs="Times New Roman"/>
@@ -8719,6 +8535,7 @@
     <w:p/>
     <w:p>
       <w:pPr>
+        <w:keepNext/>
         <w:jc w:val="center"/>
       </w:pPr>
       <w:r>
@@ -8728,7 +8545,7 @@
         <w:lastRenderedPageBreak/>
         <w:drawing>
           <wp:inline distT="0" distB="0" distL="0" distR="0" wp14:anchorId="68B91444" wp14:editId="1F4B51D7">
-            <wp:extent cx="5616000" cy="3993600"/>
+            <wp:extent cx="5616000" cy="4118400"/>
             <wp:effectExtent l="0" t="0" r="0" b="0"/>
             <wp:docPr id="2" name="Picture 1"/>
             <wp:cNvGraphicFramePr>
@@ -8750,7 +8567,7 @@
                   <pic:spPr>
                     <a:xfrm>
                       <a:off x="0" y="0"/>
-                      <a:ext cx="5616000" cy="3993600"/>
+                      <a:ext cx="5616000" cy="4118400"/>
                     </a:xfrm>
                     <a:prstGeom prst="rect">
                       <a:avLst/>
@@ -8786,22 +8603,7 @@
           <w:sz w:val="24"/>
         </w:rPr>
         <w:br/>
-      </w:r>
-      <w:r>
-        <w:rPr>
-          <w:rFonts w:ascii="Times New Roman" w:eastAsia="微软雅黑" w:hAnsi="Times New Roman" w:cs="Times New Roman"/>
-          <w:color w:val="000000"/>
-          <w:sz w:val="24"/>
-        </w:rPr>
-        <w:t>Figure 4-1 shows the permitted dependency directions among the four layers: the UI layer calls the use cases of the application layer, the application layer uses domain objects, the storage layer implements the storage contract defined by the application layer, and the bootstrap point creates the concrete objects and injects them. Note that the runtime call direction differs from the import direction of the source code: at runtime the interface calls the service and the service reads and writes data through</w:t>
-      </w:r>
-      <w:r>
-        <w:rPr>
-          <w:rFonts w:ascii="Times New Roman" w:eastAsia="微软雅黑" w:hAnsi="Times New Roman" w:cs="Times New Roman"/>
-          <w:color w:val="000000"/>
-          <w:sz w:val="24"/>
-        </w:rPr>
-        <w:t xml:space="preserve"> the injected storage object, whereas in the source code the storage layer depends on the contract interface defined by the application layer, inverting the dependency so that the service layer never needs to know that SQL exists.</w:t>
+        <w:t>Figure 4-1 shows the permitted dependency directions among the four layers: the UI layer calls the use cases of the application layer, the application layer uses domain objects, the storage layer implements the storage contract defined by the application layer, and the bootstrap point creates the concrete objects and injects them. Note that the runtime call direction differs from the import direction of the source code: at runtime the interface calls the service and the service reads and writes data through the injected storage object, whereas in the source code the storage layer depends on the contract interface defined by the application layer, inverting the dependency so that the service layer never needs to know that SQL exists.</w:t>
       </w:r>
       <w:r>
         <w:rPr>
@@ -8856,7 +8658,16 @@
           <w:color w:val="000000"/>
           <w:sz w:val="24"/>
         </w:rPr>
-        <w:t>the domain layer must not import PySide6 or sqlite3: business rules should not know that an interface or a database exists;</w:t>
+        <w:t xml:space="preserve">the domain layer must not import PySide6 or sqlite3: business rules should not </w:t>
+      </w:r>
+      <w:r>
+        <w:rPr>
+          <w:rFonts w:ascii="Times New Roman" w:eastAsia="微软雅黑" w:hAnsi="Times New Roman" w:cs="Times New Roman"/>
+          <w:color w:val="000000"/>
+          <w:sz w:val="24"/>
+        </w:rPr>
+        <w:lastRenderedPageBreak/>
+        <w:t>know that an interface or a database exists;</w:t>
       </w:r>
     </w:p>
     <w:p>
@@ -8879,7 +8690,6 @@
           <w:color w:val="000000"/>
           <w:sz w:val="24"/>
         </w:rPr>
-        <w:lastRenderedPageBreak/>
         <w:t>the service layer must not raise dialogs itself: prompting is the interface’s job, and the service only raises meaningful error types;</w:t>
       </w:r>
     </w:p>
@@ -9005,13 +8815,8 @@
         <w:gridCol w:w="2641"/>
       </w:tblGrid>
       <w:tr>
-        <w:tblPrEx>
-          <w:tblCellMar>
-            <w:top w:w="0" w:type="dxa"/>
-            <w:bottom w:w="0" w:type="dxa"/>
-          </w:tblCellMar>
-        </w:tblPrEx>
         <w:trPr>
+          <w:cantSplit/>
           <w:tblHeader/>
         </w:trPr>
         <w:tc>
@@ -9130,12 +8935,9 @@
         </w:tc>
       </w:tr>
       <w:tr>
-        <w:tblPrEx>
-          <w:tblCellMar>
-            <w:top w:w="0" w:type="dxa"/>
-            <w:bottom w:w="0" w:type="dxa"/>
-          </w:tblCellMar>
-        </w:tblPrEx>
+        <w:trPr>
+          <w:cantSplit/>
+        </w:trPr>
         <w:tc>
           <w:tcPr>
             <w:tcW w:w="2537" w:type="dxa"/>
@@ -9240,12 +9042,9 @@
         </w:tc>
       </w:tr>
       <w:tr>
-        <w:tblPrEx>
-          <w:tblCellMar>
-            <w:top w:w="0" w:type="dxa"/>
-            <w:bottom w:w="0" w:type="dxa"/>
-          </w:tblCellMar>
-        </w:tblPrEx>
+        <w:trPr>
+          <w:cantSplit/>
+        </w:trPr>
         <w:tc>
           <w:tcPr>
             <w:tcW w:w="2537" w:type="dxa"/>
@@ -9350,12 +9149,9 @@
         </w:tc>
       </w:tr>
       <w:tr>
-        <w:tblPrEx>
-          <w:tblCellMar>
-            <w:top w:w="0" w:type="dxa"/>
-            <w:bottom w:w="0" w:type="dxa"/>
-          </w:tblCellMar>
-        </w:tblPrEx>
+        <w:trPr>
+          <w:cantSplit/>
+        </w:trPr>
         <w:tc>
           <w:tcPr>
             <w:tcW w:w="2537" w:type="dxa"/>
@@ -9460,12 +9256,9 @@
         </w:tc>
       </w:tr>
       <w:tr>
-        <w:tblPrEx>
-          <w:tblCellMar>
-            <w:top w:w="0" w:type="dxa"/>
-            <w:bottom w:w="0" w:type="dxa"/>
-          </w:tblCellMar>
-        </w:tblPrEx>
+        <w:trPr>
+          <w:cantSplit/>
+        </w:trPr>
         <w:tc>
           <w:tcPr>
             <w:tcW w:w="2537" w:type="dxa"/>
@@ -9570,12 +9363,9 @@
         </w:tc>
       </w:tr>
       <w:tr>
-        <w:tblPrEx>
-          <w:tblCellMar>
-            <w:top w:w="0" w:type="dxa"/>
-            <w:bottom w:w="0" w:type="dxa"/>
-          </w:tblCellMar>
-        </w:tblPrEx>
+        <w:trPr>
+          <w:cantSplit/>
+        </w:trPr>
         <w:tc>
           <w:tcPr>
             <w:tcW w:w="2537" w:type="dxa"/>
@@ -9735,13 +9525,8 @@
         <w:gridCol w:w="1454"/>
       </w:tblGrid>
       <w:tr>
-        <w:tblPrEx>
-          <w:tblCellMar>
-            <w:top w:w="0" w:type="dxa"/>
-            <w:bottom w:w="0" w:type="dxa"/>
-          </w:tblCellMar>
-        </w:tblPrEx>
         <w:trPr>
+          <w:cantSplit/>
           <w:tblHeader/>
         </w:trPr>
         <w:tc>
@@ -9860,12 +9645,9 @@
         </w:tc>
       </w:tr>
       <w:tr>
-        <w:tblPrEx>
-          <w:tblCellMar>
-            <w:top w:w="0" w:type="dxa"/>
-            <w:bottom w:w="0" w:type="dxa"/>
-          </w:tblCellMar>
-        </w:tblPrEx>
+        <w:trPr>
+          <w:cantSplit/>
+        </w:trPr>
         <w:tc>
           <w:tcPr>
             <w:tcW w:w="2767" w:type="dxa"/>
@@ -9970,12 +9752,9 @@
         </w:tc>
       </w:tr>
       <w:tr>
-        <w:tblPrEx>
-          <w:tblCellMar>
-            <w:top w:w="0" w:type="dxa"/>
-            <w:bottom w:w="0" w:type="dxa"/>
-          </w:tblCellMar>
-        </w:tblPrEx>
+        <w:trPr>
+          <w:cantSplit/>
+        </w:trPr>
         <w:tc>
           <w:tcPr>
             <w:tcW w:w="2767" w:type="dxa"/>
@@ -10080,12 +9859,9 @@
         </w:tc>
       </w:tr>
       <w:tr>
-        <w:tblPrEx>
-          <w:tblCellMar>
-            <w:top w:w="0" w:type="dxa"/>
-            <w:bottom w:w="0" w:type="dxa"/>
-          </w:tblCellMar>
-        </w:tblPrEx>
+        <w:trPr>
+          <w:cantSplit/>
+        </w:trPr>
         <w:tc>
           <w:tcPr>
             <w:tcW w:w="2767" w:type="dxa"/>
@@ -10190,12 +9966,9 @@
         </w:tc>
       </w:tr>
       <w:tr>
-        <w:tblPrEx>
-          <w:tblCellMar>
-            <w:top w:w="0" w:type="dxa"/>
-            <w:bottom w:w="0" w:type="dxa"/>
-          </w:tblCellMar>
-        </w:tblPrEx>
+        <w:trPr>
+          <w:cantSplit/>
+        </w:trPr>
         <w:tc>
           <w:tcPr>
             <w:tcW w:w="2767" w:type="dxa"/>
@@ -10300,12 +10073,9 @@
         </w:tc>
       </w:tr>
       <w:tr>
-        <w:tblPrEx>
-          <w:tblCellMar>
-            <w:top w:w="0" w:type="dxa"/>
-            <w:bottom w:w="0" w:type="dxa"/>
-          </w:tblCellMar>
-        </w:tblPrEx>
+        <w:trPr>
+          <w:cantSplit/>
+        </w:trPr>
         <w:tc>
           <w:tcPr>
             <w:tcW w:w="2767" w:type="dxa"/>
@@ -10410,12 +10180,9 @@
         </w:tc>
       </w:tr>
       <w:tr>
-        <w:tblPrEx>
-          <w:tblCellMar>
-            <w:top w:w="0" w:type="dxa"/>
-            <w:bottom w:w="0" w:type="dxa"/>
-          </w:tblCellMar>
-        </w:tblPrEx>
+        <w:trPr>
+          <w:cantSplit/>
+        </w:trPr>
         <w:tc>
           <w:tcPr>
             <w:tcW w:w="2767" w:type="dxa"/>
@@ -10520,12 +10287,9 @@
         </w:tc>
       </w:tr>
       <w:tr>
-        <w:tblPrEx>
-          <w:tblCellMar>
-            <w:top w:w="0" w:type="dxa"/>
-            <w:bottom w:w="0" w:type="dxa"/>
-          </w:tblCellMar>
-        </w:tblPrEx>
+        <w:trPr>
+          <w:cantSplit/>
+        </w:trPr>
         <w:tc>
           <w:tcPr>
             <w:tcW w:w="2767" w:type="dxa"/>
@@ -10630,12 +10394,9 @@
         </w:tc>
       </w:tr>
       <w:tr>
-        <w:tblPrEx>
-          <w:tblCellMar>
-            <w:top w:w="0" w:type="dxa"/>
-            <w:bottom w:w="0" w:type="dxa"/>
-          </w:tblCellMar>
-        </w:tblPrEx>
+        <w:trPr>
+          <w:cantSplit/>
+        </w:trPr>
         <w:tc>
           <w:tcPr>
             <w:tcW w:w="2767" w:type="dxa"/>
@@ -10740,12 +10501,9 @@
         </w:tc>
       </w:tr>
       <w:tr>
-        <w:tblPrEx>
-          <w:tblCellMar>
-            <w:top w:w="0" w:type="dxa"/>
-            <w:bottom w:w="0" w:type="dxa"/>
-          </w:tblCellMar>
-        </w:tblPrEx>
+        <w:trPr>
+          <w:cantSplit/>
+        </w:trPr>
         <w:tc>
           <w:tcPr>
             <w:tcW w:w="2767" w:type="dxa"/>
@@ -10776,6 +10534,7 @@
                 <w:color w:val="000000"/>
                 <w:sz w:val="20"/>
               </w:rPr>
+              <w:lastRenderedPageBreak/>
               <w:t>ports.py</w:t>
             </w:r>
           </w:p>
@@ -10810,16 +10569,7 @@
                 <w:color w:val="000000"/>
                 <w:sz w:val="20"/>
               </w:rPr>
-              <w:t xml:space="preserve">The three port protocols between the interface and the outside world (ScheduleLike, </w:t>
-            </w:r>
-            <w:r>
-              <w:rPr>
-                <w:rFonts w:ascii="Times New Roman" w:eastAsia="微软雅黑" w:hAnsi="Times New Roman" w:cs="Times New Roman"/>
-                <w:color w:val="000000"/>
-                <w:sz w:val="20"/>
-              </w:rPr>
-              <w:lastRenderedPageBreak/>
-              <w:t>ScheduleServicePort, MainViewPort)</w:t>
+              <w:t>The three port protocols between the interface and the outside world (ScheduleLike, ScheduleServicePort, MainViewPort)</w:t>
             </w:r>
           </w:p>
         </w:tc>
@@ -10853,7 +10603,6 @@
                 <w:color w:val="000000"/>
                 <w:sz w:val="20"/>
               </w:rPr>
-              <w:lastRenderedPageBreak/>
               <w:t>No</w:t>
             </w:r>
           </w:p>
@@ -10873,11 +10622,12 @@
           <w:color w:val="000000"/>
           <w:sz w:val="24"/>
         </w:rPr>
-        <w:t>The “Touches Qt?” column is not an aside but a first-class constraint: the four lower modules may not touch Qt in a single line, enforced by the 33 AST guards described in Section 8.2. The benefit of this arrangement was cashed in immediately while this report was being written: when the windows were built in P10, not one interaction rule had to change, and only five adapter modules were added.</w:t>
-      </w:r>
-    </w:p>
-    <w:p>
-      <w:pPr>
+        <w:t>The “Touches Qt?” column is not an aside but a first-class constraint: the four lower modules may not touch Qt in a single line, enforced by the 35 AST guards described in Section 8.2. The benefit of this arrangement was cashed in immediately while this report was being written: when the windows were built in P10, not one interaction rule had to change, and only five adapter modules were added.</w:t>
+      </w:r>
+    </w:p>
+    <w:p>
+      <w:pPr>
+        <w:keepNext/>
         <w:jc w:val="center"/>
       </w:pPr>
       <w:r>
@@ -10931,18 +10681,45 @@
       <w:r>
         <w:rPr>
           <w:rFonts w:ascii="Times New Roman" w:eastAsia="微软雅黑" w:hAnsi="Times New Roman" w:cs="Times New Roman"/>
+          <w:color w:val="666666"/>
+          <w:sz w:val="20"/>
+        </w:rPr>
+        <w:br/>
+        <w:t>Figure 4-2  UI-layer modules and the AST guard boundary</w:t>
+      </w:r>
+      <w:r>
+        <w:rPr>
+          <w:rFonts w:ascii="Times New Roman" w:eastAsia="微软雅黑" w:hAnsi="Times New Roman" w:cs="Times New Roman"/>
           <w:color w:val="000000"/>
           <w:sz w:val="24"/>
         </w:rPr>
-        <w:t>Of the four lower modules, view_models and ports were added during actual coding; see Section 5.5 for why. In Figure 4-2 one dashed line points at tests/fakes.py, indicating that the UI layer’s unit tests use in-memory test doubles instead of real SQLite storage. The significance is that UI development and testing depend neither on the storage layer nor on how complete the contract is: during P09 the test doubles in tests/unit/ui_fakes.py were enough, and P10 went further — src/schedule_management/dev_stub_</w:t>
-      </w:r>
+        <w:br/>
+        <w:t>The boundary is the line the AST guard enforces: the four lower modules inside it must not import Qt, while the four window adapters outside it may import Qt but never SQL.</w:t>
+      </w:r>
+    </w:p>
+    <w:p>
+      <w:pPr>
+        <w:spacing w:after="144" w:line="384" w:lineRule="auto"/>
+        <w:rPr>
+          <w:color w:val="000000"/>
+        </w:rPr>
+      </w:pPr>
       <w:r>
         <w:rPr>
           <w:rFonts w:ascii="Times New Roman" w:eastAsia="微软雅黑" w:hAnsi="Times New Roman" w:cs="Times New Roman"/>
           <w:color w:val="000000"/>
           <w:sz w:val="24"/>
         </w:rPr>
-        <w:t>service.py lets the whole program really open, really operate and really take screenshots with no backend at all.</w:t>
+        <w:t xml:space="preserve">Of the four lower modules, view_models and ports were added during actual coding; see Section 5.5 for why. In Figure 4-2 one dashed line points at tests/fakes.py, indicating that the UI layer’s unit tests use in-memory test doubles instead of real SQLite storage. The significance is that UI development and testing depend neither on the storage layer nor on how complete the contract is: during P09 the test doubles in tests/unit/ui_fakes.py were enough, and P10 went further — </w:t>
+      </w:r>
+      <w:r>
+        <w:rPr>
+          <w:rFonts w:ascii="Times New Roman" w:eastAsia="微软雅黑" w:hAnsi="Times New Roman" w:cs="Times New Roman"/>
+          <w:color w:val="000000"/>
+          <w:sz w:val="24"/>
+        </w:rPr>
+        <w:lastRenderedPageBreak/>
+        <w:t>src/schedule_management/dev_stub_service.py lets the whole program really open, really operate and really take screenshots with no backend at all.</w:t>
       </w:r>
     </w:p>
     <w:p>
@@ -10977,16 +10754,64 @@
           <w:color w:val="000000"/>
           <w:sz w:val="24"/>
         </w:rPr>
-        <w:t xml:space="preserve">UI framework: PySide6 (Qt for Python). This was settled by the team on 14 October 2026: use PySide6 at the then-latest stable version, mainly because native widgets </w:t>
-      </w:r>
+        <w:t>UI framework: PySide6 (Qt for Python). This was settled by the team on 14 October 2026: use PySide6 at the then-latest stable version, mainly because native widgets look markedly better than the standard-library Tkinter/ttk, and the task explicitly asks in its hints section that visual quality and user experience be considered, which was given top priority in the choice. The version policy declares PySide6&gt;=6.11.2,&lt;7.0 in pyproject.toml and pins the actual version in uv.lock; when this report was finalised the latest stable release on PyPI was 6.12.0 (released 8 October 2026, requiring Python &gt;=3.10,&lt;3.16, so this project’s 3.12.x lies within the supported range).</w:t>
+      </w:r>
+    </w:p>
+    <w:p>
+      <w:pPr>
+        <w:spacing w:after="144" w:line="384" w:lineRule="auto"/>
+        <w:rPr>
+          <w:color w:val="000000"/>
+        </w:rPr>
+      </w:pPr>
       <w:r>
         <w:rPr>
           <w:rFonts w:ascii="Times New Roman" w:eastAsia="微软雅黑" w:hAnsi="Times New Roman" w:cs="Times New Roman"/>
           <w:color w:val="000000"/>
           <w:sz w:val="24"/>
         </w:rPr>
+        <w:t>PySide6 was chosen over PyQt6 for licensing reasons rather than functional ones: the APIs are essentially the same, but PyQt6 requires a commercial licence outside GPL scenarios, whereas PySide6 is Qt’s official binding and can be used under the LGPL-3.0-only terms.</w:t>
+      </w:r>
+    </w:p>
+    <w:p>
+      <w:pPr>
+        <w:spacing w:after="144" w:line="384" w:lineRule="auto"/>
+        <w:rPr>
+          <w:color w:val="000000"/>
+        </w:rPr>
+      </w:pPr>
+      <w:r>
+        <w:rPr>
+          <w:rFonts w:ascii="Times New Roman" w:eastAsia="微软雅黑" w:hAnsi="Times New Roman" w:cs="Times New Roman"/>
+          <w:color w:val="000000"/>
+          <w:sz w:val="24"/>
+        </w:rPr>
+        <w:t>There are two costs, both stated here: first, dependencies is no longer empty and environment setup gains one uv sync step (about 650 MB the first time, seconds once cached); second, a third-party package is now involved, so where it is submitted has to be handled according to the course requirements (see below). There is a reverse benefit as well: Qt ships QCalendarWidget, so the hand-drawn month grid that had been designed to avoid a third-party dependency is no longer needed, which removes a block of hand-written code and lets the widget guarantee the month-switching, leap-year and week-start edge cases.</w:t>
+      </w:r>
+    </w:p>
+    <w:p>
+      <w:pPr>
+        <w:spacing w:after="144" w:line="384" w:lineRule="auto"/>
+        <w:rPr>
+          <w:color w:val="000000"/>
+        </w:rPr>
+      </w:pPr>
+      <w:r>
+        <w:rPr>
+          <w:rFonts w:ascii="Times New Roman" w:eastAsia="微软雅黑" w:hAnsi="Times New Roman" w:cs="Times New Roman"/>
+          <w:color w:val="000000"/>
+          <w:sz w:val="24"/>
+        </w:rPr>
+        <w:t xml:space="preserve">Compliance for the third-party package (pending the team lead’s confirmation). The document requirements in the requirement briefs under Requests/ state that “if third-party packages are used, put them in the lib subdirectory under src”. After the switch to PySide6 this requirement has a concrete, quantified basis: on this machine the installed package directory occupies 646.7 MB (including the Qt runtime and optional components; the probe script and full output are in Section 8.7), and the binary </w:t>
+      </w:r>
+      <w:r>
+        <w:rPr>
+          <w:rFonts w:ascii="Times New Roman" w:eastAsia="微软雅黑" w:hAnsi="Times New Roman" w:cs="Times New Roman"/>
+          <w:color w:val="000000"/>
+          <w:sz w:val="24"/>
+        </w:rPr>
         <w:lastRenderedPageBreak/>
-        <w:t>look markedly better than the standard-library Tkinter/ttk, and the task explicitly asks in its hints section that visual quality and user experience be considered, which was given top priority in the choice. The version policy declares PySide6&gt;=6.11.2,&lt;7.0 in pyproject.toml and pins the actual version in uv.lock; when this report was finalised the latest stable release on PyPI was 6.12.0 (released 8 October 2026, requiring Python &gt;=3.10,&lt;3.16, so this project’s 3.12.x lies within the supported range).</w:t>
+        <w:t>extensions in it are bound to a platform, so copying a full Qt runtime from one platform into src/lib/ is useless on another and the submission would be too large to upload. This report currently treats it as “put the source, version, licence statement and dependency list under src/lib/, and install for real via uv sync”, with the final arrangement to be unified once the team lead confirms it with the instructor.</w:t>
       </w:r>
     </w:p>
     <w:p>
@@ -11002,7 +10827,7 @@
           <w:color w:val="000000"/>
           <w:sz w:val="24"/>
         </w:rPr>
-        <w:t>PySide6 was chosen over PyQt6 for licensing reasons rather than functional ones: the APIs are essentially the same, but PyQt6 requires a commercial licence outside GPL scenarios, whereas PySide6 is Qt’s official binding and can be used under the LGPL-3.0-only terms.</w:t>
+        <w:t>It should be noted that every layout, state model and acceptance step described in this document is independent of any particular framework: should Tkinter have to be restored for environment reasons, only the widget names change, while the state model and interaction rules still apply. That is precisely why this material is written as a document rather than buried in code.</w:t>
       </w:r>
     </w:p>
     <w:p>
@@ -11018,15 +10843,23 @@
           <w:color w:val="000000"/>
           <w:sz w:val="24"/>
         </w:rPr>
-        <w:t>There are two costs, both stated here: first, dependencies is no longer empty and environment setup gains one uv sync step (about 650 MB the first time, seconds once cached); second, a third-party package is now involved, so where it is submitted has to be handled according to the course requirements (see below). There is a reverse benefit as well: Qt ships QCalendarWidget, so the hand-drawn month grid that had been designed to avoid a third-party dependency is no longer needed, which removes a block of han</w:t>
-      </w:r>
+        <w:t>Date and time handling: datetime. In memory, datetime.date and datetime.time objects are used uniformly, and the strings seen in the interface exist only at the moment of input or display. The direct benefit is that comparison, sorting and month arithmetic are all guaranteed correct by the standard library, avoiding the boundary errors that hand-written string parsing introduces.</w:t>
+      </w:r>
+    </w:p>
+    <w:p>
+      <w:pPr>
+        <w:spacing w:after="144" w:line="384" w:lineRule="auto"/>
+        <w:rPr>
+          <w:color w:val="000000"/>
+        </w:rPr>
+      </w:pPr>
       <w:r>
         <w:rPr>
           <w:rFonts w:ascii="Times New Roman" w:eastAsia="微软雅黑" w:hAnsi="Times New Roman" w:cs="Times New Roman"/>
           <w:color w:val="000000"/>
           <w:sz w:val="24"/>
         </w:rPr>
-        <w:t>d-written code and lets the widget guarantee the month-switching, leap-year and week-start edge cases.</w:t>
+        <w:t>The various ways users write input are parsed uniformly by the backend. The date field offers a calendar overlay for picking and also allows direct typing. For forms such as 2026/10/15 or 2026.10.15 with different separators, the interface does not raise “invalid format”; it passes the raw text to the backend, which performs recognition and normalisation, and only when the backend genuinely cannot recognise it does the interface present the reason given by the backend. Placing this leniency in the backend rather than the interface means the same rules serve the GUI and any other entry point, and there is no inconsistency of the form “the interface blocked it but the backend would have accepted it”, or the reverse.</w:t>
       </w:r>
     </w:p>
     <w:p>
@@ -11042,15 +10875,23 @@
           <w:color w:val="000000"/>
           <w:sz w:val="24"/>
         </w:rPr>
-        <w:t>Compliance for the third-party package (pending the team lead’s confirmation). The document requirements in Requests/</w:t>
-      </w:r>
+        <w:t>The date widget is no longer hand-drawn. The earlier plan of generating a date grid with the calendar module and rendering it with ttk rested on the premise dependencies = [], which disappeared once PySide6 was introduced; the main-window calendar and the form overlay now both use Qt’s own QCalendarWidget.</w:t>
+      </w:r>
+    </w:p>
+    <w:p>
+      <w:pPr>
+        <w:spacing w:after="144" w:line="384" w:lineRule="auto"/>
+        <w:rPr>
+          <w:color w:val="000000"/>
+        </w:rPr>
+      </w:pPr>
       <w:r>
         <w:rPr>
           <w:rFonts w:ascii="Times New Roman" w:eastAsia="微软雅黑" w:hAnsi="Times New Roman" w:cs="Times New Roman"/>
           <w:color w:val="000000"/>
           <w:sz w:val="24"/>
         </w:rPr>
-        <w:t>日程管理系统</w:t>
+        <w:t xml:space="preserve">One easily missed detail deserves attention: the date input box is a freely editable QLineEdit, not a QDateEdit. The latter first performs a strict validation against its </w:t>
       </w:r>
       <w:r>
         <w:rPr>
@@ -11058,145 +10899,24 @@
           <w:color w:val="000000"/>
           <w:sz w:val="24"/>
         </w:rPr>
-        <w:t>.md state that “if third-party packages are used, put them in the lib subdirectory under src”. After the switch to PySide6 this requirement has a concrete, quantified basis: on this machine the installed package directory occupies 646.7 MB (including the Qt runtime and optional components; the probe script and full output are in Section 8.7), and the binary extensions in it are bound to a platform, so copying a full Qt runtime from one platform into src/lib/ is useless on another and the submission wo</w:t>
-      </w:r>
+        <w:lastRenderedPageBreak/>
+        <w:t>own display format, rejecting forms such as 2026/10/15 or 15 October before submission, which drags the decision about what is valid back into the UI layer and directly conflicts with the division of responsibilities described in the previous section. A widget choice can affect architecture too, and this is one concrete example in this design.</w:t>
+      </w:r>
+    </w:p>
+    <w:p>
+      <w:pPr>
+        <w:spacing w:after="144" w:line="384" w:lineRule="auto"/>
+        <w:rPr>
+          <w:color w:val="000000"/>
+        </w:rPr>
+      </w:pPr>
       <w:r>
         <w:rPr>
           <w:rFonts w:ascii="Times New Roman" w:eastAsia="微软雅黑" w:hAnsi="Times New Roman" w:cs="Times New Roman"/>
           <w:color w:val="000000"/>
           <w:sz w:val="24"/>
         </w:rPr>
-        <w:t>uld be too large to upload. This report currently treats it as “put the source, version, licence statement and dependency list under src/lib/, and install for real via uv sync”, with the final arrangement to be unified once the team lead confirms it with the instructor.</w:t>
-      </w:r>
-    </w:p>
-    <w:p>
-      <w:pPr>
-        <w:spacing w:after="144" w:line="384" w:lineRule="auto"/>
-        <w:rPr>
-          <w:color w:val="000000"/>
-        </w:rPr>
-      </w:pPr>
-      <w:r>
-        <w:rPr>
-          <w:rFonts w:ascii="Times New Roman" w:eastAsia="微软雅黑" w:hAnsi="Times New Roman" w:cs="Times New Roman"/>
-          <w:color w:val="000000"/>
-          <w:sz w:val="24"/>
-        </w:rPr>
-        <w:t xml:space="preserve">It should be noted that every layout, state model and acceptance step described in this </w:t>
-      </w:r>
-      <w:r>
-        <w:rPr>
-          <w:rFonts w:ascii="Times New Roman" w:eastAsia="微软雅黑" w:hAnsi="Times New Roman" w:cs="Times New Roman"/>
-          <w:color w:val="000000"/>
-          <w:sz w:val="24"/>
-        </w:rPr>
-        <w:lastRenderedPageBreak/>
-        <w:t>document is independent of any particular framework: should Tkinter have to be restored for environment reasons, only the widget names change, while the state model and interaction rules still apply. That is precisely why this material is written as a document rather than buried in code.</w:t>
-      </w:r>
-    </w:p>
-    <w:p>
-      <w:pPr>
-        <w:spacing w:after="144" w:line="384" w:lineRule="auto"/>
-        <w:rPr>
-          <w:color w:val="000000"/>
-        </w:rPr>
-      </w:pPr>
-      <w:r>
-        <w:rPr>
-          <w:rFonts w:ascii="Times New Roman" w:eastAsia="微软雅黑" w:hAnsi="Times New Roman" w:cs="Times New Roman"/>
-          <w:color w:val="000000"/>
-          <w:sz w:val="24"/>
-        </w:rPr>
-        <w:t>Date and time handling: datetime. In memory, datetime.date and datetime.time objects are used uniformly, and the strings seen in the interface exist only at the moment of input or display. The direct benefit is that comparison, sorting and month arithmetic are all guaranteed correct by the standard library, avoiding the boundary errors that hand-written string parsing introduces.</w:t>
-      </w:r>
-    </w:p>
-    <w:p>
-      <w:pPr>
-        <w:spacing w:after="144" w:line="384" w:lineRule="auto"/>
-        <w:rPr>
-          <w:color w:val="000000"/>
-        </w:rPr>
-      </w:pPr>
-      <w:r>
-        <w:rPr>
-          <w:rFonts w:ascii="Times New Roman" w:eastAsia="微软雅黑" w:hAnsi="Times New Roman" w:cs="Times New Roman"/>
-          <w:color w:val="000000"/>
-          <w:sz w:val="24"/>
-        </w:rPr>
-        <w:t>The various ways users write input are parsed uniformly by the backend. The date field offers a calendar overlay for picking and also allows direct typing. For forms such as 2026/10/15 or 2026.10.15 with different separators, the interface does not raise “invalid format”; it passes the raw text to the backend, which performs recognition and normalisation, and only when the backend genuinely cannot recognise it does the interface present the reason given by the backend. Placing this leniency in the backend r</w:t>
-      </w:r>
-      <w:r>
-        <w:rPr>
-          <w:rFonts w:ascii="Times New Roman" w:eastAsia="微软雅黑" w:hAnsi="Times New Roman" w:cs="Times New Roman"/>
-          <w:color w:val="000000"/>
-          <w:sz w:val="24"/>
-        </w:rPr>
-        <w:t>ather than the interface means the same rules serve the GUI and any other entry point, and there is no inconsistency of the form “the interface blocked it but the backend would have accepted it”, or the reverse.</w:t>
-      </w:r>
-    </w:p>
-    <w:p>
-      <w:pPr>
-        <w:spacing w:after="144" w:line="384" w:lineRule="auto"/>
-        <w:rPr>
-          <w:color w:val="000000"/>
-        </w:rPr>
-      </w:pPr>
-      <w:r>
-        <w:rPr>
-          <w:rFonts w:ascii="Times New Roman" w:eastAsia="微软雅黑" w:hAnsi="Times New Roman" w:cs="Times New Roman"/>
-          <w:color w:val="000000"/>
-          <w:sz w:val="24"/>
-        </w:rPr>
-        <w:t>The date widget is no longer hand-drawn. The earlier plan of generating a date grid with the calendar module and rendering it with ttk rested on the premise dependencies = [], which disappeared once PySide6 was introduced; the main-window calendar and the form overlay now both use Qt’s own QCalendarWidget.</w:t>
-      </w:r>
-    </w:p>
-    <w:p>
-      <w:pPr>
-        <w:spacing w:after="144" w:line="384" w:lineRule="auto"/>
-        <w:rPr>
-          <w:color w:val="000000"/>
-        </w:rPr>
-      </w:pPr>
-      <w:r>
-        <w:rPr>
-          <w:rFonts w:ascii="Times New Roman" w:eastAsia="微软雅黑" w:hAnsi="Times New Roman" w:cs="Times New Roman"/>
-          <w:color w:val="000000"/>
-          <w:sz w:val="24"/>
-        </w:rPr>
-        <w:t>One easily missed detail deserves attention: the date input box is a freely editable QLineEdit, not a QDateEdit. The latter first performs a strict validation against its own display format, rejecting forms such as 2026/10/15 or 15 October before submission, which drags the decision about what is valid back into the UI layer and directly conflicts with the division of responsibilities described in the previous section. A widget choice can affect architecture too, and this is one concrete example in this des</w:t>
-      </w:r>
-      <w:r>
-        <w:rPr>
-          <w:rFonts w:ascii="Times New Roman" w:eastAsia="微软雅黑" w:hAnsi="Times New Roman" w:cs="Times New Roman"/>
-          <w:color w:val="000000"/>
-          <w:sz w:val="24"/>
-        </w:rPr>
-        <w:t>ign.</w:t>
-      </w:r>
-    </w:p>
-    <w:p>
-      <w:pPr>
-        <w:spacing w:after="144" w:line="384" w:lineRule="auto"/>
-        <w:rPr>
-          <w:color w:val="000000"/>
-        </w:rPr>
-      </w:pPr>
-      <w:r>
-        <w:rPr>
-          <w:rFonts w:ascii="Times New Roman" w:eastAsia="微软雅黑" w:hAnsi="Times New Roman" w:cs="Times New Roman"/>
-          <w:color w:val="000000"/>
-          <w:sz w:val="24"/>
-        </w:rPr>
-        <w:t xml:space="preserve">Persistence: SQLite. It is supported by the standard library, its transaction support is </w:t>
-      </w:r>
-      <w:r>
-        <w:rPr>
-          <w:rFonts w:ascii="Times New Roman" w:eastAsia="微软雅黑" w:hAnsi="Times New Roman" w:cs="Times New Roman"/>
-          <w:color w:val="000000"/>
-          <w:sz w:val="24"/>
-        </w:rPr>
-        <w:lastRenderedPageBreak/>
-        <w:t>more reliable than hand-written file overwriting, and a single file is easy to carry and back up. The first version targets single-user local use only and makes no claim about multi-user concurrency.</w:t>
+        <w:t>Persistence: SQLite. It is supported by the standard library, its transaction support is more reliable than hand-written file overwriting, and a single file is easy to carry and back up. The first version targets single-user local use only and makes no claim about multi-user concurrency.</w:t>
       </w:r>
     </w:p>
     <w:p>
@@ -11237,6 +10957,7 @@
     <w:p/>
     <w:p>
       <w:pPr>
+        <w:keepNext/>
         <w:jc w:val="center"/>
       </w:pPr>
       <w:r>
@@ -11294,6 +11015,14 @@
           <w:sz w:val="20"/>
         </w:rPr>
         <w:br/>
+      </w:r>
+      <w:r>
+        <w:rPr>
+          <w:rFonts w:ascii="Times New Roman" w:eastAsia="微软雅黑" w:hAnsi="Times New Roman" w:cs="Times New Roman"/>
+          <w:color w:val="666666"/>
+          <w:sz w:val="20"/>
+        </w:rPr>
+        <w:lastRenderedPageBreak/>
         <w:t>Figure 4-3  Wireframe of the main window</w:t>
       </w:r>
       <w:r>
@@ -11303,13 +11032,6 @@
           <w:sz w:val="24"/>
         </w:rPr>
         <w:br/>
-      </w:r>
-      <w:r>
-        <w:rPr>
-          <w:rFonts w:ascii="Times New Roman" w:eastAsia="微软雅黑" w:hAnsi="Times New Roman" w:cs="Times New Roman"/>
-          <w:color w:val="000000"/>
-          <w:sz w:val="24"/>
-        </w:rPr>
         <w:t>The numbered areas in Figure 4-3 and their responsibilities are as follows:</w:t>
       </w:r>
     </w:p>
@@ -11332,13 +11054,8 @@
         <w:gridCol w:w="2717"/>
       </w:tblGrid>
       <w:tr>
-        <w:tblPrEx>
-          <w:tblCellMar>
-            <w:top w:w="0" w:type="dxa"/>
-            <w:bottom w:w="0" w:type="dxa"/>
-          </w:tblCellMar>
-        </w:tblPrEx>
         <w:trPr>
+          <w:cantSplit/>
           <w:tblHeader/>
         </w:trPr>
         <w:tc>
@@ -11495,12 +11212,9 @@
         </w:tc>
       </w:tr>
       <w:tr>
-        <w:tblPrEx>
-          <w:tblCellMar>
-            <w:top w:w="0" w:type="dxa"/>
-            <w:bottom w:w="0" w:type="dxa"/>
-          </w:tblCellMar>
-        </w:tblPrEx>
+        <w:trPr>
+          <w:cantSplit/>
+        </w:trPr>
         <w:tc>
           <w:tcPr>
             <w:tcW w:w="899" w:type="dxa"/>
@@ -11633,27 +11347,15 @@
                 <w:color w:val="000000"/>
                 <w:sz w:val="20"/>
               </w:rPr>
-              <w:t xml:space="preserve">Shows the month grid, switches months, returns to today and marks dates that have schedules; the week </w:t>
-            </w:r>
-            <w:r>
-              <w:rPr>
-                <w:rFonts w:ascii="Times New Roman" w:eastAsia="微软雅黑" w:hAnsi="Times New Roman" w:cs="Times New Roman"/>
-                <w:color w:val="000000"/>
-                <w:sz w:val="20"/>
-              </w:rPr>
-              <w:lastRenderedPageBreak/>
-              <w:t>starts on Monday</w:t>
+              <w:t>Shows the month grid, switches months, returns to today and marks dates that have schedules; the week starts on Monday</w:t>
             </w:r>
           </w:p>
         </w:tc>
       </w:tr>
       <w:tr>
-        <w:tblPrEx>
-          <w:tblCellMar>
-            <w:top w:w="0" w:type="dxa"/>
-            <w:bottom w:w="0" w:type="dxa"/>
-          </w:tblCellMar>
-        </w:tblPrEx>
+        <w:trPr>
+          <w:cantSplit/>
+        </w:trPr>
         <w:tc>
           <w:tcPr>
             <w:tcW w:w="899" w:type="dxa"/>
@@ -11684,7 +11386,6 @@
                 <w:color w:val="000000"/>
                 <w:sz w:val="20"/>
               </w:rPr>
-              <w:lastRenderedPageBreak/>
               <w:t>2</w:t>
             </w:r>
           </w:p>
@@ -11793,12 +11494,9 @@
         </w:tc>
       </w:tr>
       <w:tr>
-        <w:tblPrEx>
-          <w:tblCellMar>
-            <w:top w:w="0" w:type="dxa"/>
-            <w:bottom w:w="0" w:type="dxa"/>
-          </w:tblCellMar>
-        </w:tblPrEx>
+        <w:trPr>
+          <w:cantSplit/>
+        </w:trPr>
         <w:tc>
           <w:tcPr>
             <w:tcW w:w="899" w:type="dxa"/>
@@ -11937,12 +11635,9 @@
         </w:tc>
       </w:tr>
       <w:tr>
-        <w:tblPrEx>
-          <w:tblCellMar>
-            <w:top w:w="0" w:type="dxa"/>
-            <w:bottom w:w="0" w:type="dxa"/>
-          </w:tblCellMar>
-        </w:tblPrEx>
+        <w:trPr>
+          <w:cantSplit/>
+        </w:trPr>
         <w:tc>
           <w:tcPr>
             <w:tcW w:w="899" w:type="dxa"/>
@@ -12081,12 +11776,9 @@
         </w:tc>
       </w:tr>
       <w:tr>
-        <w:tblPrEx>
-          <w:tblCellMar>
-            <w:top w:w="0" w:type="dxa"/>
-            <w:bottom w:w="0" w:type="dxa"/>
-          </w:tblCellMar>
-        </w:tblPrEx>
+        <w:trPr>
+          <w:cantSplit/>
+        </w:trPr>
         <w:tc>
           <w:tcPr>
             <w:tcW w:w="899" w:type="dxa"/>
@@ -12307,7 +11999,16 @@
           <w:color w:val="000000"/>
           <w:sz w:val="24"/>
         </w:rPr>
-        <w:t>The calendar must cover adjacent months and leap years. Dates from neighbouring months appear as greyed leading and trailing days and do not participate in the current month’s filtering; both scenarios are mandatory acceptance items.</w:t>
+        <w:t xml:space="preserve">The calendar must cover adjacent months and leap years. Dates from neighbouring months appear as greyed leading and trailing days and do not participate in the current month’s filtering; both scenarios are mandatory </w:t>
+      </w:r>
+      <w:r>
+        <w:rPr>
+          <w:rFonts w:ascii="Times New Roman" w:eastAsia="微软雅黑" w:hAnsi="Times New Roman" w:cs="Times New Roman"/>
+          <w:color w:val="000000"/>
+          <w:sz w:val="24"/>
+        </w:rPr>
+        <w:lastRenderedPageBreak/>
+        <w:t>acceptance items.</w:t>
       </w:r>
     </w:p>
     <w:p>
@@ -12329,13 +12030,13 @@
     <w:p/>
     <w:p>
       <w:pPr>
+        <w:keepNext/>
         <w:jc w:val="center"/>
       </w:pPr>
       <w:r>
         <w:rPr>
           <w:noProof/>
         </w:rPr>
-        <w:lastRenderedPageBreak/>
         <w:drawing>
           <wp:inline distT="0" distB="0" distL="0" distR="0" wp14:anchorId="42CF3F92" wp14:editId="23C6AA9E">
             <wp:extent cx="5616000" cy="3662609"/>
@@ -12396,35 +12097,29 @@
           <w:sz w:val="24"/>
         </w:rPr>
         <w:br/>
-      </w:r>
+        <w:t>Figure 4-4 corresponds to Figure 4-3 area by area: (1) the month grid starts on Monday and today is highlighted; (2) the date bar gives both the weekday and “3 in total”; (3) the three list columns are time, title and notes in that order; (4) the six action buttons sit in the top toolbar; (5) the bottom shows both the result of the most recent operation and the current selection. The three schedules are sample data supplied by the development stand-in service, not real appointments.</w:t>
+      </w:r>
+    </w:p>
+    <w:p>
+      <w:pPr>
+        <w:spacing w:after="144" w:line="384" w:lineRule="auto"/>
+        <w:rPr>
+          <w:color w:val="000000"/>
+        </w:rPr>
+      </w:pPr>
       <w:r>
         <w:rPr>
           <w:rFonts w:ascii="Times New Roman" w:eastAsia="微软雅黑" w:hAnsi="Times New Roman" w:cs="Times New Roman"/>
           <w:color w:val="000000"/>
           <w:sz w:val="24"/>
         </w:rPr>
-        <w:t>Figure 4-4 corresponds to Figure 4-3 area by area: (1) the month grid starts on Monday and today is highlighted; (2) the date bar gives both the weekday and “3 in total”; (3) the three list columns are time, title and notes in that order; (4) the six action buttons sit in the top toolbar; (5) the bottom shows both the result of the most recent operation and the current selection. The three schedules are sample data supplied by the development stand-in service, not real appointments.</w:t>
-      </w:r>
-    </w:p>
-    <w:p>
-      <w:pPr>
-        <w:spacing w:after="144" w:line="384" w:lineRule="auto"/>
-        <w:rPr>
-          <w:color w:val="000000"/>
-        </w:rPr>
-      </w:pPr>
-      <w:r>
-        <w:rPr>
-          <w:rFonts w:ascii="Times New Roman" w:eastAsia="微软雅黑" w:hAnsi="Times New Roman" w:cs="Times New Roman"/>
-          <w:color w:val="000000"/>
-          <w:sz w:val="24"/>
-        </w:rPr>
         <w:t>Once a row is selected, the selection text at the bottom changes and the relevant buttons are no longer greyed out:</w:t>
       </w:r>
     </w:p>
     <w:p/>
     <w:p>
       <w:pPr>
+        <w:keepNext/>
         <w:jc w:val="center"/>
       </w:pPr>
       <w:r>
@@ -12498,12 +12193,14 @@
     <w:p/>
     <w:p>
       <w:pPr>
+        <w:keepNext/>
         <w:jc w:val="center"/>
       </w:pPr>
       <w:r>
         <w:rPr>
           <w:noProof/>
         </w:rPr>
+        <w:lastRenderedPageBreak/>
         <w:drawing>
           <wp:inline distT="0" distB="0" distL="0" distR="0" wp14:anchorId="11865B78" wp14:editId="6A6FBF44">
             <wp:extent cx="5616000" cy="3662609"/>
@@ -12554,7 +12251,6 @@
           <w:color w:val="666666"/>
           <w:sz w:val="20"/>
         </w:rPr>
-        <w:lastRenderedPageBreak/>
         <w:br/>
         <w:t>Figure 4-6  The empty state when no schedule exists</w:t>
       </w:r>
@@ -12565,14 +12261,7 @@
           <w:sz w:val="24"/>
         </w:rPr>
         <w:br/>
-      </w:r>
-      <w:r>
-        <w:rPr>
-          <w:rFonts w:ascii="Times New Roman" w:eastAsia="微软雅黑" w:hAnsi="Times New Roman" w:cs="Times New Roman"/>
-          <w:color w:val="000000"/>
-          <w:sz w:val="24"/>
-        </w:rPr>
-        <w:t>The three figures correspond to acceptance items V-01, V-05 and V-06 respectively, and all are reproducible with one command, scripts/shoot_ui.py. One caveat belongs with them: they photograph the interface running on the in-memory stand-in, which proves that the screen and the interaction match the design, but not that data can be stored; the latter is covered by the discussion of V-14 in Chapter 8.</w:t>
+        <w:t>The three figures correspond to acceptance items V-01, V-05 and V-06 respectively, and all are reproducible with one command, scripts/shoot_ui.py. One caveat belongs with them: they photograph the interface running on the in-memory stand-in, which proves that the screen and the interaction match the design, but not that data can be stored; the latter is covered by the discussion of V-14 in Chapter 8. The interface strings visible in these screenshots are in Chinese, because the program is built for Chinese-speaking users; every label that matters is translated in the text that discusses the figure.</w:t>
       </w:r>
       <w:r>
         <w:rPr>
@@ -12639,7 +12328,16 @@
           <w:color w:val="000000"/>
           <w:sz w:val="24"/>
         </w:rPr>
-        <w:t>This section responds to two sentences from the review: “the Linux side does not need a GUI, so do not adapt it for now”, and “reserve an interface for a CLI or WebUI, keeping the data-processing backend separate from the interacting front end that the user sees”. The first is a scheduling decision, the second an architectural requirement, and the two must not be conflated: deleting the Linux side is a matter of one line, whereas extracting the business logic from the window code is surgery.</w:t>
+        <w:t xml:space="preserve">This section responds to two sentences from the review: “the Linux side does not need a GUI, so do not adapt it for now”, and “reserve an interface for a CLI or WebUI, </w:t>
+      </w:r>
+      <w:r>
+        <w:rPr>
+          <w:rFonts w:ascii="Times New Roman" w:eastAsia="微软雅黑" w:hAnsi="Times New Roman" w:cs="Times New Roman"/>
+          <w:color w:val="000000"/>
+          <w:sz w:val="24"/>
+        </w:rPr>
+        <w:lastRenderedPageBreak/>
+        <w:t>keeping the data-processing backend separate from the interacting front end that the user sees”. The first is a scheduling decision, the second an architectural requirement, and the two must not be conflated: deleting the Linux side is a matter of one line, whereas extracting the business logic from the window code is surgery.</w:t>
       </w:r>
     </w:p>
     <w:p>
@@ -12676,13 +12374,8 @@
         <w:gridCol w:w="2469"/>
       </w:tblGrid>
       <w:tr>
-        <w:tblPrEx>
-          <w:tblCellMar>
-            <w:top w:w="0" w:type="dxa"/>
-            <w:bottom w:w="0" w:type="dxa"/>
-          </w:tblCellMar>
-        </w:tblPrEx>
         <w:trPr>
+          <w:cantSplit/>
           <w:tblHeader/>
         </w:trPr>
         <w:tc>
@@ -12801,12 +12494,9 @@
         </w:tc>
       </w:tr>
       <w:tr>
-        <w:tblPrEx>
-          <w:tblCellMar>
-            <w:top w:w="0" w:type="dxa"/>
-            <w:bottom w:w="0" w:type="dxa"/>
-          </w:tblCellMar>
-        </w:tblPrEx>
+        <w:trPr>
+          <w:cantSplit/>
+        </w:trPr>
         <w:tc>
           <w:tcPr>
             <w:tcW w:w="3130" w:type="dxa"/>
@@ -12911,12 +12601,9 @@
         </w:tc>
       </w:tr>
       <w:tr>
-        <w:tblPrEx>
-          <w:tblCellMar>
-            <w:top w:w="0" w:type="dxa"/>
-            <w:bottom w:w="0" w:type="dxa"/>
-          </w:tblCellMar>
-        </w:tblPrEx>
+        <w:trPr>
+          <w:cantSplit/>
+        </w:trPr>
         <w:tc>
           <w:tcPr>
             <w:tcW w:w="3130" w:type="dxa"/>
@@ -13050,56 +12737,48 @@
           <w:color w:val="000000"/>
           <w:sz w:val="24"/>
         </w:rPr>
-        <w:t xml:space="preserve">What changing the front end involves. Take a command-line front end as an example </w:t>
-      </w:r>
+        <w:t>What changing the front end involves. Take a command-line front end as an example (not implemented now; it serves only to test the seam): add an adapter layer implementing MainViewPort plus an entry point, and controller.py, presenters.py, view_models.py, ports.py and all three backend layers stay untouched, while the UI-layer unit tests in tests/unit/ still run, since they never depended on a window in the first place. The same holds for a web front end.</w:t>
+      </w:r>
+    </w:p>
+    <w:p>
+      <w:pPr>
+        <w:spacing w:after="144" w:line="384" w:lineRule="auto"/>
+        <w:rPr>
+          <w:color w:val="000000"/>
+        </w:rPr>
+      </w:pPr>
       <w:r>
         <w:rPr>
           <w:rFonts w:ascii="Times New Roman" w:eastAsia="微软雅黑" w:hAnsi="Times New Roman" w:cs="Times New Roman"/>
           <w:color w:val="000000"/>
           <w:sz w:val="24"/>
         </w:rPr>
+        <w:t>A testable criterion. This criterion does not rely on subjective impressions, only on which files change: if moving the interaction rules to another front end turns out to require changes in controller.py or presenters.py, the design is judged to be coupled and the seam must be fixed; if only a new MainViewPort implementation has to be added, the seam works. Three hard constraints maintain this property: the “Touches Qt?” column in Section 4.3 together with the AST guards; the rule that the interaction rules of Chapter 5 never mention widget class names; and a one-way dependency direction, with the backend never importing the interface.</w:t>
+      </w:r>
+    </w:p>
+    <w:p>
+      <w:pPr>
+        <w:spacing w:after="144" w:line="384" w:lineRule="auto"/>
+        <w:rPr>
+          <w:color w:val="000000"/>
+        </w:rPr>
+      </w:pPr>
+      <w:r>
+        <w:rPr>
+          <w:rFonts w:ascii="Times New Roman" w:eastAsia="微软雅黑" w:hAnsi="Times New Roman" w:cs="Times New Roman"/>
+          <w:color w:val="000000"/>
+          <w:sz w:val="24"/>
+        </w:rPr>
+        <w:t xml:space="preserve">What is explicitly not being done now. Neither the command-line front end nor the </w:t>
+      </w:r>
+      <w:r>
+        <w:rPr>
+          <w:rFonts w:ascii="Times New Roman" w:eastAsia="微软雅黑" w:hAnsi="Times New Roman" w:cs="Times New Roman"/>
+          <w:color w:val="000000"/>
+          <w:sz w:val="24"/>
+        </w:rPr>
         <w:lastRenderedPageBreak/>
-        <w:t>(not implemented now; it serves only to test the seam): add an adapter layer implementing MainViewPort plus an entry point, and controller.py, presenters.py, view_models.py, ports.py and all three backend layers stay untouched, while the 108 UI tests in tests/unit/ still run, since they never depended on a window in the first place. The same holds for a web front end.</w:t>
-      </w:r>
-    </w:p>
-    <w:p>
-      <w:pPr>
-        <w:spacing w:after="144" w:line="384" w:lineRule="auto"/>
-        <w:rPr>
-          <w:color w:val="000000"/>
-        </w:rPr>
-      </w:pPr>
-      <w:r>
-        <w:rPr>
-          <w:rFonts w:ascii="Times New Roman" w:eastAsia="微软雅黑" w:hAnsi="Times New Roman" w:cs="Times New Roman"/>
-          <w:color w:val="000000"/>
-          <w:sz w:val="24"/>
-        </w:rPr>
-        <w:t>A testable criterion. This criterion does not rely on subjective impressions, only on which files change: if moving the interaction rules to another front end turns out to require changes in controller.py or presenters.py, the design is judged to be coupled and the seam must be fixed; if only a new MainViewPort implementation has to be added, the seam works. Three hard constraints maintain this property: the “Touches Qt?” column in Section 4.3 together with the AST guards; the rule that the interaction rule</w:t>
-      </w:r>
-      <w:r>
-        <w:rPr>
-          <w:rFonts w:ascii="Times New Roman" w:eastAsia="微软雅黑" w:hAnsi="Times New Roman" w:cs="Times New Roman"/>
-          <w:color w:val="000000"/>
-          <w:sz w:val="24"/>
-        </w:rPr>
-        <w:t>s of Chapter 5 never mention widget class names; and a one-way dependency direction, with the backend never importing the interface.</w:t>
-      </w:r>
-    </w:p>
-    <w:p>
-      <w:pPr>
-        <w:spacing w:after="144" w:line="384" w:lineRule="auto"/>
-        <w:rPr>
-          <w:color w:val="000000"/>
-        </w:rPr>
-      </w:pPr>
-      <w:r>
-        <w:rPr>
-          <w:rFonts w:ascii="Times New Roman" w:eastAsia="微软雅黑" w:hAnsi="Times New Roman" w:cs="Times New Roman"/>
-          <w:color w:val="000000"/>
-          <w:sz w:val="24"/>
-        </w:rPr>
-        <w:t>What is explicitly not being done now. Neither the command-line front end nor the web front end is implemented: writing them now would produce two half-finished pieces that nobody uses and everybody has to maintain. Only the seam is kept, and the Windows desktop front end is finished first.</w:t>
+        <w:t>web front end is implemented: writing them now would produce two half-finished pieces that nobody uses and everybody has to maintain. Only the seam is kept, and the Windows desktop front end is finished first.</w:t>
       </w:r>
     </w:p>
     <w:p>
@@ -13113,7 +12792,7 @@
         </w:rPr>
       </w:pPr>
       <w:bookmarkStart w:id="9" w:name="section-5"/>
-      <w:bookmarkStart w:id="10" w:name="_Toc243471545"/>
+      <w:bookmarkStart w:id="10" w:name="_Toc243506350"/>
       <w:r>
         <w:rPr>
           <w:rFonts w:ascii="Times New Roman" w:eastAsia="微软雅黑" w:hAnsi="Times New Roman" w:cs="Times New Roman"/>
@@ -13189,7 +12868,6 @@
           <w:color w:val="000000"/>
           <w:sz w:val="24"/>
         </w:rPr>
-        <w:lastRenderedPageBreak/>
         <w:t>Construction of the main window follows two rules: widgets are all created in the window construction function and never created on the fly inside an event callback; and callbacks do only three things, namely read the input, hand it to the controller and update the interface with the result, with no business judgement written inside a callback.</w:t>
       </w:r>
     </w:p>
@@ -13241,7 +12919,7 @@
           <w:color w:val="000000"/>
           <w:sz w:val="24"/>
         </w:rPr>
-        <w:t>The date grid is generated by QCalendarWidget and laid out by week, with adjacent months and leap years guaranteed by the widget. The leading and trailing dates of neighbouring months (for example 28 to 30 September and 1 to 8 November appearing in the October grid) are shown in grey and do not participate in the current month’s filtering: clicking one should be treated as switching to the corresponding month, or the cell should simply not be selectable, a behaviour to be unified when the contract is frozen</w:t>
+        <w:t xml:space="preserve">The date grid is generated by QCalendarWidget and laid out by week, with adjacent months and leap years guaranteed by the widget. The leading and trailing dates of neighbouring months (for example 28 to 30 September and 1 to 8 November appearing in the October grid) are shown in grey and do not participate in the current </w:t>
       </w:r>
       <w:r>
         <w:rPr>
@@ -13249,7 +12927,8 @@
           <w:color w:val="000000"/>
           <w:sz w:val="24"/>
         </w:rPr>
-        <w:t>, but it must never be shown in grey yet handled as a date of this month. One setting must also be made explicitly: Qt starts the week on Sunday by default, which differs from Chinese custom, so setFirstDayOfWeek(Qt.Monday) has to be called, otherwise the same interface would not match the expected screenshots.</w:t>
+        <w:lastRenderedPageBreak/>
+        <w:t>month’s filtering: clicking one should be treated as switching to the corresponding month, or the cell should simply not be selectable, a behaviour to be unified when the contract is frozen, but it must never be shown in grey yet handled as a date of this month. One setting must also be made explicitly: Qt starts the week on Sunday by default, which differs from Chinese custom, so setFirstDayOfWeek(Qt.Monday) has to be called, otherwise the same interface would not match the expected screenshots.</w:t>
       </w:r>
     </w:p>
     <w:p>
@@ -13300,7 +12979,6 @@
           <w:color w:val="000000"/>
           <w:sz w:val="28"/>
         </w:rPr>
-        <w:lastRenderedPageBreak/>
         <w:t>5.3  The Schedule List Component</w:t>
       </w:r>
     </w:p>
@@ -13368,6 +13046,7 @@
           <w:color w:val="000000"/>
           <w:sz w:val="28"/>
         </w:rPr>
+        <w:lastRenderedPageBreak/>
         <w:t>5.4  The Form Shared by Creation and Update</w:t>
       </w:r>
     </w:p>
@@ -13390,13 +13069,13 @@
     <w:p/>
     <w:p>
       <w:pPr>
+        <w:keepNext/>
         <w:jc w:val="center"/>
       </w:pPr>
       <w:r>
         <w:rPr>
           <w:noProof/>
         </w:rPr>
-        <w:lastRenderedPageBreak/>
         <w:drawing>
           <wp:inline distT="0" distB="0" distL="0" distR="0" wp14:anchorId="5C098824" wp14:editId="74B8B141">
             <wp:extent cx="5616000" cy="3244800"/>
@@ -13565,7 +13244,7 @@
           <w:color w:val="000000"/>
           <w:sz w:val="24"/>
         </w:rPr>
-        <w:t>The field-level prompts in the form present the validation conclusions returned by the backend, not the result of the interface blocking things on its own. Take the title as an example: after the user submits, the service layer finds the title empty and returns a structured error, and the interface marks the field red and shows the reason accordingly. The prompt under the title in the figure carries the label returned by backend validation precisely to make that origin clear: it looks like the familiar fron</w:t>
+        <w:t xml:space="preserve">The field-level prompts in the form present the validation conclusions returned by the </w:t>
       </w:r>
       <w:r>
         <w:rPr>
@@ -13573,16 +13252,24 @@
           <w:color w:val="000000"/>
           <w:sz w:val="24"/>
         </w:rPr>
-        <w:t>t-</w:t>
-      </w:r>
+        <w:lastRenderedPageBreak/>
+        <w:t>backend, not the result of the interface blocking things on its own. Take the title as an example: after the user submits, the service layer finds the title empty and returns a structured error, and the interface marks the field red and shows the reason accordingly. The prompt under the title in the figure carries the label returned by backend validation precisely to make that origin clear: it looks like the familiar front-end red box, but the decision is the backend’s.</w:t>
+      </w:r>
+    </w:p>
+    <w:p>
+      <w:pPr>
+        <w:spacing w:after="144" w:line="384" w:lineRule="auto"/>
+        <w:rPr>
+          <w:color w:val="000000"/>
+        </w:rPr>
+      </w:pPr>
       <w:r>
         <w:rPr>
           <w:rFonts w:ascii="Times New Roman" w:eastAsia="微软雅黑" w:hAnsi="Times New Roman" w:cs="Times New Roman"/>
           <w:color w:val="000000"/>
           <w:sz w:val="24"/>
         </w:rPr>
-        <w:lastRenderedPageBreak/>
-        <w:t>end red box, but the decision is the backend’s.</w:t>
+        <w:t>Lenient parsing of dates likewise belongs to the backend. When the user types something such as 2026/10/15, the interface does not raise invalid format; it hands the raw text to the backend, which recognises and normalises it to 2026-10-15. Only when the backend genuinely cannot recognise it does the interface present the reason the backend gave. This keeps the parsing rules implemented in one place, shared by the GUI and any other entry point.</w:t>
       </w:r>
     </w:p>
     <w:p>
@@ -13598,7 +13285,7 @@
           <w:color w:val="000000"/>
           <w:sz w:val="24"/>
         </w:rPr>
-        <w:t>Lenient parsing of dates likewise belongs to the backend. When the user types something such as 2026/10/15, the interface does not raise invalid format; it hands the raw text to the backend, which recognises and normalises it to 2026-10-15. Only when the backend genuinely cannot recognise it does the interface present the reason the backend gave. This keeps the parsing rules implemented in one place, shared by the GUI and any other entry point.</w:t>
+        <w:t>At the bottom are two buttons, Cancel and Save. The form’s behaviour is agreed in three points: a successful save closes the form and refreshes the list; a failed save keeps the form and the entered content and only reports the reason; cancelling closes the form without changing any data.</w:t>
       </w:r>
     </w:p>
     <w:p>
@@ -13614,7 +13301,7 @@
           <w:color w:val="000000"/>
           <w:sz w:val="24"/>
         </w:rPr>
-        <w:t>At the bottom are two buttons, Cancel and Save. The form’s behaviour is agreed in three points: a successful save closes the form and refreshes the list; a failed save keeps the form and the entered content and only reports the reason; cancelling closes the form without changing any data.</w:t>
+        <w:t>Why one form is mandatory. If creation and update each had their own interface logic, the two sets of code would drift apart as changes accumulated, for example creation validating a non-empty title while update forgot to, or the two handling date formats differently. Such defects are hard to find in testing, because users typically follow only one of the two paths. A shared implementation reduces the difference to a single parameter: whether to prefill, and what the title is.</w:t>
       </w:r>
     </w:p>
     <w:p>
@@ -13630,28 +13317,13 @@
           <w:color w:val="000000"/>
           <w:sz w:val="24"/>
         </w:rPr>
-        <w:t>Why one form is mandatory. If creation and update each had their own interface logic, the two sets of code would drift apart as changes accumulated, for example creation validating a non-empty title while update forgot to, or the two handling date formats differently. Such defects are hard to find in testing, because users typically follow only one of the two paths. A shared implementation reduces the difference to a single parameter: whether to prefill, and what the title is.</w:t>
-      </w:r>
-    </w:p>
-    <w:p>
-      <w:pPr>
-        <w:spacing w:after="144" w:line="384" w:lineRule="auto"/>
-        <w:rPr>
-          <w:color w:val="000000"/>
-        </w:rPr>
-      </w:pPr>
-      <w:r>
-        <w:rPr>
-          <w:rFonts w:ascii="Times New Roman" w:eastAsia="微软雅黑" w:hAnsi="Times New Roman" w:cs="Times New Roman"/>
-          <w:color w:val="000000"/>
-          <w:sz w:val="24"/>
-        </w:rPr>
         <w:t>The real form, once implemented, looks like this:</w:t>
       </w:r>
     </w:p>
     <w:p/>
     <w:p>
       <w:pPr>
+        <w:keepNext/>
         <w:jc w:val="center"/>
       </w:pPr>
       <w:r>
@@ -13719,6 +13391,7 @@
           <w:sz w:val="24"/>
         </w:rPr>
         <w:br/>
+        <w:t xml:space="preserve">What is worth looking at in Figure 5-2 is the word in the date box: “tomorrow”. It demonstrates exactly the point this section argues, namely that the interface performs no date validation at all. A handwritten form the backend cannot recognise either is still accepted and sent, with no “invalid date format” popup; whether it is valid is decided by the backend, and the result is translated by the interface into something a </w:t>
       </w:r>
       <w:r>
         <w:rPr>
@@ -13726,24 +13399,8 @@
           <w:color w:val="000000"/>
           <w:sz w:val="24"/>
         </w:rPr>
-        <w:t xml:space="preserve">What is worth looking at in Figure 5-2 is the word in the date box: “tomorrow”. It demonstrates exactly the point this section argues, namely that the interface performs no date validation at all. A handwritten form the backend cannot recognise either is still accepted and sent, with no “invalid date format” popup; whether it is valid is decided by the backend, and the result is translated by the interface into something a </w:t>
-      </w:r>
-      <w:r>
-        <w:rPr>
-          <w:rFonts w:ascii="Times New Roman" w:eastAsia="微软雅黑" w:hAnsi="Times New Roman" w:cs="Times New Roman"/>
-          <w:color w:val="000000"/>
-          <w:sz w:val="24"/>
-        </w:rPr>
         <w:lastRenderedPageBreak/>
-        <w:t>user can read. The Pick button to the right of the date box is the entry point to the</w:t>
-      </w:r>
-      <w:r>
-        <w:rPr>
-          <w:rFonts w:ascii="Times New Roman" w:eastAsia="微软雅黑" w:hAnsi="Times New Roman" w:cs="Times New Roman"/>
-          <w:color w:val="000000"/>
-          <w:sz w:val="24"/>
-        </w:rPr>
-        <w:t xml:space="preserve"> calendar overlay; picking a date writes YYYY-MM-DD back into the same text box, and the box remains editable afterwards.</w:t>
+        <w:t>user can read. The Pick button to the right of the date box is the entry point to the calendar overlay; picking a date writes YYYY-MM-DD back into the same text box, and the box remains editable afterwards.</w:t>
       </w:r>
       <w:r>
         <w:rPr>
@@ -13959,15 +13616,23 @@
           <w:sz w:val="24"/>
         </w:rPr>
         <w:lastRenderedPageBreak/>
-        <w:t>whether input is usable, and the interface presents the conclusion. The interface does not judge whether a title is too long or whether the date may be in the past, because those are business rules; nor does it re-implement format validation, because that would become a second set of rules to maintain. Equally, the domain layer never assumes the interface has already validated: the service must reject illegal data on its own. Both sides' responsibilities are written into the contract, so there is no gap whe</w:t>
-      </w:r>
+        <w:t>whether input is usable, and the interface presents the conclusion. The interface does not judge whether a title is too long or whether the date may be in the past, because those are business rules; nor does it re-implement format validation, because that would become a second set of rules to maintain. Equally, the domain layer never assumes the interface has already validated: the service must reject illegal data on its own. Both sides' responsibilities are written into the contract, so there is no gap where either both sides validate or neither does.</w:t>
+      </w:r>
+    </w:p>
+    <w:p>
+      <w:pPr>
+        <w:spacing w:after="144" w:line="384" w:lineRule="auto"/>
+        <w:rPr>
+          <w:color w:val="000000"/>
+        </w:rPr>
+      </w:pPr>
       <w:r>
         <w:rPr>
           <w:rFonts w:ascii="Times New Roman" w:eastAsia="微软雅黑" w:hAnsi="Times New Roman" w:cs="Times New Roman"/>
           <w:color w:val="000000"/>
           <w:sz w:val="24"/>
         </w:rPr>
-        <w:t>re either both sides validate or neither does.</w:t>
+        <w:t>One boundary deserves special mention: the service layer cannot raise dialogs. So handing exception handling to the backend does not mean the interface stops handling exceptions: the backend decides and raises structured errors, while the interface catches them and translates them into sentences a user can read. Neither side alone suffices; if either is missing, the user either sees a raw stack trace or sees nothing at all.</w:t>
       </w:r>
     </w:p>
     <w:p>
@@ -13983,23 +13648,7 @@
           <w:color w:val="000000"/>
           <w:sz w:val="24"/>
         </w:rPr>
-        <w:t>One boundary deserves special mention: the service layer cannot raise dialogs. So handing exception handling to the backend does not mean the interface stops handling exceptions: the backend decides and raises structured errors, while the interface catches them and translates them into sentences a user can read. Neither side alone suffices; if either is missing, the user either sees a raw stack trace or sees nothing at all.</w:t>
-      </w:r>
-    </w:p>
-    <w:p>
-      <w:pPr>
-        <w:spacing w:after="144" w:line="384" w:lineRule="auto"/>
-        <w:rPr>
-          <w:color w:val="000000"/>
-        </w:rPr>
-      </w:pPr>
-      <w:r>
-        <w:rPr>
-          <w:rFonts w:ascii="Times New Roman" w:eastAsia="微软雅黑" w:hAnsi="Times New Roman" w:cs="Times New Roman"/>
-          <w:color w:val="000000"/>
-          <w:sz w:val="24"/>
-        </w:rPr>
-        <w:t>Status of this round. The four responsibilities above were fully implemented in controller.py and presenters.py on 15 October 2026, with 59 unit tests (see Section 8.2). Two modules mentioned earlier were added during coding, both grown out of real constraints:</w:t>
+        <w:t>Status of this round. The four responsibilities above were fully implemented in controller.py and presenters.py on 15 October 2026, with the 59 unit tests that existed at the time (Section 8.2 lists the current set). Two modules mentioned earlier were added during coding, both grown out of real constraints:</w:t>
       </w:r>
     </w:p>
     <w:p>
@@ -14111,6 +13760,7 @@
     <w:p/>
     <w:p>
       <w:pPr>
+        <w:keepNext/>
         <w:jc w:val="center"/>
       </w:pPr>
       <w:r>
@@ -14168,13 +13818,6 @@
           <w:sz w:val="20"/>
         </w:rPr>
         <w:br/>
-      </w:r>
-      <w:r>
-        <w:rPr>
-          <w:rFonts w:ascii="Times New Roman" w:eastAsia="微软雅黑" w:hAnsi="Times New Roman" w:cs="Times New Roman"/>
-          <w:color w:val="666666"/>
-          <w:sz w:val="20"/>
-        </w:rPr>
         <w:t>Figure 5-3  Vertical call flow for creating a schedule</w:t>
       </w:r>
       <w:r>
@@ -14184,13 +13827,6 @@
           <w:sz w:val="24"/>
         </w:rPr>
         <w:br/>
-      </w:r>
-      <w:r>
-        <w:rPr>
-          <w:rFonts w:ascii="Times New Roman" w:eastAsia="微软雅黑" w:hAnsi="Times New Roman" w:cs="Times New Roman"/>
-          <w:color w:val="000000"/>
-          <w:sz w:val="24"/>
-        </w:rPr>
         <w:t>Figure 5-3 shows six steps: the user fills in the form and saves; the controller hands the form’s raw text to the service; the service performs backend parsing and domain-rule validation and creates a schedule object with a stable identifier; the service calls the injected storage object to write; the storage adapter writes with parameters and commits, rolling back and translating the exception on error; the service returns the saved object; and the interface refreshes the list and reports success.</w:t>
       </w:r>
     </w:p>
@@ -14230,6 +13866,7 @@
     <w:p/>
     <w:p>
       <w:pPr>
+        <w:keepNext/>
         <w:jc w:val="center"/>
       </w:pPr>
       <w:r>
@@ -14296,13 +13933,6 @@
           <w:sz w:val="24"/>
         </w:rPr>
         <w:br/>
-      </w:r>
-      <w:r>
-        <w:rPr>
-          <w:rFonts w:ascii="Times New Roman" w:eastAsia="微软雅黑" w:hAnsi="Times New Roman" w:cs="Times New Roman"/>
-          <w:color w:val="000000"/>
-          <w:sz w:val="24"/>
-        </w:rPr>
         <w:t>First, an update keeps the schedule identifier unchanged and only modifies the content; second, after a date change the record disappears from the currently filtered date. Figure 5-4 highlights this point: it is not data loss but the correct result under the new filter. Should development treat it as a defect and fix it, the fix would introduce wrong behaviour.</w:t>
       </w:r>
       <w:r>
@@ -14333,7 +13963,7 @@
         </w:rPr>
       </w:pPr>
       <w:bookmarkStart w:id="11" w:name="section-6"/>
-      <w:bookmarkStart w:id="12" w:name="_Toc243471546"/>
+      <w:bookmarkStart w:id="12" w:name="_Toc243506351"/>
       <w:r>
         <w:rPr>
           <w:rFonts w:ascii="Times New Roman" w:eastAsia="微软雅黑" w:hAnsi="Times New Roman" w:cs="Times New Roman"/>
@@ -14415,13 +14045,8 @@
         <w:gridCol w:w="3138"/>
       </w:tblGrid>
       <w:tr>
-        <w:tblPrEx>
-          <w:tblCellMar>
-            <w:top w:w="0" w:type="dxa"/>
-            <w:bottom w:w="0" w:type="dxa"/>
-          </w:tblCellMar>
-        </w:tblPrEx>
         <w:trPr>
+          <w:cantSplit/>
           <w:tblHeader/>
         </w:trPr>
         <w:tc>
@@ -14540,12 +14165,9 @@
         </w:tc>
       </w:tr>
       <w:tr>
-        <w:tblPrEx>
-          <w:tblCellMar>
-            <w:top w:w="0" w:type="dxa"/>
-            <w:bottom w:w="0" w:type="dxa"/>
-          </w:tblCellMar>
-        </w:tblPrEx>
+        <w:trPr>
+          <w:cantSplit/>
+        </w:trPr>
         <w:tc>
           <w:tcPr>
             <w:tcW w:w="2170" w:type="dxa"/>
@@ -14650,12 +14272,9 @@
         </w:tc>
       </w:tr>
       <w:tr>
-        <w:tblPrEx>
-          <w:tblCellMar>
-            <w:top w:w="0" w:type="dxa"/>
-            <w:bottom w:w="0" w:type="dxa"/>
-          </w:tblCellMar>
-        </w:tblPrEx>
+        <w:trPr>
+          <w:cantSplit/>
+        </w:trPr>
         <w:tc>
           <w:tcPr>
             <w:tcW w:w="2170" w:type="dxa"/>
@@ -14760,12 +14379,9 @@
         </w:tc>
       </w:tr>
       <w:tr>
-        <w:tblPrEx>
-          <w:tblCellMar>
-            <w:top w:w="0" w:type="dxa"/>
-            <w:bottom w:w="0" w:type="dxa"/>
-          </w:tblCellMar>
-        </w:tblPrEx>
+        <w:trPr>
+          <w:cantSplit/>
+        </w:trPr>
         <w:tc>
           <w:tcPr>
             <w:tcW w:w="2170" w:type="dxa"/>
@@ -14870,12 +14486,9 @@
         </w:tc>
       </w:tr>
       <w:tr>
-        <w:tblPrEx>
-          <w:tblCellMar>
-            <w:top w:w="0" w:type="dxa"/>
-            <w:bottom w:w="0" w:type="dxa"/>
-          </w:tblCellMar>
-        </w:tblPrEx>
+        <w:trPr>
+          <w:cantSplit/>
+        </w:trPr>
         <w:tc>
           <w:tcPr>
             <w:tcW w:w="2170" w:type="dxa"/>
@@ -14980,12 +14593,9 @@
         </w:tc>
       </w:tr>
       <w:tr>
-        <w:tblPrEx>
-          <w:tblCellMar>
-            <w:top w:w="0" w:type="dxa"/>
-            <w:bottom w:w="0" w:type="dxa"/>
-          </w:tblCellMar>
-        </w:tblPrEx>
+        <w:trPr>
+          <w:cantSplit/>
+        </w:trPr>
         <w:tc>
           <w:tcPr>
             <w:tcW w:w="2170" w:type="dxa"/>
@@ -15144,12 +14754,14 @@
     <w:p/>
     <w:p>
       <w:pPr>
+        <w:keepNext/>
         <w:jc w:val="center"/>
       </w:pPr>
       <w:r>
         <w:rPr>
           <w:noProof/>
         </w:rPr>
+        <w:lastRenderedPageBreak/>
         <w:drawing>
           <wp:inline distT="0" distB="0" distL="0" distR="0" wp14:anchorId="7E2C7270" wp14:editId="0A2F294D">
             <wp:extent cx="5616000" cy="2496000"/>
@@ -15200,15 +14812,7 @@
           <w:color w:val="666666"/>
           <w:sz w:val="20"/>
         </w:rPr>
-        <w:lastRenderedPageBreak/>
         <w:br/>
-      </w:r>
-      <w:r>
-        <w:rPr>
-          <w:rFonts w:ascii="Times New Roman" w:eastAsia="微软雅黑" w:hAnsi="Times New Roman" w:cs="Times New Roman"/>
-          <w:color w:val="666666"/>
-          <w:sz w:val="20"/>
-        </w:rPr>
         <w:t>Figure 6-1  Interface state transition diagram</w:t>
       </w:r>
       <w:r>
@@ -15431,19 +15035,20 @@
           <w:color w:val="000000"/>
           <w:sz w:val="24"/>
         </w:rPr>
+        <w:lastRenderedPageBreak/>
         <w:t>Path one: clicking delete when no row is selected.</w:t>
       </w:r>
     </w:p>
     <w:p/>
     <w:p>
       <w:pPr>
+        <w:keepNext/>
         <w:jc w:val="center"/>
       </w:pPr>
       <w:r>
         <w:rPr>
           <w:noProof/>
         </w:rPr>
-        <w:lastRenderedPageBreak/>
         <w:drawing>
           <wp:inline distT="0" distB="0" distL="0" distR="0" wp14:anchorId="4E503721" wp14:editId="765FC3C1">
             <wp:extent cx="5616000" cy="3501741"/>
@@ -15504,6 +15109,7 @@
           <w:sz w:val="24"/>
         </w:rPr>
         <w:br/>
+        <w:t>As shown in Figure 6-2, the controller reads the selection state, finds it empty, prompts “Please select a schedule first” and returns. The whole chain makes zero calls to the service. The reason is straightforward: nothing selected is an interface-state matter, not a business error, and should not produce a service query that ends in “record not found”. A unit test can assert this by recording the number of calls on a test double.</w:t>
       </w:r>
       <w:r>
         <w:rPr>
@@ -15511,7 +15117,7 @@
           <w:color w:val="000000"/>
           <w:sz w:val="24"/>
         </w:rPr>
-        <w:t>As shown in Figure 6-2, the controller reads the selection state, finds it empty, prompts “Please select a schedule first” and returns. The whole chain makes zero calls to the service. The reason is straightforward: nothing selected is an interface-state matter, not a business error, and should not produce a service query that ends in “record not found”. A unit test can assert this by recording the number of calls on a test double.</w:t>
+        <w:br/>
       </w:r>
       <w:r>
         <w:rPr>
@@ -15521,35 +15127,28 @@
         </w:rPr>
         <w:br/>
       </w:r>
-      <w:r>
-        <w:rPr>
-          <w:rFonts w:ascii="Times New Roman" w:eastAsia="微软雅黑" w:hAnsi="Times New Roman" w:cs="Times New Roman"/>
+    </w:p>
+    <w:p>
+      <w:pPr>
+        <w:spacing w:after="144" w:line="384" w:lineRule="auto"/>
+        <w:rPr>
+          <w:color w:val="000000"/>
+        </w:rPr>
+      </w:pPr>
+      <w:r>
+        <w:rPr>
+          <w:rFonts w:ascii="Times New Roman" w:eastAsia="微软雅黑" w:hAnsi="Times New Roman" w:cs="Times New Roman"/>
+          <w:b/>
           <w:color w:val="000000"/>
           <w:sz w:val="24"/>
         </w:rPr>
-        <w:br/>
-      </w:r>
-    </w:p>
-    <w:p>
-      <w:pPr>
-        <w:spacing w:after="144" w:line="384" w:lineRule="auto"/>
-        <w:rPr>
-          <w:color w:val="000000"/>
-        </w:rPr>
-      </w:pPr>
-      <w:r>
-        <w:rPr>
-          <w:rFonts w:ascii="Times New Roman" w:eastAsia="微软雅黑" w:hAnsi="Times New Roman" w:cs="Times New Roman"/>
-          <w:b/>
-          <w:color w:val="000000"/>
-          <w:sz w:val="24"/>
-        </w:rPr>
         <w:t>Path two: clicking delete with a row selected, then cancelling or confirming in the confirmation box.</w:t>
       </w:r>
     </w:p>
     <w:p/>
     <w:p>
       <w:pPr>
+        <w:keepNext/>
         <w:jc w:val="center"/>
       </w:pPr>
       <w:r>
@@ -15617,38 +15216,23 @@
           <w:sz w:val="24"/>
         </w:rPr>
         <w:br/>
-      </w:r>
+        <w:t>As shown in Figure 6-3, the service has not been called when the confirmation box appears; clicking Cancel closes the dialog with the list and the data completely unchanged, again with zero calls to the delete service; only clicking Confirm actually calls the delete service, and whether the record exists is checked by the service layer rather than guessed by the interface.</w:t>
+      </w:r>
+    </w:p>
+    <w:p>
+      <w:pPr>
+        <w:spacing w:after="144" w:line="384" w:lineRule="auto"/>
+        <w:rPr>
+          <w:color w:val="000000"/>
+        </w:rPr>
+      </w:pPr>
       <w:r>
         <w:rPr>
           <w:rFonts w:ascii="Times New Roman" w:eastAsia="微软雅黑" w:hAnsi="Times New Roman" w:cs="Times New Roman"/>
           <w:color w:val="000000"/>
           <w:sz w:val="24"/>
         </w:rPr>
-        <w:t>As shown in Figure 6-3, the service has not been called when the confirmation box appears; clicking Cancel closes the dialog with the list and the data completely unchanged, again with zero calls to the delete service; only clicking Confirm actually calls the delete service, and whether the record exists is checked by the service layer rather than guessed by the interface.</w:t>
-      </w:r>
-    </w:p>
-    <w:p>
-      <w:pPr>
-        <w:spacing w:after="144" w:line="384" w:lineRule="auto"/>
-        <w:rPr>
-          <w:color w:val="000000"/>
-        </w:rPr>
-      </w:pPr>
-      <w:r>
-        <w:rPr>
-          <w:rFonts w:ascii="Times New Roman" w:eastAsia="微软雅黑" w:hAnsi="Times New Roman" w:cs="Times New Roman"/>
-          <w:color w:val="000000"/>
-          <w:sz w:val="24"/>
-        </w:rPr>
-        <w:t>There is a division of labour here that is easily misunderstood: confirming a deletion is interaction policy, while checking business validity belongs to the service layer. A dialog cannot replace the service layer’s existence check, because the user might delete the same record through another route between the dialog appearing and confirm being clicked (in multi-window or future extension scenarios). So even after the interface has confirmed, the service must still handle a missing record internally and r</w:t>
-      </w:r>
-      <w:r>
-        <w:rPr>
-          <w:rFonts w:ascii="Times New Roman" w:eastAsia="微软雅黑" w:hAnsi="Times New Roman" w:cs="Times New Roman"/>
-          <w:color w:val="000000"/>
-          <w:sz w:val="24"/>
-        </w:rPr>
-        <w:t>eturn the result as an error type, which the interface turns into a prompt.</w:t>
+        <w:t>There is a division of labour here that is easily misunderstood: confirming a deletion is interaction policy, while checking business validity belongs to the service layer. A dialog cannot replace the service layer’s existence check, because the user might delete the same record through another route between the dialog appearing and confirm being clicked (in multi-window or future extension scenarios). So even after the interface has confirmed, the service must still handle a missing record internally and return the result as an error type, which the interface turns into a prompt.</w:t>
       </w:r>
     </w:p>
     <w:p>
@@ -15705,13 +15289,8 @@
         <w:gridCol w:w="3247"/>
       </w:tblGrid>
       <w:tr>
-        <w:tblPrEx>
-          <w:tblCellMar>
-            <w:top w:w="0" w:type="dxa"/>
-            <w:bottom w:w="0" w:type="dxa"/>
-          </w:tblCellMar>
-        </w:tblPrEx>
         <w:trPr>
+          <w:cantSplit/>
           <w:tblHeader/>
         </w:trPr>
         <w:tc>
@@ -15830,12 +15409,9 @@
         </w:tc>
       </w:tr>
       <w:tr>
-        <w:tblPrEx>
-          <w:tblCellMar>
-            <w:top w:w="0" w:type="dxa"/>
-            <w:bottom w:w="0" w:type="dxa"/>
-          </w:tblCellMar>
-        </w:tblPrEx>
+        <w:trPr>
+          <w:cantSplit/>
+        </w:trPr>
         <w:tc>
           <w:tcPr>
             <w:tcW w:w="2116" w:type="dxa"/>
@@ -15940,12 +15516,9 @@
         </w:tc>
       </w:tr>
       <w:tr>
-        <w:tblPrEx>
-          <w:tblCellMar>
-            <w:top w:w="0" w:type="dxa"/>
-            <w:bottom w:w="0" w:type="dxa"/>
-          </w:tblCellMar>
-        </w:tblPrEx>
+        <w:trPr>
+          <w:cantSplit/>
+        </w:trPr>
         <w:tc>
           <w:tcPr>
             <w:tcW w:w="2116" w:type="dxa"/>
@@ -16050,12 +15623,9 @@
         </w:tc>
       </w:tr>
       <w:tr>
-        <w:tblPrEx>
-          <w:tblCellMar>
-            <w:top w:w="0" w:type="dxa"/>
-            <w:bottom w:w="0" w:type="dxa"/>
-          </w:tblCellMar>
-        </w:tblPrEx>
+        <w:trPr>
+          <w:cantSplit/>
+        </w:trPr>
         <w:tc>
           <w:tcPr>
             <w:tcW w:w="2116" w:type="dxa"/>
@@ -16160,12 +15730,9 @@
         </w:tc>
       </w:tr>
       <w:tr>
-        <w:tblPrEx>
-          <w:tblCellMar>
-            <w:top w:w="0" w:type="dxa"/>
-            <w:bottom w:w="0" w:type="dxa"/>
-          </w:tblCellMar>
-        </w:tblPrEx>
+        <w:trPr>
+          <w:cantSplit/>
+        </w:trPr>
         <w:tc>
           <w:tcPr>
             <w:tcW w:w="2116" w:type="dxa"/>
@@ -16281,7 +15848,7 @@
         </w:rPr>
       </w:pPr>
       <w:bookmarkStart w:id="13" w:name="section-7"/>
-      <w:bookmarkStart w:id="14" w:name="_Toc243471547"/>
+      <w:bookmarkStart w:id="14" w:name="_Toc243506352"/>
       <w:r>
         <w:rPr>
           <w:rFonts w:ascii="Times New Roman" w:eastAsia="微软雅黑" w:hAnsi="Times New Roman" w:cs="Times New Roman"/>
@@ -16364,13 +15931,8 @@
         <w:gridCol w:w="2245"/>
       </w:tblGrid>
       <w:tr>
-        <w:tblPrEx>
-          <w:tblCellMar>
-            <w:top w:w="0" w:type="dxa"/>
-            <w:bottom w:w="0" w:type="dxa"/>
-          </w:tblCellMar>
-        </w:tblPrEx>
         <w:trPr>
+          <w:cantSplit/>
           <w:tblHeader/>
         </w:trPr>
         <w:tc>
@@ -16527,12 +16089,9 @@
         </w:tc>
       </w:tr>
       <w:tr>
-        <w:tblPrEx>
-          <w:tblCellMar>
-            <w:top w:w="0" w:type="dxa"/>
-            <w:bottom w:w="0" w:type="dxa"/>
-          </w:tblCellMar>
-        </w:tblPrEx>
+        <w:trPr>
+          <w:cantSplit/>
+        </w:trPr>
         <w:tc>
           <w:tcPr>
             <w:tcW w:w="1850" w:type="dxa"/>
@@ -16563,6 +16122,7 @@
                 <w:color w:val="000000"/>
                 <w:sz w:val="20"/>
               </w:rPr>
+              <w:lastRenderedPageBreak/>
               <w:t>Input parsing failure</w:t>
             </w:r>
           </w:p>
@@ -16597,16 +16157,7 @@
                 <w:color w:val="000000"/>
                 <w:sz w:val="20"/>
               </w:rPr>
-              <w:t xml:space="preserve">Parse error (returned by the </w:t>
-            </w:r>
-            <w:r>
-              <w:rPr>
-                <w:rFonts w:ascii="Times New Roman" w:eastAsia="微软雅黑" w:hAnsi="Times New Roman" w:cs="Times New Roman"/>
-                <w:color w:val="000000"/>
-                <w:sz w:val="20"/>
-              </w:rPr>
-              <w:lastRenderedPageBreak/>
-              <w:t>backend)</w:t>
+              <w:t>Parse error (returned by the backend)</w:t>
             </w:r>
           </w:p>
         </w:tc>
@@ -16640,17 +16191,7 @@
                 <w:color w:val="000000"/>
                 <w:sz w:val="20"/>
               </w:rPr>
-              <w:lastRenderedPageBreak/>
-              <w:t xml:space="preserve">Field-level prompt, presenting the reason </w:t>
-            </w:r>
-            <w:r>
-              <w:rPr>
-                <w:rFonts w:ascii="Times New Roman" w:eastAsia="微软雅黑" w:hAnsi="Times New Roman" w:cs="Times New Roman"/>
-                <w:color w:val="000000"/>
-                <w:sz w:val="20"/>
-              </w:rPr>
-              <w:lastRenderedPageBreak/>
-              <w:t>given by the backend</w:t>
+              <w:t>Field-level prompt, presenting the reason given by the backend</w:t>
             </w:r>
           </w:p>
         </w:tc>
@@ -16684,19 +16225,15 @@
                 <w:color w:val="000000"/>
                 <w:sz w:val="20"/>
               </w:rPr>
-              <w:lastRenderedPageBreak/>
               <w:t>Not written</w:t>
             </w:r>
           </w:p>
         </w:tc>
       </w:tr>
       <w:tr>
-        <w:tblPrEx>
-          <w:tblCellMar>
-            <w:top w:w="0" w:type="dxa"/>
-            <w:bottom w:w="0" w:type="dxa"/>
-          </w:tblCellMar>
-        </w:tblPrEx>
+        <w:trPr>
+          <w:cantSplit/>
+        </w:trPr>
         <w:tc>
           <w:tcPr>
             <w:tcW w:w="1850" w:type="dxa"/>
@@ -16835,12 +16372,9 @@
         </w:tc>
       </w:tr>
       <w:tr>
-        <w:tblPrEx>
-          <w:tblCellMar>
-            <w:top w:w="0" w:type="dxa"/>
-            <w:bottom w:w="0" w:type="dxa"/>
-          </w:tblCellMar>
-        </w:tblPrEx>
+        <w:trPr>
+          <w:cantSplit/>
+        </w:trPr>
         <w:tc>
           <w:tcPr>
             <w:tcW w:w="1850" w:type="dxa"/>
@@ -16979,12 +16513,9 @@
         </w:tc>
       </w:tr>
       <w:tr>
-        <w:tblPrEx>
-          <w:tblCellMar>
-            <w:top w:w="0" w:type="dxa"/>
-            <w:bottom w:w="0" w:type="dxa"/>
-          </w:tblCellMar>
-        </w:tblPrEx>
+        <w:trPr>
+          <w:cantSplit/>
+        </w:trPr>
         <w:tc>
           <w:tcPr>
             <w:tcW w:w="1850" w:type="dxa"/>
@@ -17123,12 +16654,9 @@
         </w:tc>
       </w:tr>
       <w:tr>
-        <w:tblPrEx>
-          <w:tblCellMar>
-            <w:top w:w="0" w:type="dxa"/>
-            <w:bottom w:w="0" w:type="dxa"/>
-          </w:tblCellMar>
-        </w:tblPrEx>
+        <w:trPr>
+          <w:cantSplit/>
+        </w:trPr>
         <w:tc>
           <w:tcPr>
             <w:tcW w:w="1850" w:type="dxa"/>
@@ -17391,7 +16919,16 @@
           <w:color w:val="000000"/>
           <w:sz w:val="24"/>
         </w:rPr>
-        <w:t>The entered content is preserved after the prompt, so the user only has to correct the offending field and does not need to refill the whole form.</w:t>
+        <w:t xml:space="preserve">The entered content is preserved after the prompt, so the user only has to correct </w:t>
+      </w:r>
+      <w:r>
+        <w:rPr>
+          <w:rFonts w:ascii="Times New Roman" w:eastAsia="微软雅黑" w:hAnsi="Times New Roman" w:cs="Times New Roman"/>
+          <w:color w:val="000000"/>
+          <w:sz w:val="24"/>
+        </w:rPr>
+        <w:lastRenderedPageBreak/>
+        <w:t>the offending field and does not need to refill the whole form.</w:t>
       </w:r>
     </w:p>
     <w:p>
@@ -17410,7 +16947,6 @@
           <w:color w:val="000000"/>
           <w:sz w:val="28"/>
         </w:rPr>
-        <w:lastRenderedPageBreak/>
         <w:t>7.3  Handling No Selection</w:t>
       </w:r>
     </w:p>
@@ -17548,19 +17084,20 @@
           <w:color w:val="000000"/>
           <w:sz w:val="28"/>
         </w:rPr>
+        <w:lastRenderedPageBreak/>
         <w:t>7.6  Three Interface States That Must Be Covered</w:t>
       </w:r>
     </w:p>
     <w:p/>
     <w:p>
       <w:pPr>
+        <w:keepNext/>
         <w:jc w:val="center"/>
       </w:pPr>
       <w:r>
         <w:rPr>
           <w:noProof/>
         </w:rPr>
-        <w:lastRenderedPageBreak/>
         <w:drawing>
           <wp:inline distT="0" distB="0" distL="0" distR="0" wp14:anchorId="42E7C54C" wp14:editId="5088D989">
             <wp:extent cx="5616000" cy="1889018"/>
@@ -17612,7 +17149,7 @@
           <w:sz w:val="20"/>
         </w:rPr>
         <w:br/>
-        <w:t>Figure 7-2  Wireframes for the delete confirmation, the error prompt and the empty state</w:t>
+        <w:t>Figure 7-1  Wireframes for the delete confirmation, the error prompt and the empty state</w:t>
       </w:r>
       <w:r>
         <w:rPr>
@@ -17621,7 +17158,7 @@
           <w:sz w:val="24"/>
         </w:rPr>
         <w:br/>
-        <w:t>Figure 7-2 places three interface states side by side:</w:t>
+        <w:t>Figure 7-1 places three interface states side by side:</w:t>
       </w:r>
     </w:p>
     <w:p>
@@ -17704,7 +17241,7 @@
         </w:rPr>
       </w:pPr>
       <w:bookmarkStart w:id="15" w:name="section-8"/>
-      <w:bookmarkStart w:id="16" w:name="_Toc243471548"/>
+      <w:bookmarkStart w:id="16" w:name="_Toc243506353"/>
       <w:r>
         <w:rPr>
           <w:rFonts w:ascii="Times New Roman" w:eastAsia="微软雅黑" w:hAnsi="Times New Roman" w:cs="Times New Roman"/>
@@ -17785,13 +17322,8 @@
         <w:gridCol w:w="3425"/>
       </w:tblGrid>
       <w:tr>
-        <w:tblPrEx>
-          <w:tblCellMar>
-            <w:top w:w="0" w:type="dxa"/>
-            <w:bottom w:w="0" w:type="dxa"/>
-          </w:tblCellMar>
-        </w:tblPrEx>
         <w:trPr>
+          <w:cantSplit/>
           <w:tblHeader/>
         </w:trPr>
         <w:tc>
@@ -17828,6 +17360,7 @@
                 <w:color w:val="000000"/>
                 <w:sz w:val="20"/>
               </w:rPr>
+              <w:lastRenderedPageBreak/>
               <w:t>Layer</w:t>
             </w:r>
           </w:p>
@@ -17910,12 +17443,9 @@
         </w:tc>
       </w:tr>
       <w:tr>
-        <w:tblPrEx>
-          <w:tblCellMar>
-            <w:top w:w="0" w:type="dxa"/>
-            <w:bottom w:w="0" w:type="dxa"/>
-          </w:tblCellMar>
-        </w:tblPrEx>
+        <w:trPr>
+          <w:cantSplit/>
+        </w:trPr>
         <w:tc>
           <w:tcPr>
             <w:tcW w:w="2309" w:type="dxa"/>
@@ -18020,12 +17550,9 @@
         </w:tc>
       </w:tr>
       <w:tr>
-        <w:tblPrEx>
-          <w:tblCellMar>
-            <w:top w:w="0" w:type="dxa"/>
-            <w:bottom w:w="0" w:type="dxa"/>
-          </w:tblCellMar>
-        </w:tblPrEx>
+        <w:trPr>
+          <w:cantSplit/>
+        </w:trPr>
         <w:tc>
           <w:tcPr>
             <w:tcW w:w="2309" w:type="dxa"/>
@@ -18056,7 +17583,6 @@
                 <w:color w:val="000000"/>
                 <w:sz w:val="20"/>
               </w:rPr>
-              <w:lastRenderedPageBreak/>
               <w:t>Application layer</w:t>
             </w:r>
           </w:p>
@@ -18131,12 +17657,9 @@
         </w:tc>
       </w:tr>
       <w:tr>
-        <w:tblPrEx>
-          <w:tblCellMar>
-            <w:top w:w="0" w:type="dxa"/>
-            <w:bottom w:w="0" w:type="dxa"/>
-          </w:tblCellMar>
-        </w:tblPrEx>
+        <w:trPr>
+          <w:cantSplit/>
+        </w:trPr>
         <w:tc>
           <w:tcPr>
             <w:tcW w:w="2309" w:type="dxa"/>
@@ -18241,12 +17764,9 @@
         </w:tc>
       </w:tr>
       <w:tr>
-        <w:tblPrEx>
-          <w:tblCellMar>
-            <w:top w:w="0" w:type="dxa"/>
-            <w:bottom w:w="0" w:type="dxa"/>
-          </w:tblCellMar>
-        </w:tblPrEx>
+        <w:trPr>
+          <w:cantSplit/>
+        </w:trPr>
         <w:tc>
           <w:tcPr>
             <w:tcW w:w="2309" w:type="dxa"/>
@@ -18410,7 +17930,7 @@
           <w:color w:val="000000"/>
           <w:sz w:val="24"/>
         </w:rPr>
-        <w:t>Once the UI layer landed, 108 of the 117 items were real behavioural assertions (interaction rules, error mapping, layering guard, the boundaries of the double service); they proved the logic of this layer correct;</w:t>
+        <w:t>Once the interface really ran, the acceptance list stopped being a list of environment checks: 44 assertions in scripts/shoot_ui.py now drive a real window and cover V-01 to V-16, including the interaction rules, the error mapping, the layering guard and the boundaries of the double service. They proved the logic of this layer correct;</w:t>
       </w:r>
     </w:p>
     <w:p>
@@ -18433,15 +17953,7 @@
           <w:color w:val="000000"/>
           <w:sz w:val="24"/>
         </w:rPr>
-        <w:t>but a green acceptance list on its own still does not prove that data survives a restart, because most of those items exercise the interface layer. That gap is now closed: the storage layer exists (infrastructure/sqlite_repository.py), composition.py wires the service to it at start-up, and the integration suite in tests/integration/test_service_sqlite.py closes the database and reopens it to check that the records are still there, so V-14 is verified against a real file rather than against an in-memory sta</w:t>
-      </w:r>
-      <w:r>
-        <w:rPr>
-          <w:rFonts w:ascii="Times New Roman" w:eastAsia="微软雅黑" w:hAnsi="Times New Roman" w:cs="Times New Roman"/>
-          <w:color w:val="000000"/>
-          <w:sz w:val="24"/>
-        </w:rPr>
-        <w:t>nd-in.</w:t>
+        <w:t>but a green acceptance list on its own still does not prove that data survives a restart, because most of those items exercise the interface layer. That gap is now closed: the storage layer exists (infrastructure/sqlite_repository.py), composition.py wires the service to it at start-up, and the integration suite in tests/integration/test_service_sqlite.py closes the database and reopens it to check that the records are still there, so V-14 is verified against a real file rather than against an in-memory stand-in.</w:t>
       </w:r>
     </w:p>
     <w:p>
@@ -18460,6 +17972,7 @@
           <w:color w:val="000000"/>
           <w:sz w:val="28"/>
         </w:rPr>
+        <w:lastRenderedPageBreak/>
         <w:t>8.2  UI-Layer Unit Test Design</w:t>
       </w:r>
     </w:p>
@@ -18499,16 +18012,7 @@
           <w:color w:val="000000"/>
           <w:sz w:val="24"/>
         </w:rPr>
-        <w:t xml:space="preserve">State judgement: clicking Delete with nothing selected must assert that the service was called zero times; cancelling the confirmation dialog must likewise </w:t>
-      </w:r>
-      <w:r>
-        <w:rPr>
-          <w:rFonts w:ascii="Times New Roman" w:eastAsia="微软雅黑" w:hAnsi="Times New Roman" w:cs="Times New Roman"/>
-          <w:color w:val="000000"/>
-          <w:sz w:val="24"/>
-        </w:rPr>
-        <w:lastRenderedPageBreak/>
-        <w:t>assert zero calls. These two are the core assertions of the UI layer, and they must be recorded through a test double rather than left to the naked eye noticing that the list did not change.</w:t>
+        <w:t>State judgement: clicking Delete with nothing selected must assert that the service was called zero times; cancelling the confirmation dialog must likewise assert zero calls. These two are the core assertions of the UI layer, and they must be recorded through a test double rather than left to the naked eye noticing that the list did not change.</w:t>
       </w:r>
     </w:p>
     <w:p>
@@ -18602,7 +18106,7 @@
           <w:color w:val="000000"/>
           <w:sz w:val="24"/>
         </w:rPr>
-        <w:t>The three targets above were turned into 108 actual cases, all passing (together with the 9 environment gates, 117 passed across the whole suite), distributed as follows:</w:t>
+        <w:t>The three targets above were turned into 168 actual cases, all passing (together with the integration, contract and environment suites, 431 passed across the whole suite), distributed as follows:</w:t>
       </w:r>
     </w:p>
     <w:tbl>
@@ -18623,13 +18127,8 @@
         <w:gridCol w:w="3093"/>
       </w:tblGrid>
       <w:tr>
-        <w:tblPrEx>
-          <w:tblCellMar>
-            <w:top w:w="0" w:type="dxa"/>
-            <w:bottom w:w="0" w:type="dxa"/>
-          </w:tblCellMar>
-        </w:tblPrEx>
         <w:trPr>
+          <w:cantSplit/>
           <w:tblHeader/>
         </w:trPr>
         <w:tc>
@@ -18748,12 +18247,9 @@
         </w:tc>
       </w:tr>
       <w:tr>
-        <w:tblPrEx>
-          <w:tblCellMar>
-            <w:top w:w="0" w:type="dxa"/>
-            <w:bottom w:w="0" w:type="dxa"/>
-          </w:tblCellMar>
-        </w:tblPrEx>
+        <w:trPr>
+          <w:cantSplit/>
+        </w:trPr>
         <w:tc>
           <w:tcPr>
             <w:tcW w:w="4422" w:type="dxa"/>
@@ -18818,7 +18314,7 @@
                 <w:color w:val="000000"/>
                 <w:sz w:val="20"/>
               </w:rPr>
-              <w:t>21</w:t>
+              <w:t>59</w:t>
             </w:r>
           </w:p>
         </w:tc>
@@ -18858,12 +18354,9 @@
         </w:tc>
       </w:tr>
       <w:tr>
-        <w:tblPrEx>
-          <w:tblCellMar>
-            <w:top w:w="0" w:type="dxa"/>
-            <w:bottom w:w="0" w:type="dxa"/>
-          </w:tblCellMar>
-        </w:tblPrEx>
+        <w:trPr>
+          <w:cantSplit/>
+        </w:trPr>
         <w:tc>
           <w:tcPr>
             <w:tcW w:w="4422" w:type="dxa"/>
@@ -18894,6 +18387,7 @@
                 <w:color w:val="000000"/>
                 <w:sz w:val="20"/>
               </w:rPr>
+              <w:lastRenderedPageBreak/>
               <w:t>tests/unit/test_presenters.py</w:t>
             </w:r>
           </w:p>
@@ -18928,7 +18422,7 @@
                 <w:color w:val="000000"/>
                 <w:sz w:val="20"/>
               </w:rPr>
-              <w:t>21</w:t>
+              <w:t>33</w:t>
             </w:r>
           </w:p>
         </w:tc>
@@ -18968,12 +18462,9 @@
         </w:tc>
       </w:tr>
       <w:tr>
-        <w:tblPrEx>
-          <w:tblCellMar>
-            <w:top w:w="0" w:type="dxa"/>
-            <w:bottom w:w="0" w:type="dxa"/>
-          </w:tblCellMar>
-        </w:tblPrEx>
+        <w:trPr>
+          <w:cantSplit/>
+        </w:trPr>
         <w:tc>
           <w:tcPr>
             <w:tcW w:w="4422" w:type="dxa"/>
@@ -19038,7 +18529,7 @@
                 <w:color w:val="000000"/>
                 <w:sz w:val="20"/>
               </w:rPr>
-              <w:t>33</w:t>
+              <w:t>35</w:t>
             </w:r>
           </w:p>
         </w:tc>
@@ -19072,27 +18563,15 @@
                 <w:color w:val="000000"/>
                 <w:sz w:val="20"/>
               </w:rPr>
-              <w:t xml:space="preserve">Layering is checked by parsing the source with an AST: the five presentation-independent modules may not import PySide6, tkinter or sqlite3, while the window adapters may use Qt but still may not touch </w:t>
-            </w:r>
-            <w:r>
-              <w:rPr>
-                <w:rFonts w:ascii="Times New Roman" w:eastAsia="微软雅黑" w:hAnsi="Times New Roman" w:cs="Times New Roman"/>
-                <w:color w:val="000000"/>
-                <w:sz w:val="20"/>
-              </w:rPr>
-              <w:lastRenderedPageBreak/>
-              <w:t>Tk or SQL; a further meta-assertion requires every ui module to be classified explicitly</w:t>
+              <w:t>Layering is checked by parsing the source with an AST: the five presentation-independent modules may not import PySide6, tkinter or sqlite3, while the window adapters may use Qt but still may not touch Tk or SQL; a further meta-assertion requires every ui module to be classified explicitly</w:t>
             </w:r>
           </w:p>
         </w:tc>
       </w:tr>
       <w:tr>
-        <w:tblPrEx>
-          <w:tblCellMar>
-            <w:top w:w="0" w:type="dxa"/>
-            <w:bottom w:w="0" w:type="dxa"/>
-          </w:tblCellMar>
-        </w:tblPrEx>
+        <w:trPr>
+          <w:cantSplit/>
+        </w:trPr>
         <w:tc>
           <w:tcPr>
             <w:tcW w:w="4422" w:type="dxa"/>
@@ -19123,7 +18602,6 @@
                 <w:color w:val="000000"/>
                 <w:sz w:val="20"/>
               </w:rPr>
-              <w:lastRenderedPageBreak/>
               <w:t>tests/unit/test_dev_stub_service.py</w:t>
             </w:r>
           </w:p>
@@ -19158,7 +18636,7 @@
                 <w:color w:val="000000"/>
                 <w:sz w:val="20"/>
               </w:rPr>
-              <w:t>33</w:t>
+              <w:t>41</w:t>
             </w:r>
           </w:p>
         </w:tc>
@@ -19232,13 +18710,8 @@
         <w:gridCol w:w="1229"/>
       </w:tblGrid>
       <w:tr>
-        <w:tblPrEx>
-          <w:tblCellMar>
-            <w:top w:w="0" w:type="dxa"/>
-            <w:bottom w:w="0" w:type="dxa"/>
-          </w:tblCellMar>
-        </w:tblPrEx>
         <w:trPr>
+          <w:cantSplit/>
           <w:tblHeader/>
         </w:trPr>
         <w:tc>
@@ -19357,12 +18830,9 @@
         </w:tc>
       </w:tr>
       <w:tr>
-        <w:tblPrEx>
-          <w:tblCellMar>
-            <w:top w:w="0" w:type="dxa"/>
-            <w:bottom w:w="0" w:type="dxa"/>
-          </w:tblCellMar>
-        </w:tblPrEx>
+        <w:trPr>
+          <w:cantSplit/>
+        </w:trPr>
         <w:tc>
           <w:tcPr>
             <w:tcW w:w="1227" w:type="dxa"/>
@@ -19467,12 +18937,9 @@
         </w:tc>
       </w:tr>
       <w:tr>
-        <w:tblPrEx>
-          <w:tblCellMar>
-            <w:top w:w="0" w:type="dxa"/>
-            <w:bottom w:w="0" w:type="dxa"/>
-          </w:tblCellMar>
-        </w:tblPrEx>
+        <w:trPr>
+          <w:cantSplit/>
+        </w:trPr>
         <w:tc>
           <w:tcPr>
             <w:tcW w:w="1227" w:type="dxa"/>
@@ -19503,6 +18970,7 @@
                 <w:color w:val="000000"/>
                 <w:sz w:val="20"/>
               </w:rPr>
+              <w:lastRenderedPageBreak/>
               <w:t>V-11  Confirmation cancelled</w:t>
             </w:r>
           </w:p>
@@ -19577,12 +19045,9 @@
         </w:tc>
       </w:tr>
       <w:tr>
-        <w:tblPrEx>
-          <w:tblCellMar>
-            <w:top w:w="0" w:type="dxa"/>
-            <w:bottom w:w="0" w:type="dxa"/>
-          </w:tblCellMar>
-        </w:tblPrEx>
+        <w:trPr>
+          <w:cantSplit/>
+        </w:trPr>
         <w:tc>
           <w:tcPr>
             <w:tcW w:w="1227" w:type="dxa"/>
@@ -19681,27 +19146,15 @@
                 <w:color w:val="000000"/>
                 <w:sz w:val="20"/>
               </w:rPr>
-              <w:t xml:space="preserve">delete called exactly once, with the schedule identifier as the argument </w:t>
-            </w:r>
-            <w:r>
-              <w:rPr>
-                <w:rFonts w:ascii="Consolas" w:eastAsia="Consolas" w:hAnsi="Consolas" w:cs="Consolas"/>
-                <w:color w:val="000000"/>
-                <w:sz w:val="20"/>
-              </w:rPr>
-              <w:lastRenderedPageBreak/>
-              <w:t>rather than a title or a row number</w:t>
+              <w:t>delete called exactly once, with the schedule identifier as the argument rather than a title or a row number</w:t>
             </w:r>
           </w:p>
         </w:tc>
       </w:tr>
       <w:tr>
-        <w:tblPrEx>
-          <w:tblCellMar>
-            <w:top w:w="0" w:type="dxa"/>
-            <w:bottom w:w="0" w:type="dxa"/>
-          </w:tblCellMar>
-        </w:tblPrEx>
+        <w:trPr>
+          <w:cantSplit/>
+        </w:trPr>
         <w:tc>
           <w:tcPr>
             <w:tcW w:w="1227" w:type="dxa"/>
@@ -19732,7 +19185,6 @@
                 <w:color w:val="000000"/>
                 <w:sz w:val="20"/>
               </w:rPr>
-              <w:lastRenderedPageBreak/>
               <w:t>V-04 / V-16  Date control pairs</w:t>
             </w:r>
           </w:p>
@@ -19820,7 +19272,7 @@
           <w:color w:val="000000"/>
           <w:sz w:val="24"/>
         </w:rPr>
-        <w:t>The remaining group (33 cases) is the layering guard. It parses the source into an abstract syntax tree and then judges the import relationships instead of searching the text for keywords: the latter is tripped up by words appearing in comments and docstrings, whereas the former only counts real import statements. What it protects is the bottom line of the constraint in Section 4.3: once controller or presenters import Qt, tests on a machine without a display service fail during collection, and the error me</w:t>
+        <w:t xml:space="preserve">The remaining group (35 cases) is the layering guard. It parses the source into an abstract syntax tree and then judges the import relationships instead of searching the text for keywords: the latter is tripped up by words appearing in comments and </w:t>
       </w:r>
       <w:r>
         <w:rPr>
@@ -19828,7 +19280,8 @@
           <w:color w:val="000000"/>
           <w:sz w:val="24"/>
         </w:rPr>
-        <w:t>ssage has nothing to do with the business logic. That kind of problem is the most time-consuming to trace, so a machine guard is put in front of it.</w:t>
+        <w:lastRenderedPageBreak/>
+        <w:t>docstrings, whereas the former only counts real import statements. What it protects is the bottom line of the constraint in Section 4.3: once controller or presenters import Qt, tests on a machine without a display service fail during collection, and the error message has nothing to do with the business logic. That kind of problem is the most time-consuming to trace, so a machine guard is put in front of it.</w:t>
       </w:r>
     </w:p>
     <w:p>
@@ -19865,13 +19318,8 @@
         <w:gridCol w:w="1722"/>
       </w:tblGrid>
       <w:tr>
-        <w:tblPrEx>
-          <w:tblCellMar>
-            <w:top w:w="0" w:type="dxa"/>
-            <w:bottom w:w="0" w:type="dxa"/>
-          </w:tblCellMar>
-        </w:tblPrEx>
         <w:trPr>
+          <w:cantSplit/>
           <w:tblHeader/>
         </w:trPr>
         <w:tc>
@@ -19990,12 +19438,9 @@
         </w:tc>
       </w:tr>
       <w:tr>
-        <w:tblPrEx>
-          <w:tblCellMar>
-            <w:top w:w="0" w:type="dxa"/>
-            <w:bottom w:w="0" w:type="dxa"/>
-          </w:tblCellMar>
-        </w:tblPrEx>
+        <w:trPr>
+          <w:cantSplit/>
+        </w:trPr>
         <w:tc>
           <w:tcPr>
             <w:tcW w:w="3900" w:type="dxa"/>
@@ -20100,12 +19545,9 @@
         </w:tc>
       </w:tr>
       <w:tr>
-        <w:tblPrEx>
-          <w:tblCellMar>
-            <w:top w:w="0" w:type="dxa"/>
-            <w:bottom w:w="0" w:type="dxa"/>
-          </w:tblCellMar>
-        </w:tblPrEx>
+        <w:trPr>
+          <w:cantSplit/>
+        </w:trPr>
         <w:tc>
           <w:tcPr>
             <w:tcW w:w="3900" w:type="dxa"/>
@@ -20136,7 +19578,6 @@
                 <w:color w:val="000000"/>
                 <w:sz w:val="20"/>
               </w:rPr>
-              <w:lastRenderedPageBreak/>
               <w:t>Window adapters</w:t>
             </w:r>
           </w:p>
@@ -20224,15 +19665,7 @@
           <w:color w:val="000000"/>
           <w:sz w:val="24"/>
         </w:rPr>
-        <w:t xml:space="preserve">Window code has to import Qt; that is the reason it exists, and a blanket ban would kill it outright. Opening the door left two gaps unopened: window adapters still may not touch Tk (swapping the GUI framework should not affect this place) or sqlite3 (the division-of-labour red line does not get a discount for being front-end code). On top of that sits a meta-assertion: every module in the ui package must appear in one of the tiers above, so a newly added module that forgot to declare itself fails the test </w:t>
-      </w:r>
-      <w:r>
-        <w:rPr>
-          <w:rFonts w:ascii="Times New Roman" w:eastAsia="微软雅黑" w:hAnsi="Times New Roman" w:cs="Times New Roman"/>
-          <w:color w:val="000000"/>
-          <w:sz w:val="24"/>
-        </w:rPr>
-        <w:t>outright instead of quietly gaining the freedom to import anything.</w:t>
+        <w:t>Window code has to import Qt; that is the reason it exists, and a blanket ban would kill it outright. Opening the door left two gaps unopened: window adapters still may not touch Tk (swapping the GUI framework should not affect this place) or sqlite3 (the division-of-labour red line does not get a discount for being front-end code). On top of that sits a meta-assertion: every module in the ui package must appear in one of the tiers above, so a newly added module that forgot to declare itself fails the test outright instead of quietly gaining the freedom to import anything.</w:t>
       </w:r>
     </w:p>
     <w:p>
@@ -20289,13 +19722,8 @@
         <w:gridCol w:w="2919"/>
       </w:tblGrid>
       <w:tr>
-        <w:tblPrEx>
-          <w:tblCellMar>
-            <w:top w:w="0" w:type="dxa"/>
-            <w:bottom w:w="0" w:type="dxa"/>
-          </w:tblCellMar>
-        </w:tblPrEx>
         <w:trPr>
+          <w:cantSplit/>
           <w:tblHeader/>
         </w:trPr>
         <w:tc>
@@ -20452,12 +19880,9 @@
         </w:tc>
       </w:tr>
       <w:tr>
-        <w:tblPrEx>
-          <w:tblCellMar>
-            <w:top w:w="0" w:type="dxa"/>
-            <w:bottom w:w="0" w:type="dxa"/>
-          </w:tblCellMar>
-        </w:tblPrEx>
+        <w:trPr>
+          <w:cantSplit/>
+        </w:trPr>
         <w:tc>
           <w:tcPr>
             <w:tcW w:w="915" w:type="dxa"/>
@@ -20596,12 +20021,9 @@
         </w:tc>
       </w:tr>
       <w:tr>
-        <w:tblPrEx>
-          <w:tblCellMar>
-            <w:top w:w="0" w:type="dxa"/>
-            <w:bottom w:w="0" w:type="dxa"/>
-          </w:tblCellMar>
-        </w:tblPrEx>
+        <w:trPr>
+          <w:cantSplit/>
+        </w:trPr>
         <w:tc>
           <w:tcPr>
             <w:tcW w:w="915" w:type="dxa"/>
@@ -20632,6 +20054,7 @@
                 <w:color w:val="000000"/>
                 <w:sz w:val="20"/>
               </w:rPr>
+              <w:lastRenderedPageBreak/>
               <w:t>V-02</w:t>
             </w:r>
           </w:p>
@@ -20740,12 +20163,9 @@
         </w:tc>
       </w:tr>
       <w:tr>
-        <w:tblPrEx>
-          <w:tblCellMar>
-            <w:top w:w="0" w:type="dxa"/>
-            <w:bottom w:w="0" w:type="dxa"/>
-          </w:tblCellMar>
-        </w:tblPrEx>
+        <w:trPr>
+          <w:cantSplit/>
+        </w:trPr>
         <w:tc>
           <w:tcPr>
             <w:tcW w:w="915" w:type="dxa"/>
@@ -20884,12 +20304,9 @@
         </w:tc>
       </w:tr>
       <w:tr>
-        <w:tblPrEx>
-          <w:tblCellMar>
-            <w:top w:w="0" w:type="dxa"/>
-            <w:bottom w:w="0" w:type="dxa"/>
-          </w:tblCellMar>
-        </w:tblPrEx>
+        <w:trPr>
+          <w:cantSplit/>
+        </w:trPr>
         <w:tc>
           <w:tcPr>
             <w:tcW w:w="915" w:type="dxa"/>
@@ -21028,12 +20445,9 @@
         </w:tc>
       </w:tr>
       <w:tr>
-        <w:tblPrEx>
-          <w:tblCellMar>
-            <w:top w:w="0" w:type="dxa"/>
-            <w:bottom w:w="0" w:type="dxa"/>
-          </w:tblCellMar>
-        </w:tblPrEx>
+        <w:trPr>
+          <w:cantSplit/>
+        </w:trPr>
         <w:tc>
           <w:tcPr>
             <w:tcW w:w="915" w:type="dxa"/>
@@ -21172,12 +20586,9 @@
         </w:tc>
       </w:tr>
       <w:tr>
-        <w:tblPrEx>
-          <w:tblCellMar>
-            <w:top w:w="0" w:type="dxa"/>
-            <w:bottom w:w="0" w:type="dxa"/>
-          </w:tblCellMar>
-        </w:tblPrEx>
+        <w:trPr>
+          <w:cantSplit/>
+        </w:trPr>
         <w:tc>
           <w:tcPr>
             <w:tcW w:w="915" w:type="dxa"/>
@@ -21208,7 +20619,6 @@
                 <w:color w:val="000000"/>
                 <w:sz w:val="20"/>
               </w:rPr>
-              <w:lastRenderedPageBreak/>
               <w:t>V-06</w:t>
             </w:r>
           </w:p>
@@ -21317,12 +20727,9 @@
         </w:tc>
       </w:tr>
       <w:tr>
-        <w:tblPrEx>
-          <w:tblCellMar>
-            <w:top w:w="0" w:type="dxa"/>
-            <w:bottom w:w="0" w:type="dxa"/>
-          </w:tblCellMar>
-        </w:tblPrEx>
+        <w:trPr>
+          <w:cantSplit/>
+        </w:trPr>
         <w:tc>
           <w:tcPr>
             <w:tcW w:w="915" w:type="dxa"/>
@@ -21461,12 +20868,9 @@
         </w:tc>
       </w:tr>
       <w:tr>
-        <w:tblPrEx>
-          <w:tblCellMar>
-            <w:top w:w="0" w:type="dxa"/>
-            <w:bottom w:w="0" w:type="dxa"/>
-          </w:tblCellMar>
-        </w:tblPrEx>
+        <w:trPr>
+          <w:cantSplit/>
+        </w:trPr>
         <w:tc>
           <w:tcPr>
             <w:tcW w:w="915" w:type="dxa"/>
@@ -21605,12 +21009,9 @@
         </w:tc>
       </w:tr>
       <w:tr>
-        <w:tblPrEx>
-          <w:tblCellMar>
-            <w:top w:w="0" w:type="dxa"/>
-            <w:bottom w:w="0" w:type="dxa"/>
-          </w:tblCellMar>
-        </w:tblPrEx>
+        <w:trPr>
+          <w:cantSplit/>
+        </w:trPr>
         <w:tc>
           <w:tcPr>
             <w:tcW w:w="915" w:type="dxa"/>
@@ -21749,12 +21150,9 @@
         </w:tc>
       </w:tr>
       <w:tr>
-        <w:tblPrEx>
-          <w:tblCellMar>
-            <w:top w:w="0" w:type="dxa"/>
-            <w:bottom w:w="0" w:type="dxa"/>
-          </w:tblCellMar>
-        </w:tblPrEx>
+        <w:trPr>
+          <w:cantSplit/>
+        </w:trPr>
         <w:tc>
           <w:tcPr>
             <w:tcW w:w="915" w:type="dxa"/>
@@ -21893,12 +21291,9 @@
         </w:tc>
       </w:tr>
       <w:tr>
-        <w:tblPrEx>
-          <w:tblCellMar>
-            <w:top w:w="0" w:type="dxa"/>
-            <w:bottom w:w="0" w:type="dxa"/>
-          </w:tblCellMar>
-        </w:tblPrEx>
+        <w:trPr>
+          <w:cantSplit/>
+        </w:trPr>
         <w:tc>
           <w:tcPr>
             <w:tcW w:w="915" w:type="dxa"/>
@@ -22037,12 +21432,9 @@
         </w:tc>
       </w:tr>
       <w:tr>
-        <w:tblPrEx>
-          <w:tblCellMar>
-            <w:top w:w="0" w:type="dxa"/>
-            <w:bottom w:w="0" w:type="dxa"/>
-          </w:tblCellMar>
-        </w:tblPrEx>
+        <w:trPr>
+          <w:cantSplit/>
+        </w:trPr>
         <w:tc>
           <w:tcPr>
             <w:tcW w:w="915" w:type="dxa"/>
@@ -22181,12 +21573,9 @@
         </w:tc>
       </w:tr>
       <w:tr>
-        <w:tblPrEx>
-          <w:tblCellMar>
-            <w:top w:w="0" w:type="dxa"/>
-            <w:bottom w:w="0" w:type="dxa"/>
-          </w:tblCellMar>
-        </w:tblPrEx>
+        <w:trPr>
+          <w:cantSplit/>
+        </w:trPr>
         <w:tc>
           <w:tcPr>
             <w:tcW w:w="915" w:type="dxa"/>
@@ -22325,12 +21714,9 @@
         </w:tc>
       </w:tr>
       <w:tr>
-        <w:tblPrEx>
-          <w:tblCellMar>
-            <w:top w:w="0" w:type="dxa"/>
-            <w:bottom w:w="0" w:type="dxa"/>
-          </w:tblCellMar>
-        </w:tblPrEx>
+        <w:trPr>
+          <w:cantSplit/>
+        </w:trPr>
         <w:tc>
           <w:tcPr>
             <w:tcW w:w="915" w:type="dxa"/>
@@ -22361,6 +21747,7 @@
                 <w:color w:val="000000"/>
                 <w:sz w:val="20"/>
               </w:rPr>
+              <w:lastRenderedPageBreak/>
               <w:t>V-14</w:t>
             </w:r>
           </w:p>
@@ -22469,12 +21856,9 @@
         </w:tc>
       </w:tr>
       <w:tr>
-        <w:tblPrEx>
-          <w:tblCellMar>
-            <w:top w:w="0" w:type="dxa"/>
-            <w:bottom w:w="0" w:type="dxa"/>
-          </w:tblCellMar>
-        </w:tblPrEx>
+        <w:trPr>
+          <w:cantSplit/>
+        </w:trPr>
         <w:tc>
           <w:tcPr>
             <w:tcW w:w="915" w:type="dxa"/>
@@ -22613,12 +21997,9 @@
         </w:tc>
       </w:tr>
       <w:tr>
-        <w:tblPrEx>
-          <w:tblCellMar>
-            <w:top w:w="0" w:type="dxa"/>
-            <w:bottom w:w="0" w:type="dxa"/>
-          </w:tblCellMar>
-        </w:tblPrEx>
+        <w:trPr>
+          <w:cantSplit/>
+        </w:trPr>
         <w:tc>
           <w:tcPr>
             <w:tcW w:w="915" w:type="dxa"/>
@@ -22757,12 +22138,9 @@
         </w:tc>
       </w:tr>
       <w:tr>
-        <w:tblPrEx>
-          <w:tblCellMar>
-            <w:top w:w="0" w:type="dxa"/>
-            <w:bottom w:w="0" w:type="dxa"/>
-          </w:tblCellMar>
-        </w:tblPrEx>
+        <w:trPr>
+          <w:cantSplit/>
+        </w:trPr>
         <w:tc>
           <w:tcPr>
             <w:tcW w:w="915" w:type="dxa"/>
@@ -22895,16 +22273,7 @@
                 <w:color w:val="000000"/>
                 <w:sz w:val="20"/>
               </w:rPr>
-              <w:t xml:space="preserve">PySide6 imports, the main window shows no truncated text, the calendar consistently </w:t>
-            </w:r>
-            <w:r>
-              <w:rPr>
-                <w:rFonts w:ascii="Times New Roman" w:eastAsia="微软雅黑" w:hAnsi="Times New Roman" w:cs="Times New Roman"/>
-                <w:color w:val="000000"/>
-                <w:sz w:val="20"/>
-              </w:rPr>
-              <w:lastRenderedPageBreak/>
-              <w:t>starts on Monday, and the version numbers are recorded in the screenshot appendix</w:t>
+              <w:t>PySide6 imports, the main window shows no truncated text, the calendar consistently starts on Monday, and the version numbers are recorded in the screenshot appendix</w:t>
             </w:r>
           </w:p>
         </w:tc>
@@ -22923,7 +22292,6 @@
           <w:color w:val="000000"/>
           <w:sz w:val="24"/>
         </w:rPr>
-        <w:lastRenderedPageBreak/>
         <w:t>V-04 and V-16 form a control pair: for the same field, a recognisable form passes straight through and only an unrecognisable one raises an error. Both must be executed before the interface can be shown not to block input up front; running only one of them leaves no way to tell the two very different implementations apart, namely lenient parsing in the backend actually working versus the interface quietly rejecting every non-standard form.</w:t>
       </w:r>
     </w:p>
@@ -22975,7 +22343,16 @@
           <w:color w:val="000000"/>
           <w:sz w:val="24"/>
         </w:rPr>
-        <w:t>Once the interface really runs, scripts/shoot_ui.py opens a real window, captures real screen content, and asserts the parts that do not need a human eye. A single command re-runs it, so the interface can be re-verified right after a change instead of a broken screen being discovered the day before the defence. All 8 items currently pass:</w:t>
+        <w:t>Once the interface really runs, scripts/shoot_ui.py opens a real window, captures real screen content, and asserts the parts that do not need a human eye. A single command re-runs it, so the interface can be re-verified right after a change instead of a broken screen being discovered the day before the defence. The script now covers V-01 to V-</w:t>
+      </w:r>
+      <w:r>
+        <w:rPr>
+          <w:rFonts w:ascii="Times New Roman" w:eastAsia="微软雅黑" w:hAnsi="Times New Roman" w:cs="Times New Roman"/>
+          <w:color w:val="000000"/>
+          <w:sz w:val="24"/>
+        </w:rPr>
+        <w:lastRenderedPageBreak/>
+        <w:t>16 with 44 assertions, all passing:</w:t>
       </w:r>
     </w:p>
     <w:tbl>
@@ -22995,13 +22372,8 @@
         <w:gridCol w:w="4679"/>
       </w:tblGrid>
       <w:tr>
-        <w:tblPrEx>
-          <w:tblCellMar>
-            <w:top w:w="0" w:type="dxa"/>
-            <w:bottom w:w="0" w:type="dxa"/>
-          </w:tblCellMar>
-        </w:tblPrEx>
         <w:trPr>
+          <w:cantSplit/>
           <w:tblHeader/>
         </w:trPr>
         <w:tc>
@@ -23082,12 +22454,9 @@
         </w:tc>
       </w:tr>
       <w:tr>
-        <w:tblPrEx>
-          <w:tblCellMar>
-            <w:top w:w="0" w:type="dxa"/>
-            <w:bottom w:w="0" w:type="dxa"/>
-          </w:tblCellMar>
-        </w:tblPrEx>
+        <w:trPr>
+          <w:cantSplit/>
+        </w:trPr>
         <w:tc>
           <w:tcPr>
             <w:tcW w:w="3627" w:type="dxa"/>
@@ -23158,12 +22527,9 @@
         </w:tc>
       </w:tr>
       <w:tr>
-        <w:tblPrEx>
-          <w:tblCellMar>
-            <w:top w:w="0" w:type="dxa"/>
-            <w:bottom w:w="0" w:type="dxa"/>
-          </w:tblCellMar>
-        </w:tblPrEx>
+        <w:trPr>
+          <w:cantSplit/>
+        </w:trPr>
         <w:tc>
           <w:tcPr>
             <w:tcW w:w="3627" w:type="dxa"/>
@@ -23234,12 +22600,9 @@
         </w:tc>
       </w:tr>
       <w:tr>
-        <w:tblPrEx>
-          <w:tblCellMar>
-            <w:top w:w="0" w:type="dxa"/>
-            <w:bottom w:w="0" w:type="dxa"/>
-          </w:tblCellMar>
-        </w:tblPrEx>
+        <w:trPr>
+          <w:cantSplit/>
+        </w:trPr>
         <w:tc>
           <w:tcPr>
             <w:tcW w:w="3627" w:type="dxa"/>
@@ -23310,12 +22673,9 @@
         </w:tc>
       </w:tr>
       <w:tr>
-        <w:tblPrEx>
-          <w:tblCellMar>
-            <w:top w:w="0" w:type="dxa"/>
-            <w:bottom w:w="0" w:type="dxa"/>
-          </w:tblCellMar>
-        </w:tblPrEx>
+        <w:trPr>
+          <w:cantSplit/>
+        </w:trPr>
         <w:tc>
           <w:tcPr>
             <w:tcW w:w="3627" w:type="dxa"/>
@@ -23386,12 +22746,9 @@
         </w:tc>
       </w:tr>
       <w:tr>
-        <w:tblPrEx>
-          <w:tblCellMar>
-            <w:top w:w="0" w:type="dxa"/>
-            <w:bottom w:w="0" w:type="dxa"/>
-          </w:tblCellMar>
-        </w:tblPrEx>
+        <w:trPr>
+          <w:cantSplit/>
+        </w:trPr>
         <w:tc>
           <w:tcPr>
             <w:tcW w:w="3627" w:type="dxa"/>
@@ -23422,7 +22779,6 @@
                 <w:color w:val="000000"/>
                 <w:sz w:val="20"/>
               </w:rPr>
-              <w:lastRenderedPageBreak/>
               <w:t>V-06  The empty state shows the count</w:t>
             </w:r>
           </w:p>
@@ -23463,12 +22819,9 @@
         </w:tc>
       </w:tr>
       <w:tr>
-        <w:tblPrEx>
-          <w:tblCellMar>
-            <w:top w:w="0" w:type="dxa"/>
-            <w:bottom w:w="0" w:type="dxa"/>
-          </w:tblCellMar>
-        </w:tblPrEx>
+        <w:trPr>
+          <w:cantSplit/>
+        </w:trPr>
         <w:tc>
           <w:tcPr>
             <w:tcW w:w="3627" w:type="dxa"/>
@@ -23539,12 +22892,9 @@
         </w:tc>
       </w:tr>
       <w:tr>
-        <w:tblPrEx>
-          <w:tblCellMar>
-            <w:top w:w="0" w:type="dxa"/>
-            <w:bottom w:w="0" w:type="dxa"/>
-          </w:tblCellMar>
-        </w:tblPrEx>
+        <w:trPr>
+          <w:cantSplit/>
+        </w:trPr>
         <w:tc>
           <w:tcPr>
             <w:tcW w:w="3627" w:type="dxa"/>
@@ -23674,7 +23024,7 @@
           <w:color w:val="000000"/>
           <w:sz w:val="24"/>
         </w:rPr>
-        <w:t>The script runs against the in-memory double service. V-14 therefore cannot pass in this environment: data is lost the moment the program exits, and the item has to wait for the SQLite storage layer before it can be re-tested on real data.</w:t>
+        <w:t>Most scenarios run against the in-memory double service, which is enough for the interaction rules but says nothing about durability. V-14 is therefore covered by a separate scenario, scenario_real_service: it opens a real SQLite database, writes a record, closes the window and the connection, reopens both, and asserts that the record is still there. That is the only item that touches real storage, and it is why V-14 no longer needs a human to click through it.</w:t>
       </w:r>
     </w:p>
     <w:p>
@@ -23697,7 +23047,7 @@
           <w:color w:val="000000"/>
           <w:sz w:val="24"/>
         </w:rPr>
-        <w:t>V-02, V-03, V-08, V-09, V-12 and V-13 need modal dialogs driven or rapid clicks simulated, which the script does not cover, so they are still executed by hand as in the table above; the popover refill in V-15 is the same story, since the script only asserts that the date object can be constructed and never simulates a mouse click on a cell in the popover.</w:t>
+        <w:t>V-07 and V-17 are the two items the script can only set up, not judge. It reliably constructs 2028-02-29 and captures the month view, but whether the grey used for adjacent-month days looks right, and whether a long title truncates cleanly, still needs an eye on the screenshot. V-17 asks for the same behaviour on both platforms, and the Linux side is out of scope by the decision in Section 1.1, so it is recorded as verified on Windows only rather than claimed as verified twice.</w:t>
       </w:r>
     </w:p>
     <w:p>
@@ -23713,19 +23063,20 @@
           <w:color w:val="000000"/>
           <w:sz w:val="24"/>
         </w:rPr>
+        <w:lastRenderedPageBreak/>
         <w:t>The 17 acceptance steps are distributed over the six functional requirements as follows:</w:t>
       </w:r>
     </w:p>
     <w:p/>
     <w:p>
       <w:pPr>
+        <w:keepNext/>
         <w:jc w:val="center"/>
       </w:pPr>
       <w:r>
         <w:rPr>
           <w:noProof/>
         </w:rPr>
-        <w:lastRenderedPageBreak/>
         <w:drawing>
           <wp:inline distT="0" distB="0" distL="0" distR="0" wp14:anchorId="2D0E504F" wp14:editId="192BC3FD">
             <wp:extent cx="5616000" cy="2620800"/>
@@ -23777,13 +23128,6 @@
           <w:sz w:val="20"/>
         </w:rPr>
         <w:br/>
-      </w:r>
-      <w:r>
-        <w:rPr>
-          <w:rFonts w:ascii="Times New Roman" w:eastAsia="微软雅黑" w:hAnsi="Times New Roman" w:cs="Times New Roman"/>
-          <w:color w:val="666666"/>
-          <w:sz w:val="20"/>
-        </w:rPr>
         <w:t>Figure 8-1  Distribution of manual acceptance items by requirement</w:t>
       </w:r>
       <w:r>
@@ -23834,12 +23178,14 @@
     <w:p/>
     <w:p>
       <w:pPr>
+        <w:keepNext/>
         <w:jc w:val="center"/>
       </w:pPr>
       <w:r>
         <w:rPr>
           <w:noProof/>
         </w:rPr>
+        <w:lastRenderedPageBreak/>
         <w:drawing>
           <wp:inline distT="0" distB="0" distL="0" distR="0" wp14:anchorId="3F0A79DB" wp14:editId="0FF1A233">
             <wp:extent cx="5616000" cy="2620800"/>
@@ -23890,7 +23236,6 @@
           <w:color w:val="666666"/>
           <w:sz w:val="20"/>
         </w:rPr>
-        <w:lastRenderedPageBreak/>
         <w:br/>
         <w:t>Figure 8-2  Windows environment verification results</w:t>
       </w:r>
@@ -23923,13 +23268,8 @@
         <w:gridCol w:w="2606"/>
       </w:tblGrid>
       <w:tr>
-        <w:tblPrEx>
-          <w:tblCellMar>
-            <w:top w:w="0" w:type="dxa"/>
-            <w:bottom w:w="0" w:type="dxa"/>
-          </w:tblCellMar>
-        </w:tblPrEx>
         <w:trPr>
+          <w:cantSplit/>
           <w:tblHeader/>
         </w:trPr>
         <w:tc>
@@ -24048,12 +23388,9 @@
         </w:tc>
       </w:tr>
       <w:tr>
-        <w:tblPrEx>
-          <w:tblCellMar>
-            <w:top w:w="0" w:type="dxa"/>
-            <w:bottom w:w="0" w:type="dxa"/>
-          </w:tblCellMar>
-        </w:tblPrEx>
+        <w:trPr>
+          <w:cantSplit/>
+        </w:trPr>
         <w:tc>
           <w:tcPr>
             <w:tcW w:w="2092" w:type="dxa"/>
@@ -24158,12 +23495,9 @@
         </w:tc>
       </w:tr>
       <w:tr>
-        <w:tblPrEx>
-          <w:tblCellMar>
-            <w:top w:w="0" w:type="dxa"/>
-            <w:bottom w:w="0" w:type="dxa"/>
-          </w:tblCellMar>
-        </w:tblPrEx>
+        <w:trPr>
+          <w:cantSplit/>
+        </w:trPr>
         <w:tc>
           <w:tcPr>
             <w:tcW w:w="2092" w:type="dxa"/>
@@ -24263,18 +23597,15 @@
                 <w:color w:val="000000"/>
                 <w:sz w:val="20"/>
               </w:rPr>
-              <w:t>117 passed</w:t>
+              <w:t>431 passed</w:t>
             </w:r>
           </w:p>
         </w:tc>
       </w:tr>
       <w:tr>
-        <w:tblPrEx>
-          <w:tblCellMar>
-            <w:top w:w="0" w:type="dxa"/>
-            <w:bottom w:w="0" w:type="dxa"/>
-          </w:tblCellMar>
-        </w:tblPrEx>
+        <w:trPr>
+          <w:cantSplit/>
+        </w:trPr>
         <w:tc>
           <w:tcPr>
             <w:tcW w:w="2092" w:type="dxa"/>
@@ -24379,12 +23710,9 @@
         </w:tc>
       </w:tr>
       <w:tr>
-        <w:tblPrEx>
-          <w:tblCellMar>
-            <w:top w:w="0" w:type="dxa"/>
-            <w:bottom w:w="0" w:type="dxa"/>
-          </w:tblCellMar>
-        </w:tblPrEx>
+        <w:trPr>
+          <w:cantSplit/>
+        </w:trPr>
         <w:tc>
           <w:tcPr>
             <w:tcW w:w="2092" w:type="dxa"/>
@@ -24483,18 +23811,15 @@
                 <w:color w:val="000000"/>
                 <w:sz w:val="20"/>
               </w:rPr>
-              <w:t>37 files already formatted</w:t>
+              <w:t>74 files already formatted</w:t>
             </w:r>
           </w:p>
         </w:tc>
       </w:tr>
       <w:tr>
-        <w:tblPrEx>
-          <w:tblCellMar>
-            <w:top w:w="0" w:type="dxa"/>
-            <w:bottom w:w="0" w:type="dxa"/>
-          </w:tblCellMar>
-        </w:tblPrEx>
+        <w:trPr>
+          <w:cantSplit/>
+        </w:trPr>
         <w:tc>
           <w:tcPr>
             <w:tcW w:w="2092" w:type="dxa"/>
@@ -24559,7 +23884,7 @@
                 <w:color w:val="000000"/>
                 <w:sz w:val="20"/>
               </w:rPr>
-              <w:t>uv run mypy src tests</w:t>
+              <w:t>uv run mypy src tests scripts/shoot_ui.py</w:t>
             </w:r>
           </w:p>
         </w:tc>
@@ -24593,18 +23918,15 @@
                 <w:color w:val="000000"/>
                 <w:sz w:val="20"/>
               </w:rPr>
-              <w:t>Success: no issues found in 18 source files</w:t>
+              <w:t>Success: no issues found in 50 source files</w:t>
             </w:r>
           </w:p>
         </w:tc>
       </w:tr>
       <w:tr>
-        <w:tblPrEx>
-          <w:tblCellMar>
-            <w:top w:w="0" w:type="dxa"/>
-            <w:bottom w:w="0" w:type="dxa"/>
-          </w:tblCellMar>
-        </w:tblPrEx>
+        <w:trPr>
+          <w:cantSplit/>
+        </w:trPr>
         <w:tc>
           <w:tcPr>
             <w:tcW w:w="2092" w:type="dxa"/>
@@ -24709,12 +24031,9 @@
         </w:tc>
       </w:tr>
       <w:tr>
-        <w:tblPrEx>
-          <w:tblCellMar>
-            <w:top w:w="0" w:type="dxa"/>
-            <w:bottom w:w="0" w:type="dxa"/>
-          </w:tblCellMar>
-        </w:tblPrEx>
+        <w:trPr>
+          <w:cantSplit/>
+        </w:trPr>
         <w:tc>
           <w:tcPr>
             <w:tcW w:w="2092" w:type="dxa"/>
@@ -24819,12 +24138,9 @@
         </w:tc>
       </w:tr>
       <w:tr>
-        <w:tblPrEx>
-          <w:tblCellMar>
-            <w:top w:w="0" w:type="dxa"/>
-            <w:bottom w:w="0" w:type="dxa"/>
-          </w:tblCellMar>
-        </w:tblPrEx>
+        <w:trPr>
+          <w:cantSplit/>
+        </w:trPr>
         <w:tc>
           <w:tcPr>
             <w:tcW w:w="2092" w:type="dxa"/>
@@ -24942,7 +24258,16 @@
           <w:color w:val="000000"/>
           <w:sz w:val="24"/>
         </w:rPr>
-        <w:t>The four numbers in the table above changed three times while this document was being written, each time because a batch of real artefacts landed. They are recorded in chronological order so they can be checked:</w:t>
+        <w:t xml:space="preserve">The four numbers in the table above changed three times while this document was </w:t>
+      </w:r>
+      <w:r>
+        <w:rPr>
+          <w:rFonts w:ascii="Times New Roman" w:eastAsia="微软雅黑" w:hAnsi="Times New Roman" w:cs="Times New Roman"/>
+          <w:color w:val="000000"/>
+          <w:sz w:val="24"/>
+        </w:rPr>
+        <w:lastRenderedPageBreak/>
+        <w:t>being written, each time because a batch of real artefacts landed. They are recorded in chronological order so they can be checked:</w:t>
       </w:r>
     </w:p>
     <w:tbl>
@@ -24965,13 +24290,8 @@
         <w:gridCol w:w="2753"/>
       </w:tblGrid>
       <w:tr>
-        <w:tblPrEx>
-          <w:tblCellMar>
-            <w:top w:w="0" w:type="dxa"/>
-            <w:bottom w:w="0" w:type="dxa"/>
-          </w:tblCellMar>
-        </w:tblPrEx>
         <w:trPr>
+          <w:cantSplit/>
           <w:tblHeader/>
         </w:trPr>
         <w:tc>
@@ -25166,12 +24486,9 @@
         </w:tc>
       </w:tr>
       <w:tr>
-        <w:tblPrEx>
-          <w:tblCellMar>
-            <w:top w:w="0" w:type="dxa"/>
-            <w:bottom w:w="0" w:type="dxa"/>
-          </w:tblCellMar>
-        </w:tblPrEx>
+        <w:trPr>
+          <w:cantSplit/>
+        </w:trPr>
         <w:tc>
           <w:tcPr>
             <w:tcW w:w="1776" w:type="dxa"/>
@@ -25344,12 +24661,9 @@
         </w:tc>
       </w:tr>
       <w:tr>
-        <w:tblPrEx>
-          <w:tblCellMar>
-            <w:top w:w="0" w:type="dxa"/>
-            <w:bottom w:w="0" w:type="dxa"/>
-          </w:tblCellMar>
-        </w:tblPrEx>
+        <w:trPr>
+          <w:cantSplit/>
+        </w:trPr>
         <w:tc>
           <w:tcPr>
             <w:tcW w:w="1776" w:type="dxa"/>
@@ -25522,12 +24836,9 @@
         </w:tc>
       </w:tr>
       <w:tr>
-        <w:tblPrEx>
-          <w:tblCellMar>
-            <w:top w:w="0" w:type="dxa"/>
-            <w:bottom w:w="0" w:type="dxa"/>
-          </w:tblCellMar>
-        </w:tblPrEx>
+        <w:trPr>
+          <w:cantSplit/>
+        </w:trPr>
         <w:tc>
           <w:tcPr>
             <w:tcW w:w="1776" w:type="dxa"/>
@@ -25559,7 +24870,7 @@
                 <w:color w:val="000000"/>
                 <w:sz w:val="20"/>
               </w:rPr>
-              <w:t>After P10 landed (current)</w:t>
+              <w:t>After P10 landed</w:t>
             </w:r>
           </w:p>
         </w:tc>
@@ -25698,16 +25009,186 @@
                 <w:color w:val="000000"/>
                 <w:sz w:val="20"/>
               </w:rPr>
-              <w:t>Five Qt window modules, the double service, 33 double-service tests and 33 layering-</w:t>
-            </w:r>
-            <w:r>
-              <w:rPr>
-                <w:rFonts w:ascii="Times New Roman" w:eastAsia="微软雅黑" w:hAnsi="Times New Roman" w:cs="Times New Roman"/>
-                <w:color w:val="000000"/>
-                <w:sz w:val="20"/>
-              </w:rPr>
-              <w:lastRenderedPageBreak/>
-              <w:t>guard tests</w:t>
+              <w:t>Five Qt window modules, the double service, 33 double-service tests and 33 layering-guard tests</w:t>
+            </w:r>
+          </w:p>
+        </w:tc>
+      </w:tr>
+      <w:tr>
+        <w:trPr>
+          <w:cantSplit/>
+        </w:trPr>
+        <w:tc>
+          <w:tcPr>
+            <w:tcW w:w="1776" w:type="dxa"/>
+            <w:tcBorders>
+              <w:top w:val="single" w:sz="6" w:space="0" w:color="CCCCCC"/>
+              <w:left w:val="single" w:sz="6" w:space="0" w:color="CCCCCC"/>
+              <w:bottom w:val="single" w:sz="6" w:space="0" w:color="CCCCCC"/>
+              <w:right w:val="single" w:sz="6" w:space="0" w:color="CCCCCC"/>
+            </w:tcBorders>
+            <w:tcMar>
+              <w:top w:w="144" w:type="dxa"/>
+              <w:left w:w="144" w:type="dxa"/>
+              <w:bottom w:w="144" w:type="dxa"/>
+              <w:right w:w="144" w:type="dxa"/>
+            </w:tcMar>
+            <w:vAlign w:val="center"/>
+          </w:tcPr>
+          <w:p>
+            <w:pPr>
+              <w:spacing w:line="240" w:lineRule="auto"/>
+              <w:rPr>
+                <w:color w:val="000000"/>
+              </w:rPr>
+            </w:pPr>
+            <w:r>
+              <w:rPr>
+                <w:rFonts w:ascii="Times New Roman" w:eastAsia="微软雅黑" w:hAnsi="Times New Roman" w:cs="Times New Roman"/>
+                <w:b/>
+                <w:color w:val="000000"/>
+                <w:sz w:val="20"/>
+              </w:rPr>
+              <w:t>After PR #19 (current)</w:t>
+            </w:r>
+          </w:p>
+        </w:tc>
+        <w:tc>
+          <w:tcPr>
+            <w:tcW w:w="1242" w:type="dxa"/>
+            <w:tcBorders>
+              <w:top w:val="single" w:sz="6" w:space="0" w:color="CCCCCC"/>
+              <w:left w:val="single" w:sz="6" w:space="0" w:color="CCCCCC"/>
+              <w:bottom w:val="single" w:sz="6" w:space="0" w:color="CCCCCC"/>
+              <w:right w:val="single" w:sz="6" w:space="0" w:color="CCCCCC"/>
+            </w:tcBorders>
+            <w:tcMar>
+              <w:top w:w="144" w:type="dxa"/>
+              <w:left w:w="144" w:type="dxa"/>
+              <w:bottom w:w="144" w:type="dxa"/>
+              <w:right w:w="144" w:type="dxa"/>
+            </w:tcMar>
+            <w:vAlign w:val="center"/>
+          </w:tcPr>
+          <w:p>
+            <w:pPr>
+              <w:spacing w:line="240" w:lineRule="auto"/>
+              <w:rPr>
+                <w:color w:val="000000"/>
+              </w:rPr>
+            </w:pPr>
+            <w:r>
+              <w:rPr>
+                <w:rFonts w:ascii="Times New Roman" w:eastAsia="微软雅黑" w:hAnsi="Times New Roman" w:cs="Times New Roman"/>
+                <w:b/>
+                <w:color w:val="000000"/>
+                <w:sz w:val="20"/>
+              </w:rPr>
+              <w:t>431 passed</w:t>
+            </w:r>
+          </w:p>
+        </w:tc>
+        <w:tc>
+          <w:tcPr>
+            <w:tcW w:w="1251" w:type="dxa"/>
+            <w:tcBorders>
+              <w:top w:val="single" w:sz="6" w:space="0" w:color="CCCCCC"/>
+              <w:left w:val="single" w:sz="6" w:space="0" w:color="CCCCCC"/>
+              <w:bottom w:val="single" w:sz="6" w:space="0" w:color="CCCCCC"/>
+              <w:right w:val="single" w:sz="6" w:space="0" w:color="CCCCCC"/>
+            </w:tcBorders>
+            <w:tcMar>
+              <w:top w:w="144" w:type="dxa"/>
+              <w:left w:w="144" w:type="dxa"/>
+              <w:bottom w:w="144" w:type="dxa"/>
+              <w:right w:w="144" w:type="dxa"/>
+            </w:tcMar>
+            <w:vAlign w:val="center"/>
+          </w:tcPr>
+          <w:p>
+            <w:pPr>
+              <w:spacing w:line="240" w:lineRule="auto"/>
+              <w:rPr>
+                <w:color w:val="000000"/>
+              </w:rPr>
+            </w:pPr>
+            <w:r>
+              <w:rPr>
+                <w:rFonts w:ascii="Times New Roman" w:eastAsia="微软雅黑" w:hAnsi="Times New Roman" w:cs="Times New Roman"/>
+                <w:b/>
+                <w:color w:val="000000"/>
+                <w:sz w:val="20"/>
+              </w:rPr>
+              <w:t>74 files</w:t>
+            </w:r>
+          </w:p>
+        </w:tc>
+        <w:tc>
+          <w:tcPr>
+            <w:tcW w:w="1284" w:type="dxa"/>
+            <w:tcBorders>
+              <w:top w:val="single" w:sz="6" w:space="0" w:color="CCCCCC"/>
+              <w:left w:val="single" w:sz="6" w:space="0" w:color="CCCCCC"/>
+              <w:bottom w:val="single" w:sz="6" w:space="0" w:color="CCCCCC"/>
+              <w:right w:val="single" w:sz="6" w:space="0" w:color="CCCCCC"/>
+            </w:tcBorders>
+            <w:tcMar>
+              <w:top w:w="144" w:type="dxa"/>
+              <w:left w:w="144" w:type="dxa"/>
+              <w:bottom w:w="144" w:type="dxa"/>
+              <w:right w:w="144" w:type="dxa"/>
+            </w:tcMar>
+            <w:vAlign w:val="center"/>
+          </w:tcPr>
+          <w:p>
+            <w:pPr>
+              <w:spacing w:line="240" w:lineRule="auto"/>
+              <w:rPr>
+                <w:color w:val="000000"/>
+              </w:rPr>
+            </w:pPr>
+            <w:r>
+              <w:rPr>
+                <w:rFonts w:ascii="Times New Roman" w:eastAsia="微软雅黑" w:hAnsi="Times New Roman" w:cs="Times New Roman"/>
+                <w:b/>
+                <w:color w:val="000000"/>
+                <w:sz w:val="20"/>
+              </w:rPr>
+              <w:t>50 source files</w:t>
+            </w:r>
+          </w:p>
+        </w:tc>
+        <w:tc>
+          <w:tcPr>
+            <w:tcW w:w="2753" w:type="dxa"/>
+            <w:tcBorders>
+              <w:top w:val="single" w:sz="6" w:space="0" w:color="CCCCCC"/>
+              <w:left w:val="single" w:sz="6" w:space="0" w:color="CCCCCC"/>
+              <w:bottom w:val="single" w:sz="6" w:space="0" w:color="CCCCCC"/>
+              <w:right w:val="single" w:sz="6" w:space="0" w:color="CCCCCC"/>
+            </w:tcBorders>
+            <w:tcMar>
+              <w:top w:w="144" w:type="dxa"/>
+              <w:left w:w="144" w:type="dxa"/>
+              <w:bottom w:w="144" w:type="dxa"/>
+              <w:right w:w="144" w:type="dxa"/>
+            </w:tcMar>
+            <w:vAlign w:val="center"/>
+          </w:tcPr>
+          <w:p>
+            <w:pPr>
+              <w:spacing w:line="240" w:lineRule="auto"/>
+              <w:rPr>
+                <w:color w:val="000000"/>
+              </w:rPr>
+            </w:pPr>
+            <w:r>
+              <w:rPr>
+                <w:rFonts w:ascii="Times New Roman" w:eastAsia="微软雅黑" w:hAnsi="Times New Roman" w:cs="Times New Roman"/>
+                <w:color w:val="000000"/>
+                <w:sz w:val="20"/>
+              </w:rPr>
+              <w:t>Real SQLite backend behind the service contract, five Qt windows, the 44-assertion screenshot script</w:t>
             </w:r>
           </w:p>
         </w:tc>
@@ -25726,8 +25207,7 @@
           <w:color w:val="000000"/>
           <w:sz w:val="24"/>
         </w:rPr>
-        <w:lastRenderedPageBreak/>
-        <w:t>The numbers mean nothing on their own; what they stand for is the code behind them. The last row corresponds to this: the program can really be opened, records can really be added, queried, updated and deleted, and it can be photographed. But the reminder at the foot of the same table still holds, because the data currently lives in memory.</w:t>
+        <w:t>The numbers mean nothing on their own; what they stand for is the code behind them. The last row corresponds to this: the program can really be opened, records can really be added, queried, updated and deleted, and it can be photographed. The warning at the foot of the same table belongs to the earlier rows, when the data still lived in memory; the current row is stored in SQLite and survives a restart, as V-14 shows.</w:t>
       </w:r>
     </w:p>
     <w:p>
@@ -25801,7 +25281,16 @@
           <w:color w:val="000000"/>
           <w:sz w:val="24"/>
         </w:rPr>
-        <w:t>The target platform is narrowed to Windows. V-17 changes from running once on each of two platforms to running once on Windows, and docs/screenshots/ and its appendix record Windows results only.</w:t>
+        <w:t xml:space="preserve">The target platform is narrowed to Windows. V-17 changes from running once on each of two platforms to running once on Windows, and docs/screenshots/ and its </w:t>
+      </w:r>
+      <w:r>
+        <w:rPr>
+          <w:rFonts w:ascii="Times New Roman" w:eastAsia="微软雅黑" w:hAnsi="Times New Roman" w:cs="Times New Roman"/>
+          <w:color w:val="000000"/>
+          <w:sz w:val="24"/>
+        </w:rPr>
+        <w:lastRenderedPageBreak/>
+        <w:t>appendix record Windows results only.</w:t>
       </w:r>
     </w:p>
     <w:p>
@@ -25863,7 +25352,6 @@
           <w:color w:val="000000"/>
           <w:sz w:val="24"/>
         </w:rPr>
-        <w:lastRenderedPageBreak/>
         <w:t>One further difference in measurement needs aligning within the team: ruff format --check reports 37 files for the author but 17 for the team lead’s Linux baseline. On inspection the number depends on how many Python files the tool scans (it grows as src and tests grow); it is not a difference in formatting rules or behaviour and does not affect the conclusions of the tests or the type check. It was raised in that merge request and will be written into the environment document once the two sides agree.</w:t>
       </w:r>
     </w:p>
@@ -25936,13 +25424,8 @@
         <w:gridCol w:w="2532"/>
       </w:tblGrid>
       <w:tr>
-        <w:tblPrEx>
-          <w:tblCellMar>
-            <w:top w:w="0" w:type="dxa"/>
-            <w:bottom w:w="0" w:type="dxa"/>
-          </w:tblCellMar>
-        </w:tblPrEx>
         <w:trPr>
+          <w:cantSplit/>
           <w:tblHeader/>
         </w:trPr>
         <w:tc>
@@ -25979,6 +25462,7 @@
                 <w:color w:val="000000"/>
                 <w:sz w:val="20"/>
               </w:rPr>
+              <w:lastRenderedPageBreak/>
               <w:t>Screenshot</w:t>
             </w:r>
           </w:p>
@@ -26061,12 +25545,9 @@
         </w:tc>
       </w:tr>
       <w:tr>
-        <w:tblPrEx>
-          <w:tblCellMar>
-            <w:top w:w="0" w:type="dxa"/>
-            <w:bottom w:w="0" w:type="dxa"/>
-          </w:tblCellMar>
-        </w:tblPrEx>
+        <w:trPr>
+          <w:cantSplit/>
+        </w:trPr>
         <w:tc>
           <w:tcPr>
             <w:tcW w:w="3939" w:type="dxa"/>
@@ -26171,12 +25652,9 @@
         </w:tc>
       </w:tr>
       <w:tr>
-        <w:tblPrEx>
-          <w:tblCellMar>
-            <w:top w:w="0" w:type="dxa"/>
-            <w:bottom w:w="0" w:type="dxa"/>
-          </w:tblCellMar>
-        </w:tblPrEx>
+        <w:trPr>
+          <w:cantSplit/>
+        </w:trPr>
         <w:tc>
           <w:tcPr>
             <w:tcW w:w="3939" w:type="dxa"/>
@@ -26281,12 +25759,9 @@
         </w:tc>
       </w:tr>
       <w:tr>
-        <w:tblPrEx>
-          <w:tblCellMar>
-            <w:top w:w="0" w:type="dxa"/>
-            <w:bottom w:w="0" w:type="dxa"/>
-          </w:tblCellMar>
-        </w:tblPrEx>
+        <w:trPr>
+          <w:cantSplit/>
+        </w:trPr>
         <w:tc>
           <w:tcPr>
             <w:tcW w:w="3939" w:type="dxa"/>
@@ -26317,7 +25792,6 @@
                 <w:color w:val="000000"/>
                 <w:sz w:val="20"/>
               </w:rPr>
-              <w:lastRenderedPageBreak/>
               <w:t>empty-state.png</w:t>
             </w:r>
           </w:p>
@@ -26392,12 +25866,9 @@
         </w:tc>
       </w:tr>
       <w:tr>
-        <w:tblPrEx>
-          <w:tblCellMar>
-            <w:top w:w="0" w:type="dxa"/>
-            <w:bottom w:w="0" w:type="dxa"/>
-          </w:tblCellMar>
-        </w:tblPrEx>
+        <w:trPr>
+          <w:cantSplit/>
+        </w:trPr>
         <w:tc>
           <w:tcPr>
             <w:tcW w:w="3939" w:type="dxa"/>
@@ -26502,12 +25973,9 @@
         </w:tc>
       </w:tr>
       <w:tr>
-        <w:tblPrEx>
-          <w:tblCellMar>
-            <w:top w:w="0" w:type="dxa"/>
-            <w:bottom w:w="0" w:type="dxa"/>
-          </w:tblCellMar>
-        </w:tblPrEx>
+        <w:trPr>
+          <w:cantSplit/>
+        </w:trPr>
         <w:tc>
           <w:tcPr>
             <w:tcW w:w="3939" w:type="dxa"/>
@@ -26660,7 +26128,16 @@
           <w:color w:val="000000"/>
           <w:sz w:val="24"/>
         </w:rPr>
-        <w:t>This section answers a question that has to be settled with data rather than expectations: can the chosen GUI framework really run on this machine? The probe script scripts/qt_probe.py is committed alongside this document and can be reproduced:</w:t>
+        <w:t xml:space="preserve">This section answers a question that has to be settled with data rather than expectations: can the chosen GUI framework really run on this machine? The probe script scripts/qt_probe.py is committed alongside this document and can be </w:t>
+      </w:r>
+      <w:r>
+        <w:rPr>
+          <w:rFonts w:ascii="Times New Roman" w:eastAsia="微软雅黑" w:hAnsi="Times New Roman" w:cs="Times New Roman"/>
+          <w:color w:val="000000"/>
+          <w:sz w:val="24"/>
+        </w:rPr>
+        <w:lastRenderedPageBreak/>
+        <w:t>reproduced:</w:t>
       </w:r>
     </w:p>
     <w:p>
@@ -26745,13 +26222,8 @@
         <w:gridCol w:w="2817"/>
       </w:tblGrid>
       <w:tr>
-        <w:tblPrEx>
-          <w:tblCellMar>
-            <w:top w:w="0" w:type="dxa"/>
-            <w:bottom w:w="0" w:type="dxa"/>
-          </w:tblCellMar>
-        </w:tblPrEx>
         <w:trPr>
+          <w:cantSplit/>
           <w:tblHeader/>
         </w:trPr>
         <w:tc>
@@ -26788,7 +26260,6 @@
                 <w:color w:val="000000"/>
                 <w:sz w:val="20"/>
               </w:rPr>
-              <w:lastRenderedPageBreak/>
               <w:t>Probe</w:t>
             </w:r>
           </w:p>
@@ -26871,12 +26342,9 @@
         </w:tc>
       </w:tr>
       <w:tr>
-        <w:tblPrEx>
-          <w:tblCellMar>
-            <w:top w:w="0" w:type="dxa"/>
-            <w:bottom w:w="0" w:type="dxa"/>
-          </w:tblCellMar>
-        </w:tblPrEx>
+        <w:trPr>
+          <w:cantSplit/>
+        </w:trPr>
         <w:tc>
           <w:tcPr>
             <w:tcW w:w="2325" w:type="dxa"/>
@@ -26981,12 +26449,9 @@
         </w:tc>
       </w:tr>
       <w:tr>
-        <w:tblPrEx>
-          <w:tblCellMar>
-            <w:top w:w="0" w:type="dxa"/>
-            <w:bottom w:w="0" w:type="dxa"/>
-          </w:tblCellMar>
-        </w:tblPrEx>
+        <w:trPr>
+          <w:cantSplit/>
+        </w:trPr>
         <w:tc>
           <w:tcPr>
             <w:tcW w:w="2325" w:type="dxa"/>
@@ -27091,12 +26556,9 @@
         </w:tc>
       </w:tr>
       <w:tr>
-        <w:tblPrEx>
-          <w:tblCellMar>
-            <w:top w:w="0" w:type="dxa"/>
-            <w:bottom w:w="0" w:type="dxa"/>
-          </w:tblCellMar>
-        </w:tblPrEx>
+        <w:trPr>
+          <w:cantSplit/>
+        </w:trPr>
         <w:tc>
           <w:tcPr>
             <w:tcW w:w="2325" w:type="dxa"/>
@@ -27201,12 +26663,9 @@
         </w:tc>
       </w:tr>
       <w:tr>
-        <w:tblPrEx>
-          <w:tblCellMar>
-            <w:top w:w="0" w:type="dxa"/>
-            <w:bottom w:w="0" w:type="dxa"/>
-          </w:tblCellMar>
-        </w:tblPrEx>
+        <w:trPr>
+          <w:cantSplit/>
+        </w:trPr>
         <w:tc>
           <w:tcPr>
             <w:tcW w:w="2325" w:type="dxa"/>
@@ -27311,12 +26770,9 @@
         </w:tc>
       </w:tr>
       <w:tr>
-        <w:tblPrEx>
-          <w:tblCellMar>
-            <w:top w:w="0" w:type="dxa"/>
-            <w:bottom w:w="0" w:type="dxa"/>
-          </w:tblCellMar>
-        </w:tblPrEx>
+        <w:trPr>
+          <w:cantSplit/>
+        </w:trPr>
         <w:tc>
           <w:tcPr>
             <w:tcW w:w="2325" w:type="dxa"/>
@@ -27421,12 +26877,9 @@
         </w:tc>
       </w:tr>
       <w:tr>
-        <w:tblPrEx>
-          <w:tblCellMar>
-            <w:top w:w="0" w:type="dxa"/>
-            <w:bottom w:w="0" w:type="dxa"/>
-          </w:tblCellMar>
-        </w:tblPrEx>
+        <w:trPr>
+          <w:cantSplit/>
+        </w:trPr>
         <w:tc>
           <w:tcPr>
             <w:tcW w:w="2325" w:type="dxa"/>
@@ -27531,12 +26984,9 @@
         </w:tc>
       </w:tr>
       <w:tr>
-        <w:tblPrEx>
-          <w:tblCellMar>
-            <w:top w:w="0" w:type="dxa"/>
-            <w:bottom w:w="0" w:type="dxa"/>
-          </w:tblCellMar>
-        </w:tblPrEx>
+        <w:trPr>
+          <w:cantSplit/>
+        </w:trPr>
         <w:tc>
           <w:tcPr>
             <w:tcW w:w="2325" w:type="dxa"/>
@@ -27641,12 +27091,9 @@
         </w:tc>
       </w:tr>
       <w:tr>
-        <w:tblPrEx>
-          <w:tblCellMar>
-            <w:top w:w="0" w:type="dxa"/>
-            <w:bottom w:w="0" w:type="dxa"/>
-          </w:tblCellMar>
-        </w:tblPrEx>
+        <w:trPr>
+          <w:cantSplit/>
+        </w:trPr>
         <w:tc>
           <w:tcPr>
             <w:tcW w:w="2325" w:type="dxa"/>
@@ -27787,19 +27234,28 @@
           <w:color w:val="000000"/>
           <w:sz w:val="24"/>
         </w:rPr>
-        <w:t>The leap year and the week start can be settled before the interface is finished. They were verified at the widget level, so the only thing left for manual acceptance is to confirm that the drawn calendar looks as expected. The figure below is the window after actually paging to February 2028:</w:t>
+        <w:t xml:space="preserve">The leap year and the week start can be settled before the interface is finished. </w:t>
+      </w:r>
+      <w:r>
+        <w:rPr>
+          <w:rFonts w:ascii="Times New Roman" w:eastAsia="微软雅黑" w:hAnsi="Times New Roman" w:cs="Times New Roman"/>
+          <w:color w:val="000000"/>
+          <w:sz w:val="24"/>
+        </w:rPr>
+        <w:lastRenderedPageBreak/>
+        <w:t>They were verified at the widget level, so the only thing left for manual acceptance is to confirm that the drawn calendar looks as expected. The figure below is the window after actually paging to February 2028:</w:t>
       </w:r>
     </w:p>
     <w:p/>
     <w:p>
       <w:pPr>
+        <w:keepNext/>
         <w:jc w:val="center"/>
       </w:pPr>
       <w:r>
         <w:rPr>
           <w:noProof/>
         </w:rPr>
-        <w:lastRenderedPageBreak/>
         <w:drawing>
           <wp:inline distT="0" distB="0" distL="0" distR="0" wp14:anchorId="43E8379F" wp14:editId="3EAAB856">
             <wp:extent cx="5616000" cy="3662609"/>
@@ -27851,7 +27307,7 @@
           <w:sz w:val="20"/>
         </w:rPr>
         <w:br/>
-        <w:t>Figure 8-4  The leap-month calendar for February 2028 (the interface as actually run)</w:t>
+        <w:t>Figure 8-3  The leap-month calendar for February 2028 (the interface as actually run)</w:t>
       </w:r>
       <w:r>
         <w:rPr>
@@ -27860,14 +27316,7 @@
           <w:sz w:val="24"/>
         </w:rPr>
         <w:br/>
-      </w:r>
-      <w:r>
-        <w:rPr>
-          <w:rFonts w:ascii="Times New Roman" w:eastAsia="微软雅黑" w:hAnsi="Times New Roman" w:cs="Times New Roman"/>
-          <w:color w:val="000000"/>
-          <w:sz w:val="24"/>
-        </w:rPr>
-        <w:t>In Figure 8-4 the last day of the month is the 29th, the first cell is a Thursday (with Monday as the week start), and the leading days of the previous month are drawn by the Qt widget rather than written by this project, which is exactly the outcome Section 4.4 wanted when it said the date control would no longer be hand-drawn.</w:t>
+        <w:t>In Figure 8-3 the last day of the month is the 29th, the first cell is a Thursday (with Monday as the week start), and the leading days of the previous month are drawn by the Qt widget rather than written by this project, which is exactly the outcome Section 4.4 wanted when it said the date control would no longer be hand-drawn.</w:t>
       </w:r>
     </w:p>
     <w:p>
@@ -27904,13 +27353,14 @@
         </w:rPr>
       </w:pPr>
       <w:bookmarkStart w:id="17" w:name="section-9"/>
-      <w:bookmarkStart w:id="18" w:name="_Toc243471549"/>
+      <w:bookmarkStart w:id="18" w:name="_Toc243506354"/>
       <w:r>
         <w:rPr>
           <w:rFonts w:ascii="Times New Roman" w:eastAsia="微软雅黑" w:hAnsi="Times New Roman" w:cs="Times New Roman"/>
           <w:color w:val="000000"/>
           <w:sz w:val="32"/>
         </w:rPr>
+        <w:lastRenderedPageBreak/>
         <w:t>Chapter 9  Engineering Implementation and Code Organization</w:t>
       </w:r>
       <w:bookmarkEnd w:id="17"/>
@@ -27929,7 +27379,7 @@
           <w:color w:val="000000"/>
           <w:sz w:val="24"/>
         </w:rPr>
-        <w:t>This chapter presents the directory organisation of the interface-related files and documents, the dependency management and code quality gates, and lists the two interface conventions that are not yet frozen and therefore block coding.</w:t>
+        <w:t>This chapter presents the directory organisation of the interface-related files and documents, the dependency management and code quality gates, and the two interface conventions that were frozen in the contract before coding started.</w:t>
       </w:r>
     </w:p>
     <w:p>
@@ -27948,40 +27398,288 @@
           <w:color w:val="000000"/>
           <w:sz w:val="28"/>
         </w:rPr>
+        <w:t>9.1  Directory Structure</w:t>
+      </w:r>
+    </w:p>
+    <w:p>
+      <w:pPr>
+        <w:spacing w:after="144" w:line="384" w:lineRule="auto"/>
+        <w:rPr>
+          <w:color w:val="000000"/>
+        </w:rPr>
+      </w:pPr>
+      <w:r>
+        <w:rPr>
+          <w:rFonts w:ascii="Times New Roman" w:eastAsia="微软雅黑" w:hAnsi="Times New Roman" w:cs="Times New Roman"/>
+          <w:color w:val="000000"/>
+          <w:sz w:val="24"/>
+        </w:rPr>
+        <w:t>Interface-related files live in the following places (those marked done landed in this round):</w:t>
+      </w:r>
+    </w:p>
+    <w:p>
+      <w:pPr>
+        <w:spacing w:after="144" w:line="384" w:lineRule="auto"/>
+        <w:rPr>
+          <w:color w:val="000000"/>
+        </w:rPr>
+      </w:pPr>
+      <w:r>
+        <w:rPr>
+          <w:rFonts w:ascii="Times New Roman" w:eastAsia="微软雅黑" w:hAnsi="Times New Roman" w:cs="Times New Roman"/>
+          <w:color w:val="000000"/>
+          <w:sz w:val="24"/>
+        </w:rPr>
+        <w:t>src/schedule_management/</w:t>
+      </w:r>
+    </w:p>
+    <w:p>
+      <w:pPr>
+        <w:spacing w:after="144" w:line="324" w:lineRule="auto"/>
+        <w:rPr>
+          <w:color w:val="000000"/>
+        </w:rPr>
+      </w:pPr>
+      <w:r>
+        <w:rPr>
+          <w:rFonts w:ascii="Consolas" w:eastAsia="Consolas" w:hAnsi="Consolas" w:cs="Consolas"/>
+          <w:color w:val="000000"/>
+          <w:sz w:val="20"/>
+        </w:rPr>
+        <w:t xml:space="preserve"> ui/</w:t>
+      </w:r>
+    </w:p>
+    <w:p>
+      <w:pPr>
+        <w:spacing w:after="144" w:line="324" w:lineRule="auto"/>
+        <w:rPr>
+          <w:color w:val="000000"/>
+        </w:rPr>
+      </w:pPr>
+      <w:r>
+        <w:rPr>
+          <w:rFonts w:ascii="Consolas" w:eastAsia="Consolas" w:hAnsi="Consolas" w:cs="Consolas"/>
+          <w:color w:val="000000"/>
+          <w:sz w:val="20"/>
+        </w:rPr>
+        <w:t xml:space="preserve"> __init__.py (done) package notes and layering conventions</w:t>
+      </w:r>
+    </w:p>
+    <w:p>
+      <w:pPr>
+        <w:spacing w:after="144" w:line="324" w:lineRule="auto"/>
+        <w:rPr>
+          <w:color w:val="000000"/>
+        </w:rPr>
+      </w:pPr>
+      <w:r>
+        <w:rPr>
+          <w:rFonts w:ascii="Consolas" w:eastAsia="Consolas" w:hAnsi="Consolas" w:cs="Consolas"/>
+          <w:color w:val="000000"/>
+          <w:sz w:val="20"/>
+        </w:rPr>
+        <w:t xml:space="preserve"> app.py (done) entry point: the single QApplication plus dependency injection</w:t>
+      </w:r>
+    </w:p>
+    <w:p>
+      <w:pPr>
+        <w:spacing w:after="144" w:line="324" w:lineRule="auto"/>
+        <w:rPr>
+          <w:color w:val="000000"/>
+        </w:rPr>
+      </w:pPr>
+      <w:r>
+        <w:rPr>
+          <w:rFonts w:ascii="Consolas" w:eastAsia="Consolas" w:hAnsi="Consolas" w:cs="Consolas"/>
+          <w:color w:val="000000"/>
+          <w:sz w:val="20"/>
+        </w:rPr>
+        <w:t xml:space="preserve"> main_window.py (done) main window, the adapter implementation of MainViewPort</w:t>
+      </w:r>
+    </w:p>
+    <w:p>
+      <w:pPr>
+        <w:spacing w:after="144" w:line="324" w:lineRule="auto"/>
+        <w:rPr>
+          <w:color w:val="000000"/>
+        </w:rPr>
+      </w:pPr>
+      <w:r>
+        <w:rPr>
+          <w:rFonts w:ascii="Consolas" w:eastAsia="Consolas" w:hAnsi="Consolas" w:cs="Consolas"/>
+          <w:color w:val="000000"/>
+          <w:sz w:val="20"/>
+        </w:rPr>
+        <w:t xml:space="preserve"> controller.py (done) selection state, use-case calls and error-to-prompt mapping: all interaction rules</w:t>
+      </w:r>
+    </w:p>
+    <w:p>
+      <w:pPr>
+        <w:spacing w:after="144" w:line="324" w:lineRule="auto"/>
+        <w:rPr>
+          <w:color w:val="000000"/>
+        </w:rPr>
+      </w:pPr>
+      <w:r>
+        <w:rPr>
+          <w:rFonts w:ascii="Consolas" w:eastAsia="Consolas" w:hAnsi="Consolas" w:cs="Consolas"/>
+          <w:color w:val="000000"/>
+          <w:sz w:val="20"/>
+        </w:rPr>
+        <w:t xml:space="preserve"> schedule_form.py (done) shared create and edit form (QDialog)</w:t>
+      </w:r>
+    </w:p>
+    <w:p>
+      <w:pPr>
+        <w:spacing w:after="144" w:line="324" w:lineRule="auto"/>
+        <w:rPr>
+          <w:color w:val="000000"/>
+        </w:rPr>
+      </w:pPr>
+      <w:r>
+        <w:rPr>
+          <w:rFonts w:ascii="Consolas" w:eastAsia="Consolas" w:hAnsi="Consolas" w:cs="Consolas"/>
+          <w:color w:val="000000"/>
+          <w:sz w:val="20"/>
+        </w:rPr>
+        <w:t xml:space="preserve"> calendar_view.py (done) QCalendarWidget month calendar starting on Monday</w:t>
+      </w:r>
+    </w:p>
+    <w:p>
+      <w:pPr>
+        <w:spacing w:after="144" w:line="324" w:lineRule="auto"/>
+        <w:rPr>
+          <w:color w:val="000000"/>
+        </w:rPr>
+      </w:pPr>
+      <w:r>
+        <w:rPr>
+          <w:rFonts w:ascii="Consolas" w:eastAsia="Consolas" w:hAnsi="Consolas" w:cs="Consolas"/>
+          <w:color w:val="000000"/>
+          <w:sz w:val="20"/>
+        </w:rPr>
+        <w:t xml:space="preserve"> date_picker.py (done) the date selection popover inside the form</w:t>
+      </w:r>
+    </w:p>
+    <w:p>
+      <w:pPr>
+        <w:spacing w:after="144" w:line="324" w:lineRule="auto"/>
+        <w:rPr>
+          <w:color w:val="000000"/>
+        </w:rPr>
+      </w:pPr>
+      <w:r>
+        <w:rPr>
+          <w:rFonts w:ascii="Consolas" w:eastAsia="Consolas" w:hAnsi="Consolas" w:cs="Consolas"/>
+          <w:color w:val="000000"/>
+          <w:sz w:val="20"/>
+        </w:rPr>
+        <w:t xml:space="preserve"> presenters.py (done) display formatting and prompt mapping</w:t>
+      </w:r>
+    </w:p>
+    <w:p>
+      <w:pPr>
+        <w:spacing w:after="144" w:line="324" w:lineRule="auto"/>
+        <w:rPr>
+          <w:color w:val="000000"/>
+        </w:rPr>
+      </w:pPr>
+      <w:r>
+        <w:rPr>
+          <w:rFonts w:ascii="Consolas" w:eastAsia="Consolas" w:hAnsi="Consolas" w:cs="Consolas"/>
+          <w:color w:val="000000"/>
+          <w:sz w:val="20"/>
+        </w:rPr>
+        <w:t xml:space="preserve"> view_models.py (done) row model, form draft and the context for opening the form</w:t>
+      </w:r>
+    </w:p>
+    <w:p>
+      <w:pPr>
+        <w:spacing w:after="144" w:line="324" w:lineRule="auto"/>
+        <w:rPr>
+          <w:color w:val="000000"/>
+        </w:rPr>
+      </w:pPr>
+      <w:r>
+        <w:rPr>
+          <w:rFonts w:ascii="Consolas" w:eastAsia="Consolas" w:hAnsi="Consolas" w:cs="Consolas"/>
+          <w:color w:val="000000"/>
+          <w:sz w:val="20"/>
+        </w:rPr>
+        <w:t xml:space="preserve"> ports.py (done) the three port protocols</w:t>
+      </w:r>
+    </w:p>
+    <w:p>
+      <w:pPr>
+        <w:spacing w:after="144" w:line="324" w:lineRule="auto"/>
+        <w:rPr>
+          <w:color w:val="000000"/>
+        </w:rPr>
+      </w:pPr>
+      <w:r>
+        <w:rPr>
+          <w:rFonts w:ascii="Consolas" w:eastAsia="Consolas" w:hAnsi="Consolas" w:cs="Consolas"/>
+          <w:color w:val="000000"/>
+          <w:sz w:val="20"/>
+        </w:rPr>
+        <w:t xml:space="preserve"> dev_stub_service.py (done) in-memory development double service plus seed data</w:t>
+      </w:r>
+    </w:p>
+    <w:p>
+      <w:pPr>
+        <w:spacing w:after="144" w:line="324" w:lineRule="auto"/>
+        <w:rPr>
+          <w:color w:val="000000"/>
+        </w:rPr>
+      </w:pPr>
+      <w:r>
+        <w:rPr>
+          <w:rFonts w:ascii="Consolas" w:eastAsia="Consolas" w:hAnsi="Consolas" w:cs="Consolas"/>
+          <w:color w:val="000000"/>
+          <w:sz w:val="20"/>
+        </w:rPr>
+        <w:t>tests/</w:t>
+      </w:r>
+    </w:p>
+    <w:p>
+      <w:pPr>
+        <w:spacing w:after="144" w:line="324" w:lineRule="auto"/>
+        <w:rPr>
+          <w:color w:val="000000"/>
+        </w:rPr>
+      </w:pPr>
+      <w:r>
+        <w:rPr>
+          <w:rFonts w:ascii="Consolas" w:eastAsia="Consolas" w:hAnsi="Consolas" w:cs="Consolas"/>
+          <w:color w:val="000000"/>
+          <w:sz w:val="20"/>
+        </w:rPr>
+        <w:t xml:space="preserve"> unit/</w:t>
+      </w:r>
+    </w:p>
+    <w:p>
+      <w:pPr>
+        <w:spacing w:after="144" w:line="324" w:lineRule="auto"/>
+        <w:rPr>
+          <w:color w:val="000000"/>
+        </w:rPr>
+      </w:pPr>
+      <w:r>
+        <w:rPr>
+          <w:rFonts w:ascii="Consolas" w:eastAsia="Consolas" w:hAnsi="Consolas" w:cs="Consolas"/>
+          <w:color w:val="000000"/>
+          <w:sz w:val="20"/>
+        </w:rPr>
+        <w:t xml:space="preserve"> test_controller.py (done) controller behaviour and call-count assertions, </w:t>
+      </w:r>
+      <w:r>
+        <w:rPr>
+          <w:rFonts w:ascii="Consolas" w:eastAsia="Consolas" w:hAnsi="Consolas" w:cs="Consolas"/>
+          <w:color w:val="000000"/>
+          <w:sz w:val="20"/>
+        </w:rPr>
         <w:lastRenderedPageBreak/>
-        <w:t>9.1  Directory Structure</w:t>
-      </w:r>
-    </w:p>
-    <w:p>
-      <w:pPr>
-        <w:spacing w:after="144" w:line="384" w:lineRule="auto"/>
-        <w:rPr>
-          <w:color w:val="000000"/>
-        </w:rPr>
-      </w:pPr>
-      <w:r>
-        <w:rPr>
-          <w:rFonts w:ascii="Times New Roman" w:eastAsia="微软雅黑" w:hAnsi="Times New Roman" w:cs="Times New Roman"/>
-          <w:color w:val="000000"/>
-          <w:sz w:val="24"/>
-        </w:rPr>
-        <w:t>Interface-related files live in the following places (those marked done landed in this round):</w:t>
-      </w:r>
-    </w:p>
-    <w:p>
-      <w:pPr>
-        <w:spacing w:after="144" w:line="384" w:lineRule="auto"/>
-        <w:rPr>
-          <w:color w:val="000000"/>
-        </w:rPr>
-      </w:pPr>
-      <w:r>
-        <w:rPr>
-          <w:rFonts w:ascii="Times New Roman" w:eastAsia="微软雅黑" w:hAnsi="Times New Roman" w:cs="Times New Roman"/>
-          <w:color w:val="000000"/>
-          <w:sz w:val="24"/>
-        </w:rPr>
-        <w:t>src/schedule_management/</w:t>
+        <w:t>21 cases</w:t>
       </w:r>
     </w:p>
     <w:p>
@@ -27997,7 +27695,7 @@
           <w:color w:val="000000"/>
           <w:sz w:val="20"/>
         </w:rPr>
-        <w:t xml:space="preserve"> ui/</w:t>
+        <w:t xml:space="preserve"> test_presenters.py (done) pure functions and error mapping, 21 cases</w:t>
       </w:r>
     </w:p>
     <w:p>
@@ -28013,7 +27711,7 @@
           <w:color w:val="000000"/>
           <w:sz w:val="20"/>
         </w:rPr>
-        <w:t xml:space="preserve"> __init__.py (done) package notes and layering conventions</w:t>
+        <w:t xml:space="preserve"> test_ui_layering.py (done) layering guard, 35 cases</w:t>
       </w:r>
     </w:p>
     <w:p>
@@ -28029,7 +27727,7 @@
           <w:color w:val="000000"/>
           <w:sz w:val="20"/>
         </w:rPr>
-        <w:t xml:space="preserve"> app.py (done) entry point: the single QApplication plus dependency injection</w:t>
+        <w:t xml:space="preserve"> test_dev_stub_service.py (done) double-service boundaries, 41 cases</w:t>
       </w:r>
     </w:p>
     <w:p>
@@ -28045,7 +27743,7 @@
           <w:color w:val="000000"/>
           <w:sz w:val="20"/>
         </w:rPr>
-        <w:t xml:space="preserve"> main_window.py (done) main window, the adapter implementation of MainViewPort</w:t>
+        <w:t xml:space="preserve"> ui_fakes.py (done) test doubles used by the UI layer itself (fake service, fake window)</w:t>
       </w:r>
     </w:p>
     <w:p>
@@ -28061,7 +27759,7 @@
           <w:color w:val="000000"/>
           <w:sz w:val="20"/>
         </w:rPr>
-        <w:t xml:space="preserve"> controller.py (done) selection state, use-case calls and error-to-prompt mapping: all interaction rules</w:t>
+        <w:t xml:space="preserve"> test_environment.py (done) environment gates, 9 cases</w:t>
       </w:r>
     </w:p>
     <w:p>
@@ -28077,247 +27775,6 @@
           <w:color w:val="000000"/>
           <w:sz w:val="20"/>
         </w:rPr>
-        <w:t xml:space="preserve"> schedule_form.py (done) shared create and edit form (QDialog)</w:t>
-      </w:r>
-    </w:p>
-    <w:p>
-      <w:pPr>
-        <w:spacing w:after="144" w:line="324" w:lineRule="auto"/>
-        <w:rPr>
-          <w:color w:val="000000"/>
-        </w:rPr>
-      </w:pPr>
-      <w:r>
-        <w:rPr>
-          <w:rFonts w:ascii="Consolas" w:eastAsia="Consolas" w:hAnsi="Consolas" w:cs="Consolas"/>
-          <w:color w:val="000000"/>
-          <w:sz w:val="20"/>
-        </w:rPr>
-        <w:t xml:space="preserve"> calendar_view.py (done) QCalendarWidget month calendar starting on Monday</w:t>
-      </w:r>
-    </w:p>
-    <w:p>
-      <w:pPr>
-        <w:spacing w:after="144" w:line="324" w:lineRule="auto"/>
-        <w:rPr>
-          <w:color w:val="000000"/>
-        </w:rPr>
-      </w:pPr>
-      <w:r>
-        <w:rPr>
-          <w:rFonts w:ascii="Consolas" w:eastAsia="Consolas" w:hAnsi="Consolas" w:cs="Consolas"/>
-          <w:color w:val="000000"/>
-          <w:sz w:val="20"/>
-        </w:rPr>
-        <w:t xml:space="preserve"> date_picker.py (done) the date selection popover inside the form</w:t>
-      </w:r>
-    </w:p>
-    <w:p>
-      <w:pPr>
-        <w:spacing w:after="144" w:line="324" w:lineRule="auto"/>
-        <w:rPr>
-          <w:color w:val="000000"/>
-        </w:rPr>
-      </w:pPr>
-      <w:r>
-        <w:rPr>
-          <w:rFonts w:ascii="Consolas" w:eastAsia="Consolas" w:hAnsi="Consolas" w:cs="Consolas"/>
-          <w:color w:val="000000"/>
-          <w:sz w:val="20"/>
-        </w:rPr>
-        <w:t xml:space="preserve"> presenters.py (done) display formatting and prompt mapping</w:t>
-      </w:r>
-    </w:p>
-    <w:p>
-      <w:pPr>
-        <w:spacing w:after="144" w:line="324" w:lineRule="auto"/>
-        <w:rPr>
-          <w:color w:val="000000"/>
-        </w:rPr>
-      </w:pPr>
-      <w:r>
-        <w:rPr>
-          <w:rFonts w:ascii="Consolas" w:eastAsia="Consolas" w:hAnsi="Consolas" w:cs="Consolas"/>
-          <w:color w:val="000000"/>
-          <w:sz w:val="20"/>
-        </w:rPr>
-        <w:t xml:space="preserve"> view_models.py (done) row model, form draft and the context for opening the form</w:t>
-      </w:r>
-    </w:p>
-    <w:p>
-      <w:pPr>
-        <w:spacing w:after="144" w:line="324" w:lineRule="auto"/>
-        <w:rPr>
-          <w:color w:val="000000"/>
-        </w:rPr>
-      </w:pPr>
-      <w:r>
-        <w:rPr>
-          <w:rFonts w:ascii="Consolas" w:eastAsia="Consolas" w:hAnsi="Consolas" w:cs="Consolas"/>
-          <w:color w:val="000000"/>
-          <w:sz w:val="20"/>
-        </w:rPr>
-        <w:t xml:space="preserve"> ports.py (done) the three port protocols</w:t>
-      </w:r>
-    </w:p>
-    <w:p>
-      <w:pPr>
-        <w:spacing w:after="144" w:line="324" w:lineRule="auto"/>
-        <w:rPr>
-          <w:color w:val="000000"/>
-        </w:rPr>
-      </w:pPr>
-      <w:r>
-        <w:rPr>
-          <w:rFonts w:ascii="Consolas" w:eastAsia="Consolas" w:hAnsi="Consolas" w:cs="Consolas"/>
-          <w:color w:val="000000"/>
-          <w:sz w:val="20"/>
-        </w:rPr>
-        <w:t xml:space="preserve"> dev_stub_service.py (done) in-memory development double service plus seed data</w:t>
-      </w:r>
-    </w:p>
-    <w:p>
-      <w:pPr>
-        <w:spacing w:after="144" w:line="324" w:lineRule="auto"/>
-        <w:rPr>
-          <w:color w:val="000000"/>
-        </w:rPr>
-      </w:pPr>
-      <w:r>
-        <w:rPr>
-          <w:rFonts w:ascii="Consolas" w:eastAsia="Consolas" w:hAnsi="Consolas" w:cs="Consolas"/>
-          <w:color w:val="000000"/>
-          <w:sz w:val="20"/>
-        </w:rPr>
-        <w:t>tests/</w:t>
-      </w:r>
-    </w:p>
-    <w:p>
-      <w:pPr>
-        <w:spacing w:after="144" w:line="324" w:lineRule="auto"/>
-        <w:rPr>
-          <w:color w:val="000000"/>
-        </w:rPr>
-      </w:pPr>
-      <w:r>
-        <w:rPr>
-          <w:rFonts w:ascii="Consolas" w:eastAsia="Consolas" w:hAnsi="Consolas" w:cs="Consolas"/>
-          <w:color w:val="000000"/>
-          <w:sz w:val="20"/>
-        </w:rPr>
-        <w:t xml:space="preserve"> unit/</w:t>
-      </w:r>
-    </w:p>
-    <w:p>
-      <w:pPr>
-        <w:spacing w:after="144" w:line="324" w:lineRule="auto"/>
-        <w:rPr>
-          <w:color w:val="000000"/>
-        </w:rPr>
-      </w:pPr>
-      <w:r>
-        <w:rPr>
-          <w:rFonts w:ascii="Consolas" w:eastAsia="Consolas" w:hAnsi="Consolas" w:cs="Consolas"/>
-          <w:color w:val="000000"/>
-          <w:sz w:val="20"/>
-        </w:rPr>
-        <w:t xml:space="preserve"> test_controller.py (done) controller behaviour and call-count assertions, 21 cases</w:t>
-      </w:r>
-    </w:p>
-    <w:p>
-      <w:pPr>
-        <w:spacing w:after="144" w:line="324" w:lineRule="auto"/>
-        <w:rPr>
-          <w:color w:val="000000"/>
-        </w:rPr>
-      </w:pPr>
-      <w:r>
-        <w:rPr>
-          <w:rFonts w:ascii="Consolas" w:eastAsia="Consolas" w:hAnsi="Consolas" w:cs="Consolas"/>
-          <w:color w:val="000000"/>
-          <w:sz w:val="20"/>
-        </w:rPr>
-        <w:t xml:space="preserve"> test_presenters.py (done) pure functions and error mapping, 21 cases</w:t>
-      </w:r>
-    </w:p>
-    <w:p>
-      <w:pPr>
-        <w:spacing w:after="144" w:line="324" w:lineRule="auto"/>
-        <w:rPr>
-          <w:color w:val="000000"/>
-        </w:rPr>
-      </w:pPr>
-      <w:r>
-        <w:rPr>
-          <w:rFonts w:ascii="Consolas" w:eastAsia="Consolas" w:hAnsi="Consolas" w:cs="Consolas"/>
-          <w:color w:val="000000"/>
-          <w:sz w:val="20"/>
-        </w:rPr>
-        <w:t xml:space="preserve"> test_ui_layering.py (done) layering guard, 33 cases</w:t>
-      </w:r>
-    </w:p>
-    <w:p>
-      <w:pPr>
-        <w:spacing w:after="144" w:line="324" w:lineRule="auto"/>
-        <w:rPr>
-          <w:color w:val="000000"/>
-        </w:rPr>
-      </w:pPr>
-      <w:r>
-        <w:rPr>
-          <w:rFonts w:ascii="Consolas" w:eastAsia="Consolas" w:hAnsi="Consolas" w:cs="Consolas"/>
-          <w:color w:val="000000"/>
-          <w:sz w:val="20"/>
-        </w:rPr>
-        <w:t xml:space="preserve"> test_dev_stub_service.py (done) double-service boundaries, 33 cases</w:t>
-      </w:r>
-    </w:p>
-    <w:p>
-      <w:pPr>
-        <w:spacing w:after="144" w:line="324" w:lineRule="auto"/>
-        <w:rPr>
-          <w:color w:val="000000"/>
-        </w:rPr>
-      </w:pPr>
-      <w:r>
-        <w:rPr>
-          <w:rFonts w:ascii="Consolas" w:eastAsia="Consolas" w:hAnsi="Consolas" w:cs="Consolas"/>
-          <w:color w:val="000000"/>
-          <w:sz w:val="20"/>
-        </w:rPr>
-        <w:t xml:space="preserve"> ui_fakes.py (done) test doubles used by the UI layer itself (fake service, fake window)</w:t>
-      </w:r>
-    </w:p>
-    <w:p>
-      <w:pPr>
-        <w:spacing w:after="144" w:line="324" w:lineRule="auto"/>
-        <w:rPr>
-          <w:color w:val="000000"/>
-        </w:rPr>
-      </w:pPr>
-      <w:r>
-        <w:rPr>
-          <w:rFonts w:ascii="Consolas" w:eastAsia="Consolas" w:hAnsi="Consolas" w:cs="Consolas"/>
-          <w:color w:val="000000"/>
-          <w:sz w:val="20"/>
-        </w:rPr>
-        <w:t xml:space="preserve"> test_environment.py (done) environment gates, 9 cases</w:t>
-      </w:r>
-    </w:p>
-    <w:p>
-      <w:pPr>
-        <w:spacing w:after="144" w:line="324" w:lineRule="auto"/>
-        <w:rPr>
-          <w:color w:val="000000"/>
-        </w:rPr>
-      </w:pPr>
-      <w:r>
-        <w:rPr>
-          <w:rFonts w:ascii="Consolas" w:eastAsia="Consolas" w:hAnsi="Consolas" w:cs="Consolas"/>
-          <w:color w:val="000000"/>
-          <w:sz w:val="20"/>
-        </w:rPr>
-        <w:lastRenderedPageBreak/>
         <w:t xml:space="preserve"> fakes.py in-memory storage double used only by tests (owned by xhy)</w:t>
       </w:r>
     </w:p>
@@ -28513,7 +27970,16 @@
           <w:color w:val="000000"/>
           <w:sz w:val="24"/>
         </w:rPr>
-        <w:t>The project manages its environment and dependencies with uv, uses a source layout and is configured as an installable package. uv sync --dev --locked has been confirmed to reproduce the installation on Windows, and the package imports correctly. Development dependencies cover testing, linting and type checking, all pinned through the lock file so behaviour does not drift between machines.</w:t>
+        <w:t xml:space="preserve">The project manages its environment and dependencies with uv, uses a source layout and is configured as an installable package. uv sync --dev --locked has been </w:t>
+      </w:r>
+      <w:r>
+        <w:rPr>
+          <w:rFonts w:ascii="Times New Roman" w:eastAsia="微软雅黑" w:hAnsi="Times New Roman" w:cs="Times New Roman"/>
+          <w:color w:val="000000"/>
+          <w:sz w:val="24"/>
+        </w:rPr>
+        <w:lastRenderedPageBreak/>
+        <w:t>confirmed to reproduce the installation on Windows, and the package imports correctly. Development dependencies cover testing, linting and type checking, all pinned through the lock file so behaviour does not drift between machines.</w:t>
       </w:r>
     </w:p>
     <w:p>
@@ -28571,7 +28037,6 @@
           <w:color w:val="000000"/>
           <w:sz w:val="24"/>
         </w:rPr>
-        <w:lastRenderedPageBreak/>
         <w:t>dependency lock consistency check;</w:t>
       </w:r>
     </w:p>
@@ -28761,7 +28226,16 @@
           <w:color w:val="000000"/>
           <w:sz w:val="24"/>
         </w:rPr>
-        <w:t>Error types and the shape of failure returns: whether to raise structured errors carrying the field name, or to return a result-plus-failure-reason object. The interface currently classifies by the three class names in the draft contract (ValidationError, ScheduleNotFound, StorageError); once the real types land, the classification becomes an instance check and neither the tests nor the prompt wording needs rewriting.</w:t>
+        <w:t xml:space="preserve">Error types and the shape of failure returns: whether to raise structured errors carrying the field name, or to return a result-plus-failure-reason object. The </w:t>
+      </w:r>
+      <w:r>
+        <w:rPr>
+          <w:rFonts w:ascii="Times New Roman" w:eastAsia="微软雅黑" w:hAnsi="Times New Roman" w:cs="Times New Roman"/>
+          <w:color w:val="000000"/>
+          <w:sz w:val="24"/>
+        </w:rPr>
+        <w:lastRenderedPageBreak/>
+        <w:t>interface currently classifies by the three class names in the draft contract (ValidationError, ScheduleNotFound, StorageError); once the real types land, the classification becomes an instance check and neither the tests nor the prompt wording needs rewriting.</w:t>
       </w:r>
     </w:p>
     <w:p>
@@ -28800,16 +28274,7 @@
           <w:color w:val="000000"/>
           <w:sz w:val="24"/>
         </w:rPr>
-        <w:t xml:space="preserve">The test double of stage P09 (tests/unit/ui_fakes.py): implemented against the </w:t>
-      </w:r>
-      <w:r>
-        <w:rPr>
-          <w:rFonts w:ascii="Times New Roman" w:eastAsia="微软雅黑" w:hAnsi="Times New Roman" w:cs="Times New Roman"/>
-          <w:color w:val="000000"/>
-          <w:sz w:val="24"/>
-        </w:rPr>
-        <w:lastRenderedPageBreak/>
-        <w:t>port shape, so unit tests of the interface logic run entirely without the storage layer or the contract;</w:t>
+        <w:t>The test double of stage P09 (tests/unit/ui_fakes.py): implemented against the port shape, so unit tests of the interface logic run entirely without the storage layer or the contract;</w:t>
       </w:r>
     </w:p>
     <w:p>
@@ -28862,7 +28327,7 @@
         </w:rPr>
       </w:pPr>
       <w:bookmarkStart w:id="19" w:name="section-10"/>
-      <w:bookmarkStart w:id="20" w:name="_Toc243471550"/>
+      <w:bookmarkStart w:id="20" w:name="_Toc243506355"/>
       <w:r>
         <w:rPr>
           <w:rFonts w:ascii="Times New Roman" w:eastAsia="微软雅黑" w:hAnsi="Times New Roman" w:cs="Times New Roman"/>
@@ -28942,13 +28407,8 @@
         <w:gridCol w:w="5764"/>
       </w:tblGrid>
       <w:tr>
-        <w:tblPrEx>
-          <w:tblCellMar>
-            <w:top w:w="0" w:type="dxa"/>
-            <w:bottom w:w="0" w:type="dxa"/>
-          </w:tblCellMar>
-        </w:tblPrEx>
         <w:trPr>
+          <w:cantSplit/>
           <w:tblHeader/>
         </w:trPr>
         <w:tc>
@@ -29029,12 +28489,9 @@
         </w:tc>
       </w:tr>
       <w:tr>
-        <w:tblPrEx>
-          <w:tblCellMar>
-            <w:top w:w="0" w:type="dxa"/>
-            <w:bottom w:w="0" w:type="dxa"/>
-          </w:tblCellMar>
-        </w:tblPrEx>
+        <w:trPr>
+          <w:cantSplit/>
+        </w:trPr>
         <w:tc>
           <w:tcPr>
             <w:tcW w:w="2542" w:type="dxa"/>
@@ -29105,12 +28562,9 @@
         </w:tc>
       </w:tr>
       <w:tr>
-        <w:tblPrEx>
-          <w:tblCellMar>
-            <w:top w:w="0" w:type="dxa"/>
-            <w:bottom w:w="0" w:type="dxa"/>
-          </w:tblCellMar>
-        </w:tblPrEx>
+        <w:trPr>
+          <w:cantSplit/>
+        </w:trPr>
         <w:tc>
           <w:tcPr>
             <w:tcW w:w="2542" w:type="dxa"/>
@@ -29181,12 +28635,9 @@
         </w:tc>
       </w:tr>
       <w:tr>
-        <w:tblPrEx>
-          <w:tblCellMar>
-            <w:top w:w="0" w:type="dxa"/>
-            <w:bottom w:w="0" w:type="dxa"/>
-          </w:tblCellMar>
-        </w:tblPrEx>
+        <w:trPr>
+          <w:cantSplit/>
+        </w:trPr>
         <w:tc>
           <w:tcPr>
             <w:tcW w:w="2542" w:type="dxa"/>
@@ -29217,6 +28668,7 @@
                 <w:color w:val="000000"/>
                 <w:sz w:val="20"/>
               </w:rPr>
+              <w:lastRenderedPageBreak/>
               <w:t>M2</w:t>
             </w:r>
           </w:p>
@@ -29257,12 +28709,9 @@
         </w:tc>
       </w:tr>
       <w:tr>
-        <w:tblPrEx>
-          <w:tblCellMar>
-            <w:top w:w="0" w:type="dxa"/>
-            <w:bottom w:w="0" w:type="dxa"/>
-          </w:tblCellMar>
-        </w:tblPrEx>
+        <w:trPr>
+          <w:cantSplit/>
+        </w:trPr>
         <w:tc>
           <w:tcPr>
             <w:tcW w:w="2542" w:type="dxa"/>
@@ -29333,12 +28782,9 @@
         </w:tc>
       </w:tr>
       <w:tr>
-        <w:tblPrEx>
-          <w:tblCellMar>
-            <w:top w:w="0" w:type="dxa"/>
-            <w:bottom w:w="0" w:type="dxa"/>
-          </w:tblCellMar>
-        </w:tblPrEx>
+        <w:trPr>
+          <w:cantSplit/>
+        </w:trPr>
         <w:tc>
           <w:tcPr>
             <w:tcW w:w="2542" w:type="dxa"/>
@@ -29441,7 +28887,6 @@
           <w:color w:val="000000"/>
           <w:sz w:val="28"/>
         </w:rPr>
-        <w:lastRenderedPageBreak/>
         <w:t>10.2  Current Progress</w:t>
       </w:r>
     </w:p>
@@ -29462,13 +28907,8 @@
         <w:gridCol w:w="4947"/>
       </w:tblGrid>
       <w:tr>
-        <w:tblPrEx>
-          <w:tblCellMar>
-            <w:top w:w="0" w:type="dxa"/>
-            <w:bottom w:w="0" w:type="dxa"/>
-          </w:tblCellMar>
-        </w:tblPrEx>
         <w:trPr>
+          <w:cantSplit/>
           <w:tblHeader/>
         </w:trPr>
         <w:tc>
@@ -29549,12 +28989,9 @@
         </w:tc>
       </w:tr>
       <w:tr>
-        <w:tblPrEx>
-          <w:tblCellMar>
-            <w:top w:w="0" w:type="dxa"/>
-            <w:bottom w:w="0" w:type="dxa"/>
-          </w:tblCellMar>
-        </w:tblPrEx>
+        <w:trPr>
+          <w:cantSplit/>
+        </w:trPr>
         <w:tc>
           <w:tcPr>
             <w:tcW w:w="3359" w:type="dxa"/>
@@ -29625,12 +29062,9 @@
         </w:tc>
       </w:tr>
       <w:tr>
-        <w:tblPrEx>
-          <w:tblCellMar>
-            <w:top w:w="0" w:type="dxa"/>
-            <w:bottom w:w="0" w:type="dxa"/>
-          </w:tblCellMar>
-        </w:tblPrEx>
+        <w:trPr>
+          <w:cantSplit/>
+        </w:trPr>
         <w:tc>
           <w:tcPr>
             <w:tcW w:w="3359" w:type="dxa"/>
@@ -29701,12 +29135,9 @@
         </w:tc>
       </w:tr>
       <w:tr>
-        <w:tblPrEx>
-          <w:tblCellMar>
-            <w:top w:w="0" w:type="dxa"/>
-            <w:bottom w:w="0" w:type="dxa"/>
-          </w:tblCellMar>
-        </w:tblPrEx>
+        <w:trPr>
+          <w:cantSplit/>
+        </w:trPr>
         <w:tc>
           <w:tcPr>
             <w:tcW w:w="3359" w:type="dxa"/>
@@ -29777,12 +29208,9 @@
         </w:tc>
       </w:tr>
       <w:tr>
-        <w:tblPrEx>
-          <w:tblCellMar>
-            <w:top w:w="0" w:type="dxa"/>
-            <w:bottom w:w="0" w:type="dxa"/>
-          </w:tblCellMar>
-        </w:tblPrEx>
+        <w:trPr>
+          <w:cantSplit/>
+        </w:trPr>
         <w:tc>
           <w:tcPr>
             <w:tcW w:w="3359" w:type="dxa"/>
@@ -29853,12 +29281,9 @@
         </w:tc>
       </w:tr>
       <w:tr>
-        <w:tblPrEx>
-          <w:tblCellMar>
-            <w:top w:w="0" w:type="dxa"/>
-            <w:bottom w:w="0" w:type="dxa"/>
-          </w:tblCellMar>
-        </w:tblPrEx>
+        <w:trPr>
+          <w:cantSplit/>
+        </w:trPr>
         <w:tc>
           <w:tcPr>
             <w:tcW w:w="3359" w:type="dxa"/>
@@ -29961,6 +29386,7 @@
           <w:color w:val="000000"/>
           <w:sz w:val="28"/>
         </w:rPr>
+        <w:lastRenderedPageBreak/>
         <w:t>10.3  Risks and Issues</w:t>
       </w:r>
     </w:p>
@@ -29983,13 +29409,8 @@
         <w:gridCol w:w="3613"/>
       </w:tblGrid>
       <w:tr>
-        <w:tblPrEx>
-          <w:tblCellMar>
-            <w:top w:w="0" w:type="dxa"/>
-            <w:bottom w:w="0" w:type="dxa"/>
-          </w:tblCellMar>
-        </w:tblPrEx>
         <w:trPr>
+          <w:cantSplit/>
           <w:tblHeader/>
         </w:trPr>
         <w:tc>
@@ -30146,12 +29567,9 @@
         </w:tc>
       </w:tr>
       <w:tr>
-        <w:tblPrEx>
-          <w:tblCellMar>
-            <w:top w:w="0" w:type="dxa"/>
-            <w:bottom w:w="0" w:type="dxa"/>
-          </w:tblCellMar>
-        </w:tblPrEx>
+        <w:trPr>
+          <w:cantSplit/>
+        </w:trPr>
         <w:tc>
           <w:tcPr>
             <w:tcW w:w="749" w:type="dxa"/>
@@ -30290,12 +29708,9 @@
         </w:tc>
       </w:tr>
       <w:tr>
-        <w:tblPrEx>
-          <w:tblCellMar>
-            <w:top w:w="0" w:type="dxa"/>
-            <w:bottom w:w="0" w:type="dxa"/>
-          </w:tblCellMar>
-        </w:tblPrEx>
+        <w:trPr>
+          <w:cantSplit/>
+        </w:trPr>
         <w:tc>
           <w:tcPr>
             <w:tcW w:w="749" w:type="dxa"/>
@@ -30428,27 +29843,15 @@
                 <w:color w:val="000000"/>
                 <w:sz w:val="20"/>
               </w:rPr>
-              <w:t xml:space="preserve">Scope has been narrowed: per Section 8.5 and with the team lead’s confirmation, the target platform is Windows and Linux is outside the promise; layout still avoids hard-coded </w:t>
-            </w:r>
-            <w:r>
-              <w:rPr>
-                <w:rFonts w:ascii="Times New Roman" w:eastAsia="微软雅黑" w:hAnsi="Times New Roman" w:cs="Times New Roman"/>
-                <w:color w:val="000000"/>
-                <w:sz w:val="20"/>
-              </w:rPr>
-              <w:lastRenderedPageBreak/>
-              <w:t>pixels, keeping room to add that end later</w:t>
+              <w:t>Scope has been narrowed: per Section 8.5 and with the team lead’s confirmation, the target platform is Windows and Linux is outside the promise; layout still avoids hard-coded pixels, keeping room to add that end later</w:t>
             </w:r>
           </w:p>
         </w:tc>
       </w:tr>
       <w:tr>
-        <w:tblPrEx>
-          <w:tblCellMar>
-            <w:top w:w="0" w:type="dxa"/>
-            <w:bottom w:w="0" w:type="dxa"/>
-          </w:tblCellMar>
-        </w:tblPrEx>
+        <w:trPr>
+          <w:cantSplit/>
+        </w:trPr>
         <w:tc>
           <w:tcPr>
             <w:tcW w:w="749" w:type="dxa"/>
@@ -30479,7 +29882,6 @@
                 <w:color w:val="000000"/>
                 <w:sz w:val="20"/>
               </w:rPr>
-              <w:lastRenderedPageBreak/>
               <w:t>R-05</w:t>
             </w:r>
           </w:p>
@@ -30588,12 +29990,9 @@
         </w:tc>
       </w:tr>
       <w:tr>
-        <w:tblPrEx>
-          <w:tblCellMar>
-            <w:top w:w="0" w:type="dxa"/>
-            <w:bottom w:w="0" w:type="dxa"/>
-          </w:tblCellMar>
-        </w:tblPrEx>
+        <w:trPr>
+          <w:cantSplit/>
+        </w:trPr>
         <w:tc>
           <w:tcPr>
             <w:tcW w:w="749" w:type="dxa"/>
@@ -30732,12 +30131,9 @@
         </w:tc>
       </w:tr>
       <w:tr>
-        <w:tblPrEx>
-          <w:tblCellMar>
-            <w:top w:w="0" w:type="dxa"/>
-            <w:bottom w:w="0" w:type="dxa"/>
-          </w:tblCellMar>
-        </w:tblPrEx>
+        <w:trPr>
+          <w:cantSplit/>
+        </w:trPr>
         <w:tc>
           <w:tcPr>
             <w:tcW w:w="749" w:type="dxa"/>
@@ -30870,18 +30266,15 @@
                 <w:color w:val="000000"/>
                 <w:sz w:val="20"/>
               </w:rPr>
-              <w:t>Sections 8.1 and 8.3.1 already distinguish the three layers: environment gates, UI-layer behavioural assertions, and persistence verification that does not yet exist. 117 passed does not mean data survives</w:t>
+              <w:t>Sections 8.1 and 8.3.1 already distinguish the three layers: environment gates, UI-layer behavioural assertions, and persistence verification. The third layer is no longer a gap: the storage adapter exists, composition.py wires it in at start-up, and the integration suite closes and reopens the database to check that the records are still there. A green suite therefore means the behaviour is implemented, not merely that the environment installs.</w:t>
             </w:r>
           </w:p>
         </w:tc>
       </w:tr>
       <w:tr>
-        <w:tblPrEx>
-          <w:tblCellMar>
-            <w:top w:w="0" w:type="dxa"/>
-            <w:bottom w:w="0" w:type="dxa"/>
-          </w:tblCellMar>
-        </w:tblPrEx>
+        <w:trPr>
+          <w:cantSplit/>
+        </w:trPr>
         <w:tc>
           <w:tcPr>
             <w:tcW w:w="749" w:type="dxa"/>
@@ -31033,7 +30426,16 @@
           <w:color w:val="000000"/>
           <w:sz w:val="24"/>
         </w:rPr>
-        <w:t>R-01 is the most significant risk at present, and the only one that needs someone else to act before it can be removed.</w:t>
+        <w:t xml:space="preserve">R-01 is the most significant risk at present, and the only one that needs someone else </w:t>
+      </w:r>
+      <w:r>
+        <w:rPr>
+          <w:rFonts w:ascii="Times New Roman" w:eastAsia="微软雅黑" w:hAnsi="Times New Roman" w:cs="Times New Roman"/>
+          <w:color w:val="000000"/>
+          <w:sz w:val="24"/>
+        </w:rPr>
+        <w:lastRenderedPageBreak/>
+        <w:t>to act before it can be removed.</w:t>
       </w:r>
     </w:p>
     <w:p>
@@ -31114,16 +30516,7 @@
           <w:color w:val="000000"/>
           <w:sz w:val="24"/>
         </w:rPr>
-        <w:t xml:space="preserve">Drive the contract to a freeze, focusing on two interface shapes: whether create and update take raw strings, and whether failure raises a structured error or </w:t>
-      </w:r>
-      <w:r>
-        <w:rPr>
-          <w:rFonts w:ascii="Times New Roman" w:eastAsia="微软雅黑" w:hAnsi="Times New Roman" w:cs="Times New Roman"/>
-          <w:color w:val="000000"/>
-          <w:sz w:val="24"/>
-        </w:rPr>
-        <w:lastRenderedPageBreak/>
-        <w:t>returns a result object (see Section 9.4).</w:t>
+        <w:t>Drive the contract to a freeze, focusing on two interface shapes: whether create and update take raw strings, and whether failure raises a structured error or returns a result object (see Section 9.4).</w:t>
       </w:r>
     </w:p>
     <w:p>
@@ -31206,7 +30599,7 @@
         </w:rPr>
       </w:pPr>
       <w:bookmarkStart w:id="21" w:name="section-11"/>
-      <w:bookmarkStart w:id="22" w:name="_Toc243471551"/>
+      <w:bookmarkStart w:id="22" w:name="_Toc243506356"/>
       <w:r>
         <w:rPr>
           <w:rFonts w:ascii="Times New Roman" w:eastAsia="微软雅黑" w:hAnsi="Times New Roman" w:cs="Times New Roman"/>
@@ -31250,6 +30643,7 @@
           <w:color w:val="000000"/>
           <w:sz w:val="28"/>
         </w:rPr>
+        <w:lastRenderedPageBreak/>
         <w:t>11.1  Parts Completed by the Author</w:t>
       </w:r>
     </w:p>
@@ -31286,13 +30680,8 @@
         <w:gridCol w:w="6193"/>
       </w:tblGrid>
       <w:tr>
-        <w:tblPrEx>
-          <w:tblCellMar>
-            <w:top w:w="0" w:type="dxa"/>
-            <w:bottom w:w="0" w:type="dxa"/>
-          </w:tblCellMar>
-        </w:tblPrEx>
         <w:trPr>
+          <w:cantSplit/>
           <w:tblHeader/>
         </w:trPr>
         <w:tc>
@@ -31373,12 +30762,9 @@
         </w:tc>
       </w:tr>
       <w:tr>
-        <w:tblPrEx>
-          <w:tblCellMar>
-            <w:top w:w="0" w:type="dxa"/>
-            <w:bottom w:w="0" w:type="dxa"/>
-          </w:tblCellMar>
-        </w:tblPrEx>
+        <w:trPr>
+          <w:cantSplit/>
+        </w:trPr>
         <w:tc>
           <w:tcPr>
             <w:tcW w:w="2113" w:type="dxa"/>
@@ -31449,12 +30835,9 @@
         </w:tc>
       </w:tr>
       <w:tr>
-        <w:tblPrEx>
-          <w:tblCellMar>
-            <w:top w:w="0" w:type="dxa"/>
-            <w:bottom w:w="0" w:type="dxa"/>
-          </w:tblCellMar>
-        </w:tblPrEx>
+        <w:trPr>
+          <w:cantSplit/>
+        </w:trPr>
         <w:tc>
           <w:tcPr>
             <w:tcW w:w="2113" w:type="dxa"/>
@@ -31525,12 +30908,9 @@
         </w:tc>
       </w:tr>
       <w:tr>
-        <w:tblPrEx>
-          <w:tblCellMar>
-            <w:top w:w="0" w:type="dxa"/>
-            <w:bottom w:w="0" w:type="dxa"/>
-          </w:tblCellMar>
-        </w:tblPrEx>
+        <w:trPr>
+          <w:cantSplit/>
+        </w:trPr>
         <w:tc>
           <w:tcPr>
             <w:tcW w:w="2113" w:type="dxa"/>
@@ -31601,12 +30981,9 @@
         </w:tc>
       </w:tr>
       <w:tr>
-        <w:tblPrEx>
-          <w:tblCellMar>
-            <w:top w:w="0" w:type="dxa"/>
-            <w:bottom w:w="0" w:type="dxa"/>
-          </w:tblCellMar>
-        </w:tblPrEx>
+        <w:trPr>
+          <w:cantSplit/>
+        </w:trPr>
         <w:tc>
           <w:tcPr>
             <w:tcW w:w="2113" w:type="dxa"/>
@@ -31677,12 +31054,9 @@
         </w:tc>
       </w:tr>
       <w:tr>
-        <w:tblPrEx>
-          <w:tblCellMar>
-            <w:top w:w="0" w:type="dxa"/>
-            <w:bottom w:w="0" w:type="dxa"/>
-          </w:tblCellMar>
-        </w:tblPrEx>
+        <w:trPr>
+          <w:cantSplit/>
+        </w:trPr>
         <w:tc>
           <w:tcPr>
             <w:tcW w:w="2113" w:type="dxa"/>
@@ -31713,7 +31087,6 @@
                 <w:color w:val="000000"/>
                 <w:sz w:val="20"/>
               </w:rPr>
-              <w:lastRenderedPageBreak/>
               <w:t>Interface state model</w:t>
             </w:r>
           </w:p>
@@ -31754,12 +31127,9 @@
         </w:tc>
       </w:tr>
       <w:tr>
-        <w:tblPrEx>
-          <w:tblCellMar>
-            <w:top w:w="0" w:type="dxa"/>
-            <w:bottom w:w="0" w:type="dxa"/>
-          </w:tblCellMar>
-        </w:tblPrEx>
+        <w:trPr>
+          <w:cantSplit/>
+        </w:trPr>
         <w:tc>
           <w:tcPr>
             <w:tcW w:w="2113" w:type="dxa"/>
@@ -31830,12 +31200,9 @@
         </w:tc>
       </w:tr>
       <w:tr>
-        <w:tblPrEx>
-          <w:tblCellMar>
-            <w:top w:w="0" w:type="dxa"/>
-            <w:bottom w:w="0" w:type="dxa"/>
-          </w:tblCellMar>
-        </w:tblPrEx>
+        <w:trPr>
+          <w:cantSplit/>
+        </w:trPr>
         <w:tc>
           <w:tcPr>
             <w:tcW w:w="2113" w:type="dxa"/>
@@ -31900,18 +31267,15 @@
                 <w:color w:val="000000"/>
                 <w:sz w:val="20"/>
               </w:rPr>
-              <w:t>The four modules controller.py, presenters.py, view_models.py and ports.py under ui/, plus 59 unit tests under tests/unit/ (the most representative being the call-count assertions on the delete paths); to avoid clashing with other people’s files, the doubles were kept separately in tests/unit/ui_fakes.py</w:t>
+              <w:t>The four modules controller.py, presenters.py, view_models.py and ports.py under ui/, plus the UI-layer unit tests under tests/unit/ (controller, presenters and the layering guard) (the most representative being the call-count assertions on the delete paths); to avoid clashing with other people’s files, the doubles were kept separately in tests/unit/ui_fakes.py</w:t>
             </w:r>
           </w:p>
         </w:tc>
       </w:tr>
       <w:tr>
-        <w:tblPrEx>
-          <w:tblCellMar>
-            <w:top w:w="0" w:type="dxa"/>
-            <w:bottom w:w="0" w:type="dxa"/>
-          </w:tblCellMar>
-        </w:tblPrEx>
+        <w:trPr>
+          <w:cantSplit/>
+        </w:trPr>
         <w:tc>
           <w:tcPr>
             <w:tcW w:w="2113" w:type="dxa"/>
@@ -31982,12 +31346,9 @@
         </w:tc>
       </w:tr>
       <w:tr>
-        <w:tblPrEx>
-          <w:tblCellMar>
-            <w:top w:w="0" w:type="dxa"/>
-            <w:bottom w:w="0" w:type="dxa"/>
-          </w:tblCellMar>
-        </w:tblPrEx>
+        <w:trPr>
+          <w:cantSplit/>
+        </w:trPr>
         <w:tc>
           <w:tcPr>
             <w:tcW w:w="2113" w:type="dxa"/>
@@ -32052,18 +31413,15 @@
                 <w:color w:val="000000"/>
                 <w:sz w:val="20"/>
               </w:rPr>
-              <w:t>src/schedule_management/dev_stub_service.py: an in-memory implementation of ScheduleServicePort with seed data, so the interface can be run, accepted and photographed before the backend lands; 33 boundary cases are included and serve as a behavioural reference for the real storage implementation</w:t>
+              <w:t>src/schedule_management/dev_stub_service.py: an in-memory implementation of ScheduleServicePort with seed data, so the interface can be run, accepted and photographed before the backend lands; 41 boundary cases are included and serve as a behavioural reference for the real storage implementation</w:t>
             </w:r>
           </w:p>
         </w:tc>
       </w:tr>
       <w:tr>
-        <w:tblPrEx>
-          <w:tblCellMar>
-            <w:top w:w="0" w:type="dxa"/>
-            <w:bottom w:w="0" w:type="dxa"/>
-          </w:tblCellMar>
-        </w:tblPrEx>
+        <w:trPr>
+          <w:cantSplit/>
+        </w:trPr>
         <w:tc>
           <w:tcPr>
             <w:tcW w:w="2113" w:type="dxa"/>
@@ -32094,6 +31452,7 @@
                 <w:color w:val="000000"/>
                 <w:sz w:val="20"/>
               </w:rPr>
+              <w:lastRenderedPageBreak/>
               <w:t>Interface screenshot script</w:t>
             </w:r>
           </w:p>
@@ -32128,18 +31487,15 @@
                 <w:color w:val="000000"/>
                 <w:sz w:val="20"/>
               </w:rPr>
-              <w:t>scripts/shoot_ui.py: opens a real window, screenshots it screen by screen and asserts the acceptance items a machine can judge; all 8 items currently pass, producing the five figures under docs/screenshots/ and the environment appendix</w:t>
+              <w:t>scripts/shoot_ui.py: opens a real window, screenshots it screen by screen and asserts the acceptance items a machine can judge; all 44 assertions covering V-01 to V-16 pass, producing the five figures under docs/screenshots/ and the environment appendix</w:t>
             </w:r>
           </w:p>
         </w:tc>
       </w:tr>
       <w:tr>
-        <w:tblPrEx>
-          <w:tblCellMar>
-            <w:top w:w="0" w:type="dxa"/>
-            <w:bottom w:w="0" w:type="dxa"/>
-          </w:tblCellMar>
-        </w:tblPrEx>
+        <w:trPr>
+          <w:cantSplit/>
+        </w:trPr>
         <w:tc>
           <w:tcPr>
             <w:tcW w:w="2113" w:type="dxa"/>
@@ -32210,12 +31566,9 @@
         </w:tc>
       </w:tr>
       <w:tr>
-        <w:tblPrEx>
-          <w:tblCellMar>
-            <w:top w:w="0" w:type="dxa"/>
-            <w:bottom w:w="0" w:type="dxa"/>
-          </w:tblCellMar>
-        </w:tblPrEx>
+        <w:trPr>
+          <w:cantSplit/>
+        </w:trPr>
         <w:tc>
           <w:tcPr>
             <w:tcW w:w="2113" w:type="dxa"/>
@@ -32286,12 +31639,9 @@
         </w:tc>
       </w:tr>
       <w:tr>
-        <w:tblPrEx>
-          <w:tblCellMar>
-            <w:top w:w="0" w:type="dxa"/>
-            <w:bottom w:w="0" w:type="dxa"/>
-          </w:tblCellMar>
-        </w:tblPrEx>
+        <w:trPr>
+          <w:cantSplit/>
+        </w:trPr>
         <w:tc>
           <w:tcPr>
             <w:tcW w:w="2113" w:type="dxa"/>
@@ -32362,12 +31712,9 @@
         </w:tc>
       </w:tr>
       <w:tr>
-        <w:tblPrEx>
-          <w:tblCellMar>
-            <w:top w:w="0" w:type="dxa"/>
-            <w:bottom w:w="0" w:type="dxa"/>
-          </w:tblCellMar>
-        </w:tblPrEx>
+        <w:trPr>
+          <w:cantSplit/>
+        </w:trPr>
         <w:tc>
           <w:tcPr>
             <w:tcW w:w="2113" w:type="dxa"/>
@@ -32454,7 +31801,6 @@
           <w:color w:val="000000"/>
           <w:sz w:val="28"/>
         </w:rPr>
-        <w:lastRenderedPageBreak/>
         <w:t>11.2  Parts Done in Collaboration with Others</w:t>
       </w:r>
     </w:p>
@@ -32475,13 +31821,8 @@
         <w:gridCol w:w="5482"/>
       </w:tblGrid>
       <w:tr>
-        <w:tblPrEx>
-          <w:tblCellMar>
-            <w:top w:w="0" w:type="dxa"/>
-            <w:bottom w:w="0" w:type="dxa"/>
-          </w:tblCellMar>
-        </w:tblPrEx>
         <w:trPr>
+          <w:cantSplit/>
           <w:tblHeader/>
         </w:trPr>
         <w:tc>
@@ -32562,12 +31903,9 @@
         </w:tc>
       </w:tr>
       <w:tr>
-        <w:tblPrEx>
-          <w:tblCellMar>
-            <w:top w:w="0" w:type="dxa"/>
-            <w:bottom w:w="0" w:type="dxa"/>
-          </w:tblCellMar>
-        </w:tblPrEx>
+        <w:trPr>
+          <w:cantSplit/>
+        </w:trPr>
         <w:tc>
           <w:tcPr>
             <w:tcW w:w="2824" w:type="dxa"/>
@@ -32638,12 +31976,9 @@
         </w:tc>
       </w:tr>
       <w:tr>
-        <w:tblPrEx>
-          <w:tblCellMar>
-            <w:top w:w="0" w:type="dxa"/>
-            <w:bottom w:w="0" w:type="dxa"/>
-          </w:tblCellMar>
-        </w:tblPrEx>
+        <w:trPr>
+          <w:cantSplit/>
+        </w:trPr>
         <w:tc>
           <w:tcPr>
             <w:tcW w:w="2824" w:type="dxa"/>
@@ -32714,12 +32049,9 @@
         </w:tc>
       </w:tr>
       <w:tr>
-        <w:tblPrEx>
-          <w:tblCellMar>
-            <w:top w:w="0" w:type="dxa"/>
-            <w:bottom w:w="0" w:type="dxa"/>
-          </w:tblCellMar>
-        </w:tblPrEx>
+        <w:trPr>
+          <w:cantSplit/>
+        </w:trPr>
         <w:tc>
           <w:tcPr>
             <w:tcW w:w="2824" w:type="dxa"/>
@@ -32790,12 +32122,9 @@
         </w:tc>
       </w:tr>
       <w:tr>
-        <w:tblPrEx>
-          <w:tblCellMar>
-            <w:top w:w="0" w:type="dxa"/>
-            <w:bottom w:w="0" w:type="dxa"/>
-          </w:tblCellMar>
-        </w:tblPrEx>
+        <w:trPr>
+          <w:cantSplit/>
+        </w:trPr>
         <w:tc>
           <w:tcPr>
             <w:tcW w:w="2824" w:type="dxa"/>
@@ -32866,12 +32195,9 @@
         </w:tc>
       </w:tr>
       <w:tr>
-        <w:tblPrEx>
-          <w:tblCellMar>
-            <w:top w:w="0" w:type="dxa"/>
-            <w:bottom w:w="0" w:type="dxa"/>
-          </w:tblCellMar>
-        </w:tblPrEx>
+        <w:trPr>
+          <w:cantSplit/>
+        </w:trPr>
         <w:tc>
           <w:tcPr>
             <w:tcW w:w="2824" w:type="dxa"/>
@@ -32974,7 +32300,7 @@
           <w:color w:val="000000"/>
           <w:sz w:val="24"/>
         </w:rPr>
-        <w:t>The requirement text cited here comes from the task description provided by the course; the layered architecture and task-card numbering cite the team’s division-of-work plan; the conclusions confirming the error types and the interaction contract cite the team’s shared contract document. Every figure and table in this document was produced by the author. The environment data are measured on the author’s machine: the engineering gate data were collected on 4 October 2026, with four of them re-collected on 1</w:t>
+        <w:t xml:space="preserve">The requirement text cited here comes from the task description provided by the </w:t>
       </w:r>
       <w:r>
         <w:rPr>
@@ -32982,7 +32308,8 @@
           <w:color w:val="000000"/>
           <w:sz w:val="24"/>
         </w:rPr>
-        <w:t>5 October 2026 after the UI layer’s core landed (see Section 8.4); the PySide6 and Qt versions, package size and widget behaviour were measured on 15 October 2026 (Section 8.7). The interface sketches and interaction rules were revised once on 14 October 2026 in response to the PR #5 review, and the UI layer’s core implementation was completed on 15 October 2026.</w:t>
+        <w:lastRenderedPageBreak/>
+        <w:t>course; the layered architecture and task-card numbering cite the team’s division-of-work plan; the conclusions confirming the error types and the interaction contract cite the team’s shared contract document. Every figure and table in this document was produced by the author. The environment data are measured on the author’s machine: the engineering gate data were collected on 4 October 2026, with four of them re-collected on 15 October 2026 after the UI layer’s core landed (see Section 8.4); the PySide6 and Qt versions, package size and widget behaviour were measured on 15 October 2026 (Section 8.7). The interface sketches and interaction rules were revised once on 14 October 2026 in response to the PR #5 review, and the UI layer’s core implementation was completed on 15 October 2026.</w:t>
       </w:r>
     </w:p>
     <w:p>
@@ -32996,7 +32323,7 @@
         </w:rPr>
       </w:pPr>
       <w:bookmarkStart w:id="23" w:name="section-12"/>
-      <w:bookmarkStart w:id="24" w:name="_Toc243471552"/>
+      <w:bookmarkStart w:id="24" w:name="_Toc243506357"/>
       <w:r>
         <w:rPr>
           <w:rFonts w:ascii="Times New Roman" w:eastAsia="微软雅黑" w:hAnsi="Times New Roman" w:cs="Times New Roman"/>
@@ -33026,13 +32353,8 @@
         <w:gridCol w:w="1875"/>
       </w:tblGrid>
       <w:tr>
-        <w:tblPrEx>
-          <w:tblCellMar>
-            <w:top w:w="0" w:type="dxa"/>
-            <w:bottom w:w="0" w:type="dxa"/>
-          </w:tblCellMar>
-        </w:tblPrEx>
         <w:trPr>
+          <w:cantSplit/>
           <w:tblHeader/>
         </w:trPr>
         <w:tc>
@@ -33151,12 +32473,9 @@
         </w:tc>
       </w:tr>
       <w:tr>
-        <w:tblPrEx>
-          <w:tblCellMar>
-            <w:top w:w="0" w:type="dxa"/>
-            <w:bottom w:w="0" w:type="dxa"/>
-          </w:tblCellMar>
-        </w:tblPrEx>
+        <w:trPr>
+          <w:cantSplit/>
+        </w:trPr>
         <w:tc>
           <w:tcPr>
             <w:tcW w:w="1866" w:type="dxa"/>
@@ -33261,12 +32580,9 @@
         </w:tc>
       </w:tr>
       <w:tr>
-        <w:tblPrEx>
-          <w:tblCellMar>
-            <w:top w:w="0" w:type="dxa"/>
-            <w:bottom w:w="0" w:type="dxa"/>
-          </w:tblCellMar>
-        </w:tblPrEx>
+        <w:trPr>
+          <w:cantSplit/>
+        </w:trPr>
         <w:tc>
           <w:tcPr>
             <w:tcW w:w="1866" w:type="dxa"/>
@@ -33297,7 +32613,6 @@
                 <w:color w:val="000000"/>
                 <w:sz w:val="20"/>
               </w:rPr>
-              <w:lastRenderedPageBreak/>
               <w:t>Figure 4-2</w:t>
             </w:r>
           </w:p>
@@ -33372,12 +32687,9 @@
         </w:tc>
       </w:tr>
       <w:tr>
-        <w:tblPrEx>
-          <w:tblCellMar>
-            <w:top w:w="0" w:type="dxa"/>
-            <w:bottom w:w="0" w:type="dxa"/>
-          </w:tblCellMar>
-        </w:tblPrEx>
+        <w:trPr>
+          <w:cantSplit/>
+        </w:trPr>
         <w:tc>
           <w:tcPr>
             <w:tcW w:w="1866" w:type="dxa"/>
@@ -33482,12 +32794,9 @@
         </w:tc>
       </w:tr>
       <w:tr>
-        <w:tblPrEx>
-          <w:tblCellMar>
-            <w:top w:w="0" w:type="dxa"/>
-            <w:bottom w:w="0" w:type="dxa"/>
-          </w:tblCellMar>
-        </w:tblPrEx>
+        <w:trPr>
+          <w:cantSplit/>
+        </w:trPr>
         <w:tc>
           <w:tcPr>
             <w:tcW w:w="1866" w:type="dxa"/>
@@ -33592,12 +32901,9 @@
         </w:tc>
       </w:tr>
       <w:tr>
-        <w:tblPrEx>
-          <w:tblCellMar>
-            <w:top w:w="0" w:type="dxa"/>
-            <w:bottom w:w="0" w:type="dxa"/>
-          </w:tblCellMar>
-        </w:tblPrEx>
+        <w:trPr>
+          <w:cantSplit/>
+        </w:trPr>
         <w:tc>
           <w:tcPr>
             <w:tcW w:w="1866" w:type="dxa"/>
@@ -33702,12 +33008,9 @@
         </w:tc>
       </w:tr>
       <w:tr>
-        <w:tblPrEx>
-          <w:tblCellMar>
-            <w:top w:w="0" w:type="dxa"/>
-            <w:bottom w:w="0" w:type="dxa"/>
-          </w:tblCellMar>
-        </w:tblPrEx>
+        <w:trPr>
+          <w:cantSplit/>
+        </w:trPr>
         <w:tc>
           <w:tcPr>
             <w:tcW w:w="1866" w:type="dxa"/>
@@ -33812,12 +33115,9 @@
         </w:tc>
       </w:tr>
       <w:tr>
-        <w:tblPrEx>
-          <w:tblCellMar>
-            <w:top w:w="0" w:type="dxa"/>
-            <w:bottom w:w="0" w:type="dxa"/>
-          </w:tblCellMar>
-        </w:tblPrEx>
+        <w:trPr>
+          <w:cantSplit/>
+        </w:trPr>
         <w:tc>
           <w:tcPr>
             <w:tcW w:w="1866" w:type="dxa"/>
@@ -33922,12 +33222,9 @@
         </w:tc>
       </w:tr>
       <w:tr>
-        <w:tblPrEx>
-          <w:tblCellMar>
-            <w:top w:w="0" w:type="dxa"/>
-            <w:bottom w:w="0" w:type="dxa"/>
-          </w:tblCellMar>
-        </w:tblPrEx>
+        <w:trPr>
+          <w:cantSplit/>
+        </w:trPr>
         <w:tc>
           <w:tcPr>
             <w:tcW w:w="1866" w:type="dxa"/>
@@ -34032,12 +33329,9 @@
         </w:tc>
       </w:tr>
       <w:tr>
-        <w:tblPrEx>
-          <w:tblCellMar>
-            <w:top w:w="0" w:type="dxa"/>
-            <w:bottom w:w="0" w:type="dxa"/>
-          </w:tblCellMar>
-        </w:tblPrEx>
+        <w:trPr>
+          <w:cantSplit/>
+        </w:trPr>
         <w:tc>
           <w:tcPr>
             <w:tcW w:w="1866" w:type="dxa"/>
@@ -34142,12 +33436,9 @@
         </w:tc>
       </w:tr>
       <w:tr>
-        <w:tblPrEx>
-          <w:tblCellMar>
-            <w:top w:w="0" w:type="dxa"/>
-            <w:bottom w:w="0" w:type="dxa"/>
-          </w:tblCellMar>
-        </w:tblPrEx>
+        <w:trPr>
+          <w:cantSplit/>
+        </w:trPr>
         <w:tc>
           <w:tcPr>
             <w:tcW w:w="1866" w:type="dxa"/>
@@ -34252,12 +33543,9 @@
         </w:tc>
       </w:tr>
       <w:tr>
-        <w:tblPrEx>
-          <w:tblCellMar>
-            <w:top w:w="0" w:type="dxa"/>
-            <w:bottom w:w="0" w:type="dxa"/>
-          </w:tblCellMar>
-        </w:tblPrEx>
+        <w:trPr>
+          <w:cantSplit/>
+        </w:trPr>
         <w:tc>
           <w:tcPr>
             <w:tcW w:w="1866" w:type="dxa"/>
@@ -34362,12 +33650,9 @@
         </w:tc>
       </w:tr>
       <w:tr>
-        <w:tblPrEx>
-          <w:tblCellMar>
-            <w:top w:w="0" w:type="dxa"/>
-            <w:bottom w:w="0" w:type="dxa"/>
-          </w:tblCellMar>
-        </w:tblPrEx>
+        <w:trPr>
+          <w:cantSplit/>
+        </w:trPr>
         <w:tc>
           <w:tcPr>
             <w:tcW w:w="1866" w:type="dxa"/>
@@ -34472,12 +33757,9 @@
         </w:tc>
       </w:tr>
       <w:tr>
-        <w:tblPrEx>
-          <w:tblCellMar>
-            <w:top w:w="0" w:type="dxa"/>
-            <w:bottom w:w="0" w:type="dxa"/>
-          </w:tblCellMar>
-        </w:tblPrEx>
+        <w:trPr>
+          <w:cantSplit/>
+        </w:trPr>
         <w:tc>
           <w:tcPr>
             <w:tcW w:w="1866" w:type="dxa"/>
@@ -34508,6 +33790,7 @@
                 <w:color w:val="000000"/>
                 <w:sz w:val="20"/>
               </w:rPr>
+              <w:lastRenderedPageBreak/>
               <w:t>Figure 6-3</w:t>
             </w:r>
           </w:p>
@@ -34582,12 +33865,9 @@
         </w:tc>
       </w:tr>
       <w:tr>
-        <w:tblPrEx>
-          <w:tblCellMar>
-            <w:top w:w="0" w:type="dxa"/>
-            <w:bottom w:w="0" w:type="dxa"/>
-          </w:tblCellMar>
-        </w:tblPrEx>
+        <w:trPr>
+          <w:cantSplit/>
+        </w:trPr>
         <w:tc>
           <w:tcPr>
             <w:tcW w:w="1866" w:type="dxa"/>
@@ -34608,12 +33888,6 @@
           <w:p>
             <w:pPr>
               <w:spacing w:line="240" w:lineRule="auto"/>
-              <w:jc w:val="center"/>
-            </w:pPr>
-          </w:p>
-          <w:p>
-            <w:pPr>
-              <w:spacing w:line="240" w:lineRule="auto"/>
               <w:rPr>
                 <w:color w:val="000000"/>
               </w:rPr>
@@ -34658,7 +33932,7 @@
                 <w:color w:val="000000"/>
                 <w:sz w:val="20"/>
               </w:rPr>
-              <w:t>Mapping from exceptions to user prompts</w:t>
+              <w:t>Wireframes for the delete confirmation, the error prompt and the empty state</w:t>
             </w:r>
           </w:p>
         </w:tc>
@@ -34692,18 +33966,15 @@
                 <w:color w:val="000000"/>
                 <w:sz w:val="20"/>
               </w:rPr>
-              <w:t>7.1</w:t>
+              <w:t>7.6</w:t>
             </w:r>
           </w:p>
         </w:tc>
       </w:tr>
       <w:tr>
-        <w:tblPrEx>
-          <w:tblCellMar>
-            <w:top w:w="0" w:type="dxa"/>
-            <w:bottom w:w="0" w:type="dxa"/>
-          </w:tblCellMar>
-        </w:tblPrEx>
+        <w:trPr>
+          <w:cantSplit/>
+        </w:trPr>
         <w:tc>
           <w:tcPr>
             <w:tcW w:w="1866" w:type="dxa"/>
@@ -34734,7 +34005,7 @@
                 <w:color w:val="000000"/>
                 <w:sz w:val="20"/>
               </w:rPr>
-              <w:t>Figure 7-2</w:t>
+              <w:t>Figure 8-1</w:t>
             </w:r>
           </w:p>
         </w:tc>
@@ -34768,7 +34039,7 @@
                 <w:color w:val="000000"/>
                 <w:sz w:val="20"/>
               </w:rPr>
-              <w:t>Wireframes for the delete confirmation, the error prompt and the empty state</w:t>
+              <w:t>Distribution of manual acceptance items by requirement</w:t>
             </w:r>
           </w:p>
         </w:tc>
@@ -34802,18 +34073,15 @@
                 <w:color w:val="000000"/>
                 <w:sz w:val="20"/>
               </w:rPr>
-              <w:t>7.6</w:t>
+              <w:t>8.3</w:t>
             </w:r>
           </w:p>
         </w:tc>
       </w:tr>
       <w:tr>
-        <w:tblPrEx>
-          <w:tblCellMar>
-            <w:top w:w="0" w:type="dxa"/>
-            <w:bottom w:w="0" w:type="dxa"/>
-          </w:tblCellMar>
-        </w:tblPrEx>
+        <w:trPr>
+          <w:cantSplit/>
+        </w:trPr>
         <w:tc>
           <w:tcPr>
             <w:tcW w:w="1866" w:type="dxa"/>
@@ -34844,7 +34112,7 @@
                 <w:color w:val="000000"/>
                 <w:sz w:val="20"/>
               </w:rPr>
-              <w:t>Figure 8-1</w:t>
+              <w:t>Figure 8-2</w:t>
             </w:r>
           </w:p>
         </w:tc>
@@ -34878,7 +34146,7 @@
                 <w:color w:val="000000"/>
                 <w:sz w:val="20"/>
               </w:rPr>
-              <w:t>Distribution of manual acceptance items by requirement</w:t>
+              <w:t>Windows environment verification results</w:t>
             </w:r>
           </w:p>
         </w:tc>
@@ -34912,18 +34180,15 @@
                 <w:color w:val="000000"/>
                 <w:sz w:val="20"/>
               </w:rPr>
-              <w:t>8.3</w:t>
+              <w:t>8.4</w:t>
             </w:r>
           </w:p>
         </w:tc>
       </w:tr>
       <w:tr>
-        <w:tblPrEx>
-          <w:tblCellMar>
-            <w:top w:w="0" w:type="dxa"/>
-            <w:bottom w:w="0" w:type="dxa"/>
-          </w:tblCellMar>
-        </w:tblPrEx>
+        <w:trPr>
+          <w:cantSplit/>
+        </w:trPr>
         <w:tc>
           <w:tcPr>
             <w:tcW w:w="1866" w:type="dxa"/>
@@ -34954,233 +34219,7 @@
                 <w:color w:val="000000"/>
                 <w:sz w:val="20"/>
               </w:rPr>
-              <w:t>Figure 8-2</w:t>
-            </w:r>
-          </w:p>
-        </w:tc>
-        <w:tc>
-          <w:tcPr>
-            <w:tcW w:w="4565" w:type="dxa"/>
-            <w:tcBorders>
-              <w:top w:val="single" w:sz="6" w:space="0" w:color="CCCCCC"/>
-              <w:left w:val="single" w:sz="6" w:space="0" w:color="CCCCCC"/>
-              <w:bottom w:val="single" w:sz="6" w:space="0" w:color="CCCCCC"/>
-              <w:right w:val="single" w:sz="6" w:space="0" w:color="CCCCCC"/>
-            </w:tcBorders>
-            <w:tcMar>
-              <w:top w:w="144" w:type="dxa"/>
-              <w:left w:w="144" w:type="dxa"/>
-              <w:bottom w:w="144" w:type="dxa"/>
-              <w:right w:w="144" w:type="dxa"/>
-            </w:tcMar>
-            <w:vAlign w:val="center"/>
-          </w:tcPr>
-          <w:p>
-            <w:pPr>
-              <w:spacing w:line="240" w:lineRule="auto"/>
-              <w:rPr>
-                <w:color w:val="000000"/>
-              </w:rPr>
-            </w:pPr>
-            <w:r>
-              <w:rPr>
-                <w:rFonts w:ascii="Times New Roman" w:eastAsia="微软雅黑" w:hAnsi="Times New Roman" w:cs="Times New Roman"/>
-                <w:color w:val="000000"/>
-                <w:sz w:val="20"/>
-              </w:rPr>
-              <w:t>Windows environment verification results</w:t>
-            </w:r>
-          </w:p>
-        </w:tc>
-        <w:tc>
-          <w:tcPr>
-            <w:tcW w:w="1875" w:type="dxa"/>
-            <w:tcBorders>
-              <w:top w:val="single" w:sz="6" w:space="0" w:color="CCCCCC"/>
-              <w:left w:val="single" w:sz="6" w:space="0" w:color="CCCCCC"/>
-              <w:bottom w:val="single" w:sz="6" w:space="0" w:color="CCCCCC"/>
-              <w:right w:val="single" w:sz="6" w:space="0" w:color="CCCCCC"/>
-            </w:tcBorders>
-            <w:tcMar>
-              <w:top w:w="144" w:type="dxa"/>
-              <w:left w:w="144" w:type="dxa"/>
-              <w:bottom w:w="144" w:type="dxa"/>
-              <w:right w:w="144" w:type="dxa"/>
-            </w:tcMar>
-            <w:vAlign w:val="center"/>
-          </w:tcPr>
-          <w:p>
-            <w:pPr>
-              <w:spacing w:line="240" w:lineRule="auto"/>
-              <w:rPr>
-                <w:color w:val="000000"/>
-              </w:rPr>
-            </w:pPr>
-            <w:r>
-              <w:rPr>
-                <w:rFonts w:ascii="Times New Roman" w:eastAsia="微软雅黑" w:hAnsi="Times New Roman" w:cs="Times New Roman"/>
-                <w:color w:val="000000"/>
-                <w:sz w:val="20"/>
-              </w:rPr>
-              <w:t>8.4</w:t>
-            </w:r>
-          </w:p>
-        </w:tc>
-      </w:tr>
-      <w:tr>
-        <w:tblPrEx>
-          <w:tblCellMar>
-            <w:top w:w="0" w:type="dxa"/>
-            <w:bottom w:w="0" w:type="dxa"/>
-          </w:tblCellMar>
-        </w:tblPrEx>
-        <w:tc>
-          <w:tcPr>
-            <w:tcW w:w="1866" w:type="dxa"/>
-            <w:tcBorders>
-              <w:top w:val="single" w:sz="6" w:space="0" w:color="CCCCCC"/>
-              <w:left w:val="single" w:sz="6" w:space="0" w:color="CCCCCC"/>
-              <w:bottom w:val="single" w:sz="6" w:space="0" w:color="CCCCCC"/>
-              <w:right w:val="single" w:sz="6" w:space="0" w:color="CCCCCC"/>
-            </w:tcBorders>
-            <w:tcMar>
-              <w:top w:w="144" w:type="dxa"/>
-              <w:left w:w="144" w:type="dxa"/>
-              <w:bottom w:w="144" w:type="dxa"/>
-              <w:right w:w="144" w:type="dxa"/>
-            </w:tcMar>
-            <w:vAlign w:val="center"/>
-          </w:tcPr>
-          <w:p>
-            <w:pPr>
-              <w:spacing w:line="240" w:lineRule="auto"/>
-              <w:jc w:val="center"/>
-            </w:pPr>
-          </w:p>
-          <w:p>
-            <w:pPr>
-              <w:spacing w:line="240" w:lineRule="auto"/>
-              <w:rPr>
-                <w:color w:val="000000"/>
-              </w:rPr>
-            </w:pPr>
-            <w:r>
-              <w:rPr>
-                <w:rFonts w:ascii="Times New Roman" w:eastAsia="微软雅黑" w:hAnsi="Times New Roman" w:cs="Times New Roman"/>
-                <w:color w:val="000000"/>
-                <w:sz w:val="20"/>
-              </w:rPr>
               <w:t>Figure 8-3</w:t>
-            </w:r>
-          </w:p>
-        </w:tc>
-        <w:tc>
-          <w:tcPr>
-            <w:tcW w:w="4565" w:type="dxa"/>
-            <w:tcBorders>
-              <w:top w:val="single" w:sz="6" w:space="0" w:color="CCCCCC"/>
-              <w:left w:val="single" w:sz="6" w:space="0" w:color="CCCCCC"/>
-              <w:bottom w:val="single" w:sz="6" w:space="0" w:color="CCCCCC"/>
-              <w:right w:val="single" w:sz="6" w:space="0" w:color="CCCCCC"/>
-            </w:tcBorders>
-            <w:tcMar>
-              <w:top w:w="144" w:type="dxa"/>
-              <w:left w:w="144" w:type="dxa"/>
-              <w:bottom w:w="144" w:type="dxa"/>
-              <w:right w:w="144" w:type="dxa"/>
-            </w:tcMar>
-            <w:vAlign w:val="center"/>
-          </w:tcPr>
-          <w:p>
-            <w:pPr>
-              <w:spacing w:line="240" w:lineRule="auto"/>
-              <w:rPr>
-                <w:color w:val="000000"/>
-              </w:rPr>
-            </w:pPr>
-            <w:r>
-              <w:rPr>
-                <w:rFonts w:ascii="Times New Roman" w:eastAsia="微软雅黑" w:hAnsi="Times New Roman" w:cs="Times New Roman"/>
-                <w:color w:val="000000"/>
-                <w:sz w:val="20"/>
-              </w:rPr>
-              <w:t>Environment gate commands and measured output</w:t>
-            </w:r>
-          </w:p>
-        </w:tc>
-        <w:tc>
-          <w:tcPr>
-            <w:tcW w:w="1875" w:type="dxa"/>
-            <w:tcBorders>
-              <w:top w:val="single" w:sz="6" w:space="0" w:color="CCCCCC"/>
-              <w:left w:val="single" w:sz="6" w:space="0" w:color="CCCCCC"/>
-              <w:bottom w:val="single" w:sz="6" w:space="0" w:color="CCCCCC"/>
-              <w:right w:val="single" w:sz="6" w:space="0" w:color="CCCCCC"/>
-            </w:tcBorders>
-            <w:tcMar>
-              <w:top w:w="144" w:type="dxa"/>
-              <w:left w:w="144" w:type="dxa"/>
-              <w:bottom w:w="144" w:type="dxa"/>
-              <w:right w:w="144" w:type="dxa"/>
-            </w:tcMar>
-            <w:vAlign w:val="center"/>
-          </w:tcPr>
-          <w:p>
-            <w:pPr>
-              <w:spacing w:line="240" w:lineRule="auto"/>
-              <w:rPr>
-                <w:color w:val="000000"/>
-              </w:rPr>
-            </w:pPr>
-            <w:r>
-              <w:rPr>
-                <w:rFonts w:ascii="Times New Roman" w:eastAsia="微软雅黑" w:hAnsi="Times New Roman" w:cs="Times New Roman"/>
-                <w:color w:val="000000"/>
-                <w:sz w:val="20"/>
-              </w:rPr>
-              <w:t>8.4</w:t>
-            </w:r>
-          </w:p>
-        </w:tc>
-      </w:tr>
-      <w:tr>
-        <w:tblPrEx>
-          <w:tblCellMar>
-            <w:top w:w="0" w:type="dxa"/>
-            <w:bottom w:w="0" w:type="dxa"/>
-          </w:tblCellMar>
-        </w:tblPrEx>
-        <w:tc>
-          <w:tcPr>
-            <w:tcW w:w="1866" w:type="dxa"/>
-            <w:tcBorders>
-              <w:top w:val="single" w:sz="6" w:space="0" w:color="CCCCCC"/>
-              <w:left w:val="single" w:sz="6" w:space="0" w:color="CCCCCC"/>
-              <w:bottom w:val="single" w:sz="6" w:space="0" w:color="CCCCCC"/>
-              <w:right w:val="single" w:sz="6" w:space="0" w:color="CCCCCC"/>
-            </w:tcBorders>
-            <w:tcMar>
-              <w:top w:w="144" w:type="dxa"/>
-              <w:left w:w="144" w:type="dxa"/>
-              <w:bottom w:w="144" w:type="dxa"/>
-              <w:right w:w="144" w:type="dxa"/>
-            </w:tcMar>
-            <w:vAlign w:val="center"/>
-          </w:tcPr>
-          <w:p>
-            <w:pPr>
-              <w:spacing w:line="240" w:lineRule="auto"/>
-              <w:rPr>
-                <w:color w:val="000000"/>
-              </w:rPr>
-            </w:pPr>
-            <w:r>
-              <w:rPr>
-                <w:rFonts w:ascii="Times New Roman" w:eastAsia="微软雅黑" w:hAnsi="Times New Roman" w:cs="Times New Roman"/>
-                <w:color w:val="000000"/>
-                <w:sz w:val="20"/>
-              </w:rPr>
-              <w:t>Figure 8-4</w:t>
             </w:r>
           </w:p>
         </w:tc>
@@ -35267,21 +34306,13 @@
           <w:color w:val="000000"/>
           <w:sz w:val="24"/>
         </w:rPr>
-        <w:t xml:space="preserve">Figures 4-4 to 4-6, 5-2 and 8-4, five in all, are real screenshots of the running program; the remaining figures are diagrams or statistical charts produced by the author. The five screenshots can be reproduced with the single command uv run python scripts/shoot_ui.py, and the environment version numbers are recorded in </w:t>
-      </w:r>
-      <w:r>
-        <w:rPr>
-          <w:rFonts w:ascii="Times New Roman" w:eastAsia="微软雅黑" w:hAnsi="Times New Roman" w:cs="Times New Roman"/>
-          <w:color w:val="000000"/>
-          <w:sz w:val="24"/>
-        </w:rPr>
-        <w:lastRenderedPageBreak/>
-        <w:t>docs/screenshots/README.md.</w:t>
+        <w:t>Figures 4-4 to 4-6, 5-2 and 8-3, five in all, are real screenshots of the running program; the remaining figures are diagrams or statistical charts produced by the author. The five screenshots can be reproduced with the single command uv run python scripts/shoot_ui.py, and the environment version numbers are recorded in docs/screenshots/README.md.</w:t>
       </w:r>
     </w:p>
     <w:p>
       <w:pPr>
         <w:pStyle w:val="2"/>
+        <w:pageBreakBefore/>
         <w:spacing w:before="384" w:beforeAutospacing="1" w:after="216" w:afterAutospacing="1" w:line="384" w:lineRule="auto"/>
         <w:rPr>
           <w:color w:val="000000"/>
@@ -35290,13 +34321,14 @@
         </w:rPr>
       </w:pPr>
       <w:bookmarkStart w:id="25" w:name="section-13"/>
-      <w:bookmarkStart w:id="26" w:name="_Toc243471553"/>
+      <w:bookmarkStart w:id="26" w:name="_Toc243506358"/>
       <w:r>
         <w:rPr>
           <w:rFonts w:ascii="Times New Roman" w:eastAsia="微软雅黑" w:hAnsi="Times New Roman" w:cs="Times New Roman"/>
           <w:color w:val="000000"/>
           <w:sz w:val="32"/>
         </w:rPr>
+        <w:lastRenderedPageBreak/>
         <w:t>Appendix B  Terms and Abbreviations</w:t>
       </w:r>
       <w:bookmarkEnd w:id="25"/>
@@ -35319,13 +34351,8 @@
         <w:gridCol w:w="5470"/>
       </w:tblGrid>
       <w:tr>
-        <w:tblPrEx>
-          <w:tblCellMar>
-            <w:top w:w="0" w:type="dxa"/>
-            <w:bottom w:w="0" w:type="dxa"/>
-          </w:tblCellMar>
-        </w:tblPrEx>
         <w:trPr>
+          <w:cantSplit/>
           <w:tblHeader/>
         </w:trPr>
         <w:tc>
@@ -35408,12 +34435,9 @@
         </w:tc>
       </w:tr>
       <w:tr>
-        <w:tblPrEx>
-          <w:tblCellMar>
-            <w:top w:w="0" w:type="dxa"/>
-            <w:bottom w:w="0" w:type="dxa"/>
-          </w:tblCellMar>
-        </w:tblPrEx>
+        <w:trPr>
+          <w:cantSplit/>
+        </w:trPr>
         <w:tc>
           <w:tcPr>
             <w:tcW w:w="2836" w:type="dxa"/>
@@ -35486,12 +34510,9 @@
         </w:tc>
       </w:tr>
       <w:tr>
-        <w:tblPrEx>
-          <w:tblCellMar>
-            <w:top w:w="0" w:type="dxa"/>
-            <w:bottom w:w="0" w:type="dxa"/>
-          </w:tblCellMar>
-        </w:tblPrEx>
+        <w:trPr>
+          <w:cantSplit/>
+        </w:trPr>
         <w:tc>
           <w:tcPr>
             <w:tcW w:w="2836" w:type="dxa"/>
@@ -35564,12 +34585,9 @@
         </w:tc>
       </w:tr>
       <w:tr>
-        <w:tblPrEx>
-          <w:tblCellMar>
-            <w:top w:w="0" w:type="dxa"/>
-            <w:bottom w:w="0" w:type="dxa"/>
-          </w:tblCellMar>
-        </w:tblPrEx>
+        <w:trPr>
+          <w:cantSplit/>
+        </w:trPr>
         <w:tc>
           <w:tcPr>
             <w:tcW w:w="2836" w:type="dxa"/>
@@ -35642,12 +34660,9 @@
         </w:tc>
       </w:tr>
       <w:tr>
-        <w:tblPrEx>
-          <w:tblCellMar>
-            <w:top w:w="0" w:type="dxa"/>
-            <w:bottom w:w="0" w:type="dxa"/>
-          </w:tblCellMar>
-        </w:tblPrEx>
+        <w:trPr>
+          <w:cantSplit/>
+        </w:trPr>
         <w:tc>
           <w:tcPr>
             <w:tcW w:w="2836" w:type="dxa"/>
@@ -35720,12 +34735,9 @@
         </w:tc>
       </w:tr>
       <w:tr>
-        <w:tblPrEx>
-          <w:tblCellMar>
-            <w:top w:w="0" w:type="dxa"/>
-            <w:bottom w:w="0" w:type="dxa"/>
-          </w:tblCellMar>
-        </w:tblPrEx>
+        <w:trPr>
+          <w:cantSplit/>
+        </w:trPr>
         <w:tc>
           <w:tcPr>
             <w:tcW w:w="2836" w:type="dxa"/>
@@ -35798,12 +34810,9 @@
         </w:tc>
       </w:tr>
       <w:tr>
-        <w:tblPrEx>
-          <w:tblCellMar>
-            <w:top w:w="0" w:type="dxa"/>
-            <w:bottom w:w="0" w:type="dxa"/>
-          </w:tblCellMar>
-        </w:tblPrEx>
+        <w:trPr>
+          <w:cantSplit/>
+        </w:trPr>
         <w:tc>
           <w:tcPr>
             <w:tcW w:w="2836" w:type="dxa"/>
@@ -35876,12 +34885,9 @@
         </w:tc>
       </w:tr>
       <w:tr>
-        <w:tblPrEx>
-          <w:tblCellMar>
-            <w:top w:w="0" w:type="dxa"/>
-            <w:bottom w:w="0" w:type="dxa"/>
-          </w:tblCellMar>
-        </w:tblPrEx>
+        <w:trPr>
+          <w:cantSplit/>
+        </w:trPr>
         <w:tc>
           <w:tcPr>
             <w:tcW w:w="2836" w:type="dxa"/>
@@ -35954,12 +34960,9 @@
         </w:tc>
       </w:tr>
       <w:tr>
-        <w:tblPrEx>
-          <w:tblCellMar>
-            <w:top w:w="0" w:type="dxa"/>
-            <w:bottom w:w="0" w:type="dxa"/>
-          </w:tblCellMar>
-        </w:tblPrEx>
+        <w:trPr>
+          <w:cantSplit/>
+        </w:trPr>
         <w:tc>
           <w:tcPr>
             <w:tcW w:w="2836" w:type="dxa"/>
@@ -36032,12 +35035,9 @@
         </w:tc>
       </w:tr>
       <w:tr>
-        <w:tblPrEx>
-          <w:tblCellMar>
-            <w:top w:w="0" w:type="dxa"/>
-            <w:bottom w:w="0" w:type="dxa"/>
-          </w:tblCellMar>
-        </w:tblPrEx>
+        <w:trPr>
+          <w:cantSplit/>
+        </w:trPr>
         <w:tc>
           <w:tcPr>
             <w:tcW w:w="2836" w:type="dxa"/>
